--- a/Fase 2/Evidencias Proyecto/Evidencias de documentación/Gestión/Estados de avance.docx
+++ b/Fase 2/Evidencias Proyecto/Evidencias de documentación/Gestión/Estados de avance.docx
@@ -288,7 +288,7 @@
           <w:lang w:val="es-ES"/>
         </w:rPr>
       </w:pPr>
-      <w:bookmarkStart w:id="0" w:name="_Toc244090488"/>
+      <w:bookmarkStart w:id="0" w:name="_Toc244092057"/>
       <w:r>
         <w:rPr>
           <w:rFonts w:eastAsia="Times New Roman"/>
@@ -358,7 +358,7 @@
         <w:rPr>
           <w:noProof/>
         </w:rPr>
-        <w:instrText xml:space="preserve"> PAGEREF _Toc244090488 \h </w:instrText>
+        <w:instrText xml:space="preserve"> PAGEREF _Toc244092057 \h </w:instrText>
       </w:r>
       <w:r>
         <w:rPr>
@@ -422,7 +422,7 @@
         <w:rPr>
           <w:noProof/>
         </w:rPr>
-        <w:instrText xml:space="preserve"> PAGEREF _Toc244090489 \h </w:instrText>
+        <w:instrText xml:space="preserve"> PAGEREF _Toc244092058 \h </w:instrText>
       </w:r>
       <w:r>
         <w:rPr>
@@ -486,7 +486,7 @@
         <w:rPr>
           <w:noProof/>
         </w:rPr>
-        <w:instrText xml:space="preserve"> PAGEREF _Toc244090490 \h </w:instrText>
+        <w:instrText xml:space="preserve"> PAGEREF _Toc244092059 \h </w:instrText>
       </w:r>
       <w:r>
         <w:rPr>
@@ -550,7 +550,7 @@
         <w:rPr>
           <w:noProof/>
         </w:rPr>
-        <w:instrText xml:space="preserve"> PAGEREF _Toc244090491 \h </w:instrText>
+        <w:instrText xml:space="preserve"> PAGEREF _Toc244092060 \h </w:instrText>
       </w:r>
       <w:r>
         <w:rPr>
@@ -614,7 +614,7 @@
         <w:rPr>
           <w:noProof/>
         </w:rPr>
-        <w:instrText xml:space="preserve"> PAGEREF _Toc244090492 \h </w:instrText>
+        <w:instrText xml:space="preserve"> PAGEREF _Toc244092061 \h </w:instrText>
       </w:r>
       <w:r>
         <w:rPr>
@@ -678,7 +678,7 @@
         <w:rPr>
           <w:noProof/>
         </w:rPr>
-        <w:instrText xml:space="preserve"> PAGEREF _Toc244090493 \h </w:instrText>
+        <w:instrText xml:space="preserve"> PAGEREF _Toc244092062 \h </w:instrText>
       </w:r>
       <w:r>
         <w:rPr>
@@ -742,7 +742,7 @@
         <w:rPr>
           <w:noProof/>
         </w:rPr>
-        <w:instrText xml:space="preserve"> PAGEREF _Toc244090494 \h </w:instrText>
+        <w:instrText xml:space="preserve"> PAGEREF _Toc244092063 \h </w:instrText>
       </w:r>
       <w:r>
         <w:rPr>
@@ -806,7 +806,7 @@
         <w:rPr>
           <w:noProof/>
         </w:rPr>
-        <w:instrText xml:space="preserve"> PAGEREF _Toc244090495 \h </w:instrText>
+        <w:instrText xml:space="preserve"> PAGEREF _Toc244092064 \h </w:instrText>
       </w:r>
       <w:r>
         <w:rPr>
@@ -870,7 +870,7 @@
         <w:rPr>
           <w:noProof/>
         </w:rPr>
-        <w:instrText xml:space="preserve"> PAGEREF _Toc244090496 \h </w:instrText>
+        <w:instrText xml:space="preserve"> PAGEREF _Toc244092065 \h </w:instrText>
       </w:r>
       <w:r>
         <w:rPr>
@@ -887,7 +887,7 @@
         <w:rPr>
           <w:noProof/>
         </w:rPr>
-        <w:t>5</w:t>
+        <w:t>6</w:t>
       </w:r>
       <w:r>
         <w:rPr>
@@ -934,7 +934,7 @@
         <w:rPr>
           <w:noProof/>
         </w:rPr>
-        <w:instrText xml:space="preserve"> PAGEREF _Toc244090497 \h </w:instrText>
+        <w:instrText xml:space="preserve"> PAGEREF _Toc244092066 \h </w:instrText>
       </w:r>
       <w:r>
         <w:rPr>
@@ -998,7 +998,7 @@
         <w:rPr>
           <w:noProof/>
         </w:rPr>
-        <w:instrText xml:space="preserve"> PAGEREF _Toc244090498 \h </w:instrText>
+        <w:instrText xml:space="preserve"> PAGEREF _Toc244092067 \h </w:instrText>
       </w:r>
       <w:r>
         <w:rPr>
@@ -1015,7 +1015,7 @@
         <w:rPr>
           <w:noProof/>
         </w:rPr>
-        <w:t>6</w:t>
+        <w:t>7</w:t>
       </w:r>
       <w:r>
         <w:rPr>
@@ -1062,7 +1062,7 @@
         <w:rPr>
           <w:noProof/>
         </w:rPr>
-        <w:instrText xml:space="preserve"> PAGEREF _Toc244090499 \h </w:instrText>
+        <w:instrText xml:space="preserve"> PAGEREF _Toc244092068 \h </w:instrText>
       </w:r>
       <w:r>
         <w:rPr>
@@ -1126,7 +1126,7 @@
         <w:rPr>
           <w:noProof/>
         </w:rPr>
-        <w:instrText xml:space="preserve"> PAGEREF _Toc244090500 \h </w:instrText>
+        <w:instrText xml:space="preserve"> PAGEREF _Toc244092069 \h </w:instrText>
       </w:r>
       <w:r>
         <w:rPr>
@@ -1143,7 +1143,7 @@
         <w:rPr>
           <w:noProof/>
         </w:rPr>
-        <w:t>7</w:t>
+        <w:t>8</w:t>
       </w:r>
       <w:r>
         <w:rPr>
@@ -1190,7 +1190,7 @@
         <w:rPr>
           <w:noProof/>
         </w:rPr>
-        <w:instrText xml:space="preserve"> PAGEREF _Toc244090501 \h </w:instrText>
+        <w:instrText xml:space="preserve"> PAGEREF _Toc244092070 \h </w:instrText>
       </w:r>
       <w:r>
         <w:rPr>
@@ -1254,7 +1254,7 @@
         <w:rPr>
           <w:noProof/>
         </w:rPr>
-        <w:instrText xml:space="preserve"> PAGEREF _Toc244090502 \h </w:instrText>
+        <w:instrText xml:space="preserve"> PAGEREF _Toc244092071 \h </w:instrText>
       </w:r>
       <w:r>
         <w:rPr>
@@ -1271,7 +1271,7 @@
         <w:rPr>
           <w:noProof/>
         </w:rPr>
-        <w:t>8</w:t>
+        <w:t>9</w:t>
       </w:r>
       <w:r>
         <w:rPr>
@@ -1318,7 +1318,7 @@
         <w:rPr>
           <w:noProof/>
         </w:rPr>
-        <w:instrText xml:space="preserve"> PAGEREF _Toc244090503 \h </w:instrText>
+        <w:instrText xml:space="preserve"> PAGEREF _Toc244092072 \h </w:instrText>
       </w:r>
       <w:r>
         <w:rPr>
@@ -1382,7 +1382,7 @@
         <w:rPr>
           <w:noProof/>
         </w:rPr>
-        <w:instrText xml:space="preserve"> PAGEREF _Toc244090504 \h </w:instrText>
+        <w:instrText xml:space="preserve"> PAGEREF _Toc244092073 \h </w:instrText>
       </w:r>
       <w:r>
         <w:rPr>
@@ -1399,7 +1399,7 @@
         <w:rPr>
           <w:noProof/>
         </w:rPr>
-        <w:t>9</w:t>
+        <w:t>10</w:t>
       </w:r>
       <w:r>
         <w:rPr>
@@ -1446,7 +1446,7 @@
         <w:rPr>
           <w:noProof/>
         </w:rPr>
-        <w:instrText xml:space="preserve"> PAGEREF _Toc244090505 \h </w:instrText>
+        <w:instrText xml:space="preserve"> PAGEREF _Toc244092074 \h </w:instrText>
       </w:r>
       <w:r>
         <w:rPr>
@@ -1506,7 +1506,7 @@
         </w:rPr>
         <w:br w:type="page"/>
       </w:r>
-      <w:bookmarkStart w:id="1" w:name="_Toc244090489"/>
+      <w:bookmarkStart w:id="1" w:name="_Toc244092058"/>
       <w:r>
         <w:rPr>
           <w:rFonts w:eastAsia="Times New Roman"/>
@@ -1530,31 +1530,7 @@
           <w:szCs w:val="22"/>
           <w:lang w:val="es-ES"/>
         </w:rPr>
-        <w:t xml:space="preserve">Registra la reunión de estado de cada semana (martes 14:30, 15 minutos). La semana 3 es la bitácora original, del 27-08-2026. Las semanas 1, 2 y 4 a 12 se reconstruyeron el 28 de octubre de 2026 a partir de evidencias: actas, carta Gantt, commits de los repositorios, publicaciones en Cloud Run, diarios de reflexión e informes. La fuente de cada una va al final de su tabla. Lo marcado </w:t>
-      </w:r>
-      <w:r>
-        <w:rPr>
-          <w:b/>
-          <w:bCs/>
-          <w:color w:val="9A3412"/>
-          <w:szCs w:val="22"/>
-          <w:lang w:val="es-ES"/>
-        </w:rPr>
-        <w:t>[confirmar]</w:t>
-      </w:r>
-      <w:r>
-        <w:rPr>
-          <w:szCs w:val="22"/>
-          <w:lang w:val="es-ES"/>
-        </w:rPr>
-        <w:t xml:space="preserve"> </w:t>
-      </w:r>
-      <w:r>
-        <w:rPr>
-          <w:szCs w:val="22"/>
-          <w:lang w:val="es-ES"/>
-        </w:rPr>
-        <w:t>debe completarlo el equipo (asistentes, bloqueos y firma). Las semanas 13 a 15 quedan para llenarse en su reunión.</w:t>
+        <w:t>Registra la reunión de estado de cada semana (martes 14:30, 15 minutos). La semana 3 es la bitácora original, del 27-08-2026. Las semanas 1, 2 y 4 a 12 se reconstruyeron el 28 de octubre de 2026 a partir de evidencias: actas, carta Gantt, commits de los repositorios, publicaciones en Cloud Run, diarios de reflexión e informes. La fuente de cada una va al final de su tabla. El equipo revisó y confirmó la reconstrucción el 28-10-2026. Las semanas 13 a 15 quedan para llenarse en su reunión.</w:t>
       </w:r>
     </w:p>
     <w:p>
@@ -1566,7 +1542,7 @@
           <w:lang w:val="es-ES"/>
         </w:rPr>
       </w:pPr>
-      <w:bookmarkStart w:id="2" w:name="_Toc244090490"/>
+      <w:bookmarkStart w:id="2" w:name="_Toc244092059"/>
       <w:r>
         <w:rPr>
           <w:rFonts w:eastAsia="Times New Roman"/>
@@ -1584,7 +1560,7 @@
           <w:lang w:val="es-ES"/>
         </w:rPr>
       </w:pPr>
-      <w:bookmarkStart w:id="3" w:name="_Toc244090491"/>
+      <w:bookmarkStart w:id="3" w:name="_Toc244092060"/>
       <w:r>
         <w:rPr>
           <w:rFonts w:eastAsia="Times New Roman"/>
@@ -1608,13 +1584,13 @@
         <w:tblLook w:val="04A0" w:firstRow="1" w:lastRow="0" w:firstColumn="1" w:lastColumn="0" w:noHBand="0" w:noVBand="1"/>
       </w:tblPr>
       <w:tblGrid>
-        <w:gridCol w:w="3296"/>
-        <w:gridCol w:w="6110"/>
+        <w:gridCol w:w="2639"/>
+        <w:gridCol w:w="6767"/>
       </w:tblGrid>
       <w:tr>
         <w:tc>
           <w:tcPr>
-            <w:tcW w:w="3296" w:type="dxa"/>
+            <w:tcW w:w="2639" w:type="dxa"/>
             <w:tcBorders>
               <w:top w:val="single" w:sz="6" w:space="0" w:color="9DB3C6"/>
               <w:left w:val="single" w:sz="6" w:space="0" w:color="9DB3C6"/>
@@ -1655,7 +1631,7 @@
         </w:tc>
         <w:tc>
           <w:tcPr>
-            <w:tcW w:w="6110" w:type="dxa"/>
+            <w:tcW w:w="6767" w:type="dxa"/>
             <w:tcBorders>
               <w:top w:val="single" w:sz="6" w:space="0" w:color="9DB3C6"/>
               <w:left w:val="single" w:sz="6" w:space="0" w:color="9DB3C6"/>
@@ -1693,7 +1669,7 @@
       <w:tr>
         <w:tc>
           <w:tcPr>
-            <w:tcW w:w="3296" w:type="dxa"/>
+            <w:tcW w:w="2639" w:type="dxa"/>
             <w:tcBorders>
               <w:top w:val="single" w:sz="6" w:space="0" w:color="9DB3C6"/>
               <w:left w:val="single" w:sz="6" w:space="0" w:color="9DB3C6"/>
@@ -1734,48 +1710,37 @@
         </w:tc>
         <w:tc>
           <w:tcPr>
-            <w:tcW w:w="6110" w:type="dxa"/>
-            <w:tcBorders>
-              <w:top w:val="single" w:sz="6" w:space="0" w:color="9DB3C6"/>
-              <w:left w:val="single" w:sz="6" w:space="0" w:color="9DB3C6"/>
-              <w:bottom w:val="single" w:sz="6" w:space="0" w:color="9DB3C6"/>
-              <w:right w:val="single" w:sz="6" w:space="0" w:color="9DB3C6"/>
-            </w:tcBorders>
-            <w:tcMar>
-              <w:top w:w="60" w:type="dxa"/>
-              <w:left w:w="100" w:type="dxa"/>
-              <w:bottom w:w="60" w:type="dxa"/>
-              <w:right w:w="100" w:type="dxa"/>
-            </w:tcMar>
-            <w:hideMark/>
-          </w:tcPr>
-          <w:p>
-            <w:pPr>
-              <w:spacing w:before="80" w:after="40" w:line="240" w:lineRule="auto"/>
-              <w:rPr>
-                <w:rFonts w:eastAsia="Times New Roman"/>
-                <w:sz w:val="19"/>
-                <w:szCs w:val="19"/>
-              </w:rPr>
-            </w:pPr>
-            <w:r>
-              <w:rPr>
-                <w:rFonts w:eastAsia="Times New Roman"/>
-                <w:sz w:val="19"/>
-                <w:szCs w:val="19"/>
-              </w:rPr>
-              <w:t xml:space="preserve">Martes de la semana 1 </w:t>
-            </w:r>
-            <w:r>
-              <w:rPr>
-                <w:rFonts w:eastAsia="Times New Roman"/>
-                <w:b/>
-                <w:bCs/>
-                <w:color w:val="9A3412"/>
-                <w:sz w:val="19"/>
-                <w:szCs w:val="19"/>
-              </w:rPr>
-              <w:t>[confirmar]</w:t>
+            <w:tcW w:w="6767" w:type="dxa"/>
+            <w:tcBorders>
+              <w:top w:val="single" w:sz="6" w:space="0" w:color="9DB3C6"/>
+              <w:left w:val="single" w:sz="6" w:space="0" w:color="9DB3C6"/>
+              <w:bottom w:val="single" w:sz="6" w:space="0" w:color="9DB3C6"/>
+              <w:right w:val="single" w:sz="6" w:space="0" w:color="9DB3C6"/>
+            </w:tcBorders>
+            <w:tcMar>
+              <w:top w:w="60" w:type="dxa"/>
+              <w:left w:w="100" w:type="dxa"/>
+              <w:bottom w:w="60" w:type="dxa"/>
+              <w:right w:w="100" w:type="dxa"/>
+            </w:tcMar>
+            <w:hideMark/>
+          </w:tcPr>
+          <w:p>
+            <w:pPr>
+              <w:spacing w:before="80" w:after="40" w:line="240" w:lineRule="auto"/>
+              <w:rPr>
+                <w:rFonts w:eastAsia="Times New Roman"/>
+                <w:sz w:val="19"/>
+                <w:szCs w:val="19"/>
+              </w:rPr>
+            </w:pPr>
+            <w:r>
+              <w:rPr>
+                <w:rFonts w:eastAsia="Times New Roman"/>
+                <w:sz w:val="19"/>
+                <w:szCs w:val="19"/>
+              </w:rPr>
+              <w:t>Martes 11-08-2026, 14:30</w:t>
             </w:r>
           </w:p>
         </w:tc>
@@ -1783,7 +1748,7 @@
       <w:tr>
         <w:tc>
           <w:tcPr>
-            <w:tcW w:w="3296" w:type="dxa"/>
+            <w:tcW w:w="2639" w:type="dxa"/>
             <w:tcBorders>
               <w:top w:val="single" w:sz="6" w:space="0" w:color="9DB3C6"/>
               <w:left w:val="single" w:sz="6" w:space="0" w:color="9DB3C6"/>
@@ -1824,40 +1789,37 @@
         </w:tc>
         <w:tc>
           <w:tcPr>
-            <w:tcW w:w="6110" w:type="dxa"/>
-            <w:tcBorders>
-              <w:top w:val="single" w:sz="6" w:space="0" w:color="9DB3C6"/>
-              <w:left w:val="single" w:sz="6" w:space="0" w:color="9DB3C6"/>
-              <w:bottom w:val="single" w:sz="6" w:space="0" w:color="9DB3C6"/>
-              <w:right w:val="single" w:sz="6" w:space="0" w:color="9DB3C6"/>
-            </w:tcBorders>
-            <w:tcMar>
-              <w:top w:w="60" w:type="dxa"/>
-              <w:left w:w="100" w:type="dxa"/>
-              <w:bottom w:w="60" w:type="dxa"/>
-              <w:right w:w="100" w:type="dxa"/>
-            </w:tcMar>
-            <w:hideMark/>
-          </w:tcPr>
-          <w:p>
-            <w:pPr>
-              <w:spacing w:before="80" w:after="40" w:line="240" w:lineRule="auto"/>
-              <w:rPr>
-                <w:rFonts w:eastAsia="Times New Roman"/>
-                <w:sz w:val="19"/>
-                <w:szCs w:val="19"/>
-              </w:rPr>
-            </w:pPr>
-            <w:r>
-              <w:rPr>
-                <w:rFonts w:eastAsia="Times New Roman"/>
-                <w:b/>
-                <w:bCs/>
-                <w:color w:val="9A3412"/>
-                <w:sz w:val="19"/>
-                <w:szCs w:val="19"/>
-              </w:rPr>
-              <w:t>[confirmar]</w:t>
+            <w:tcW w:w="6767" w:type="dxa"/>
+            <w:tcBorders>
+              <w:top w:val="single" w:sz="6" w:space="0" w:color="9DB3C6"/>
+              <w:left w:val="single" w:sz="6" w:space="0" w:color="9DB3C6"/>
+              <w:bottom w:val="single" w:sz="6" w:space="0" w:color="9DB3C6"/>
+              <w:right w:val="single" w:sz="6" w:space="0" w:color="9DB3C6"/>
+            </w:tcBorders>
+            <w:tcMar>
+              <w:top w:w="60" w:type="dxa"/>
+              <w:left w:w="100" w:type="dxa"/>
+              <w:bottom w:w="60" w:type="dxa"/>
+              <w:right w:w="100" w:type="dxa"/>
+            </w:tcMar>
+            <w:hideMark/>
+          </w:tcPr>
+          <w:p>
+            <w:pPr>
+              <w:spacing w:before="80" w:after="40" w:line="240" w:lineRule="auto"/>
+              <w:rPr>
+                <w:rFonts w:eastAsia="Times New Roman"/>
+                <w:sz w:val="19"/>
+                <w:szCs w:val="19"/>
+              </w:rPr>
+            </w:pPr>
+            <w:r>
+              <w:rPr>
+                <w:rFonts w:eastAsia="Times New Roman"/>
+                <w:sz w:val="19"/>
+                <w:szCs w:val="19"/>
+              </w:rPr>
+              <w:t>Paula Belman, Vicente Carrasco y Alexander Sepúlveda</w:t>
             </w:r>
           </w:p>
         </w:tc>
@@ -1865,7 +1827,7 @@
       <w:tr>
         <w:tc>
           <w:tcPr>
-            <w:tcW w:w="3296" w:type="dxa"/>
+            <w:tcW w:w="2639" w:type="dxa"/>
             <w:tcBorders>
               <w:top w:val="single" w:sz="6" w:space="0" w:color="9DB3C6"/>
               <w:left w:val="single" w:sz="6" w:space="0" w:color="9DB3C6"/>
@@ -1906,40 +1868,37 @@
         </w:tc>
         <w:tc>
           <w:tcPr>
-            <w:tcW w:w="6110" w:type="dxa"/>
-            <w:tcBorders>
-              <w:top w:val="single" w:sz="6" w:space="0" w:color="9DB3C6"/>
-              <w:left w:val="single" w:sz="6" w:space="0" w:color="9DB3C6"/>
-              <w:bottom w:val="single" w:sz="6" w:space="0" w:color="9DB3C6"/>
-              <w:right w:val="single" w:sz="6" w:space="0" w:color="9DB3C6"/>
-            </w:tcBorders>
-            <w:tcMar>
-              <w:top w:w="60" w:type="dxa"/>
-              <w:left w:w="100" w:type="dxa"/>
-              <w:bottom w:w="60" w:type="dxa"/>
-              <w:right w:w="100" w:type="dxa"/>
-            </w:tcMar>
-            <w:hideMark/>
-          </w:tcPr>
-          <w:p>
-            <w:pPr>
-              <w:spacing w:before="80" w:after="40" w:line="240" w:lineRule="auto"/>
-              <w:rPr>
-                <w:rFonts w:eastAsia="Times New Roman"/>
-                <w:sz w:val="19"/>
-                <w:szCs w:val="19"/>
-              </w:rPr>
-            </w:pPr>
-            <w:r>
-              <w:rPr>
-                <w:rFonts w:eastAsia="Times New Roman"/>
-                <w:b/>
-                <w:bCs/>
-                <w:color w:val="9A3412"/>
-                <w:sz w:val="19"/>
-                <w:szCs w:val="19"/>
-              </w:rPr>
-              <w:t>[confirmar]</w:t>
+            <w:tcW w:w="6767" w:type="dxa"/>
+            <w:tcBorders>
+              <w:top w:val="single" w:sz="6" w:space="0" w:color="9DB3C6"/>
+              <w:left w:val="single" w:sz="6" w:space="0" w:color="9DB3C6"/>
+              <w:bottom w:val="single" w:sz="6" w:space="0" w:color="9DB3C6"/>
+              <w:right w:val="single" w:sz="6" w:space="0" w:color="9DB3C6"/>
+            </w:tcBorders>
+            <w:tcMar>
+              <w:top w:w="60" w:type="dxa"/>
+              <w:left w:w="100" w:type="dxa"/>
+              <w:bottom w:w="60" w:type="dxa"/>
+              <w:right w:w="100" w:type="dxa"/>
+            </w:tcMar>
+            <w:hideMark/>
+          </w:tcPr>
+          <w:p>
+            <w:pPr>
+              <w:spacing w:before="80" w:after="40" w:line="240" w:lineRule="auto"/>
+              <w:rPr>
+                <w:rFonts w:eastAsia="Times New Roman"/>
+                <w:sz w:val="19"/>
+                <w:szCs w:val="19"/>
+              </w:rPr>
+            </w:pPr>
+            <w:r>
+              <w:rPr>
+                <w:rFonts w:eastAsia="Times New Roman"/>
+                <w:sz w:val="19"/>
+                <w:szCs w:val="19"/>
+              </w:rPr>
+              <w:t>Ninguno</w:t>
             </w:r>
           </w:p>
         </w:tc>
@@ -1947,7 +1906,7 @@
       <w:tr>
         <w:tc>
           <w:tcPr>
-            <w:tcW w:w="3296" w:type="dxa"/>
+            <w:tcW w:w="2639" w:type="dxa"/>
             <w:tcBorders>
               <w:top w:val="single" w:sz="6" w:space="0" w:color="9DB3C6"/>
               <w:left w:val="single" w:sz="6" w:space="0" w:color="9DB3C6"/>
@@ -1988,7 +1947,7 @@
         </w:tc>
         <w:tc>
           <w:tcPr>
-            <w:tcW w:w="6110" w:type="dxa"/>
+            <w:tcW w:w="6767" w:type="dxa"/>
             <w:tcBorders>
               <w:top w:val="single" w:sz="6" w:space="0" w:color="9DB3C6"/>
               <w:left w:val="single" w:sz="6" w:space="0" w:color="9DB3C6"/>
@@ -2026,7 +1985,7 @@
       <w:tr>
         <w:tc>
           <w:tcPr>
-            <w:tcW w:w="3296" w:type="dxa"/>
+            <w:tcW w:w="2639" w:type="dxa"/>
             <w:tcBorders>
               <w:top w:val="single" w:sz="6" w:space="0" w:color="9DB3C6"/>
               <w:left w:val="single" w:sz="6" w:space="0" w:color="9DB3C6"/>
@@ -2067,7 +2026,7 @@
         </w:tc>
         <w:tc>
           <w:tcPr>
-            <w:tcW w:w="6110" w:type="dxa"/>
+            <w:tcW w:w="6767" w:type="dxa"/>
             <w:tcBorders>
               <w:top w:val="single" w:sz="6" w:space="0" w:color="9DB3C6"/>
               <w:left w:val="single" w:sz="6" w:space="0" w:color="9DB3C6"/>
@@ -2105,7 +2064,7 @@
       <w:tr>
         <w:tc>
           <w:tcPr>
-            <w:tcW w:w="3296" w:type="dxa"/>
+            <w:tcW w:w="2639" w:type="dxa"/>
             <w:tcBorders>
               <w:top w:val="single" w:sz="6" w:space="0" w:color="9DB3C6"/>
               <w:left w:val="single" w:sz="6" w:space="0" w:color="9DB3C6"/>
@@ -2146,7 +2105,7 @@
         </w:tc>
         <w:tc>
           <w:tcPr>
-            <w:tcW w:w="6110" w:type="dxa"/>
+            <w:tcW w:w="6767" w:type="dxa"/>
             <w:tcBorders>
               <w:top w:val="single" w:sz="6" w:space="0" w:color="9DB3C6"/>
               <w:left w:val="single" w:sz="6" w:space="0" w:color="9DB3C6"/>
@@ -2184,7 +2143,7 @@
       <w:tr>
         <w:tc>
           <w:tcPr>
-            <w:tcW w:w="3296" w:type="dxa"/>
+            <w:tcW w:w="2639" w:type="dxa"/>
             <w:tcBorders>
               <w:top w:val="single" w:sz="6" w:space="0" w:color="9DB3C6"/>
               <w:left w:val="single" w:sz="6" w:space="0" w:color="9DB3C6"/>
@@ -2225,7 +2184,7 @@
         </w:tc>
         <w:tc>
           <w:tcPr>
-            <w:tcW w:w="6110" w:type="dxa"/>
+            <w:tcW w:w="6767" w:type="dxa"/>
             <w:tcBorders>
               <w:top w:val="single" w:sz="6" w:space="0" w:color="9DB3C6"/>
               <w:left w:val="single" w:sz="6" w:space="0" w:color="9DB3C6"/>
@@ -2263,7 +2222,7 @@
       <w:tr>
         <w:tc>
           <w:tcPr>
-            <w:tcW w:w="3296" w:type="dxa"/>
+            <w:tcW w:w="2639" w:type="dxa"/>
             <w:tcBorders>
               <w:top w:val="single" w:sz="6" w:space="0" w:color="9DB3C6"/>
               <w:left w:val="single" w:sz="6" w:space="0" w:color="9DB3C6"/>
@@ -2304,40 +2263,37 @@
         </w:tc>
         <w:tc>
           <w:tcPr>
-            <w:tcW w:w="6110" w:type="dxa"/>
-            <w:tcBorders>
-              <w:top w:val="single" w:sz="6" w:space="0" w:color="9DB3C6"/>
-              <w:left w:val="single" w:sz="6" w:space="0" w:color="9DB3C6"/>
-              <w:bottom w:val="single" w:sz="6" w:space="0" w:color="9DB3C6"/>
-              <w:right w:val="single" w:sz="6" w:space="0" w:color="9DB3C6"/>
-            </w:tcBorders>
-            <w:tcMar>
-              <w:top w:w="60" w:type="dxa"/>
-              <w:left w:w="100" w:type="dxa"/>
-              <w:bottom w:w="60" w:type="dxa"/>
-              <w:right w:w="100" w:type="dxa"/>
-            </w:tcMar>
-            <w:hideMark/>
-          </w:tcPr>
-          <w:p>
-            <w:pPr>
-              <w:spacing w:before="80" w:after="40" w:line="240" w:lineRule="auto"/>
-              <w:rPr>
-                <w:rFonts w:eastAsia="Times New Roman"/>
-                <w:sz w:val="19"/>
-                <w:szCs w:val="19"/>
-              </w:rPr>
-            </w:pPr>
-            <w:r>
-              <w:rPr>
-                <w:rFonts w:eastAsia="Times New Roman"/>
-                <w:b/>
-                <w:bCs/>
-                <w:color w:val="9A3412"/>
-                <w:sz w:val="19"/>
-                <w:szCs w:val="19"/>
-              </w:rPr>
-              <w:t>[confirmar]</w:t>
+            <w:tcW w:w="6767" w:type="dxa"/>
+            <w:tcBorders>
+              <w:top w:val="single" w:sz="6" w:space="0" w:color="9DB3C6"/>
+              <w:left w:val="single" w:sz="6" w:space="0" w:color="9DB3C6"/>
+              <w:bottom w:val="single" w:sz="6" w:space="0" w:color="9DB3C6"/>
+              <w:right w:val="single" w:sz="6" w:space="0" w:color="9DB3C6"/>
+            </w:tcBorders>
+            <w:tcMar>
+              <w:top w:w="60" w:type="dxa"/>
+              <w:left w:w="100" w:type="dxa"/>
+              <w:bottom w:w="60" w:type="dxa"/>
+              <w:right w:w="100" w:type="dxa"/>
+            </w:tcMar>
+            <w:hideMark/>
+          </w:tcPr>
+          <w:p>
+            <w:pPr>
+              <w:spacing w:before="80" w:after="40" w:line="240" w:lineRule="auto"/>
+              <w:rPr>
+                <w:rFonts w:eastAsia="Times New Roman"/>
+                <w:sz w:val="19"/>
+                <w:szCs w:val="19"/>
+              </w:rPr>
+            </w:pPr>
+            <w:r>
+              <w:rPr>
+                <w:rFonts w:eastAsia="Times New Roman"/>
+                <w:sz w:val="19"/>
+                <w:szCs w:val="19"/>
+              </w:rPr>
+              <w:t>Conforme: Paula Belman, Vicente Carrasco y Alexander Sepúlveda (28-10-2026)</w:t>
             </w:r>
           </w:p>
         </w:tc>
@@ -2345,7 +2301,7 @@
       <w:tr>
         <w:tc>
           <w:tcPr>
-            <w:tcW w:w="3296" w:type="dxa"/>
+            <w:tcW w:w="2639" w:type="dxa"/>
             <w:tcBorders>
               <w:top w:val="single" w:sz="6" w:space="0" w:color="9DB3C6"/>
               <w:left w:val="single" w:sz="6" w:space="0" w:color="9DB3C6"/>
@@ -2386,37 +2342,37 @@
         </w:tc>
         <w:tc>
           <w:tcPr>
-            <w:tcW w:w="6110" w:type="dxa"/>
-            <w:tcBorders>
-              <w:top w:val="single" w:sz="6" w:space="0" w:color="9DB3C6"/>
-              <w:left w:val="single" w:sz="6" w:space="0" w:color="9DB3C6"/>
-              <w:bottom w:val="single" w:sz="6" w:space="0" w:color="9DB3C6"/>
-              <w:right w:val="single" w:sz="6" w:space="0" w:color="9DB3C6"/>
-            </w:tcBorders>
-            <w:tcMar>
-              <w:top w:w="60" w:type="dxa"/>
-              <w:left w:w="100" w:type="dxa"/>
-              <w:bottom w:w="60" w:type="dxa"/>
-              <w:right w:w="100" w:type="dxa"/>
-            </w:tcMar>
-            <w:hideMark/>
-          </w:tcPr>
-          <w:p>
-            <w:pPr>
-              <w:spacing w:before="80" w:after="40" w:line="240" w:lineRule="auto"/>
-              <w:rPr>
-                <w:rFonts w:eastAsia="Times New Roman"/>
-                <w:sz w:val="19"/>
-                <w:szCs w:val="19"/>
-              </w:rPr>
-            </w:pPr>
-            <w:r>
-              <w:rPr>
-                <w:rFonts w:eastAsia="Times New Roman"/>
-                <w:sz w:val="19"/>
-                <w:szCs w:val="19"/>
-              </w:rPr>
-              <w:t>Reconstruida el 28 de octubre de 2026. Commits del 11-08.</w:t>
+            <w:tcW w:w="6767" w:type="dxa"/>
+            <w:tcBorders>
+              <w:top w:val="single" w:sz="6" w:space="0" w:color="9DB3C6"/>
+              <w:left w:val="single" w:sz="6" w:space="0" w:color="9DB3C6"/>
+              <w:bottom w:val="single" w:sz="6" w:space="0" w:color="9DB3C6"/>
+              <w:right w:val="single" w:sz="6" w:space="0" w:color="9DB3C6"/>
+            </w:tcBorders>
+            <w:tcMar>
+              <w:top w:w="60" w:type="dxa"/>
+              <w:left w:w="100" w:type="dxa"/>
+              <w:bottom w:w="60" w:type="dxa"/>
+              <w:right w:w="100" w:type="dxa"/>
+            </w:tcMar>
+            <w:hideMark/>
+          </w:tcPr>
+          <w:p>
+            <w:pPr>
+              <w:spacing w:before="80" w:after="40" w:line="240" w:lineRule="auto"/>
+              <w:rPr>
+                <w:rFonts w:eastAsia="Times New Roman"/>
+                <w:sz w:val="19"/>
+                <w:szCs w:val="19"/>
+              </w:rPr>
+            </w:pPr>
+            <w:r>
+              <w:rPr>
+                <w:rFonts w:eastAsia="Times New Roman"/>
+                <w:sz w:val="19"/>
+                <w:szCs w:val="19"/>
+              </w:rPr>
+              <w:t>Reconstruida el 28 de octubre de 2026 y confirmada por el equipo. Commits del 11-08.</w:t>
             </w:r>
           </w:p>
         </w:tc>
@@ -2431,7 +2387,7 @@
           <w:lang w:val="es-ES"/>
         </w:rPr>
       </w:pPr>
-      <w:bookmarkStart w:id="4" w:name="_Toc244090492"/>
+      <w:bookmarkStart w:id="4" w:name="_Toc244092061"/>
       <w:r>
         <w:rPr>
           <w:rFonts w:eastAsia="Times New Roman"/>
@@ -2455,13 +2411,13 @@
         <w:tblLook w:val="04A0" w:firstRow="1" w:lastRow="0" w:firstColumn="1" w:lastColumn="0" w:noHBand="0" w:noVBand="1"/>
       </w:tblPr>
       <w:tblGrid>
-        <w:gridCol w:w="2405"/>
-        <w:gridCol w:w="7001"/>
+        <w:gridCol w:w="2153"/>
+        <w:gridCol w:w="7253"/>
       </w:tblGrid>
       <w:tr>
         <w:tc>
           <w:tcPr>
-            <w:tcW w:w="2405" w:type="dxa"/>
+            <w:tcW w:w="2153" w:type="dxa"/>
             <w:tcBorders>
               <w:top w:val="single" w:sz="6" w:space="0" w:color="9DB3C6"/>
               <w:left w:val="single" w:sz="6" w:space="0" w:color="9DB3C6"/>
@@ -2502,7 +2458,7 @@
         </w:tc>
         <w:tc>
           <w:tcPr>
-            <w:tcW w:w="7001" w:type="dxa"/>
+            <w:tcW w:w="7253" w:type="dxa"/>
             <w:tcBorders>
               <w:top w:val="single" w:sz="6" w:space="0" w:color="9DB3C6"/>
               <w:left w:val="single" w:sz="6" w:space="0" w:color="9DB3C6"/>
@@ -2540,7 +2496,7 @@
       <w:tr>
         <w:tc>
           <w:tcPr>
-            <w:tcW w:w="2405" w:type="dxa"/>
+            <w:tcW w:w="2153" w:type="dxa"/>
             <w:tcBorders>
               <w:top w:val="single" w:sz="6" w:space="0" w:color="9DB3C6"/>
               <w:left w:val="single" w:sz="6" w:space="0" w:color="9DB3C6"/>
@@ -2581,48 +2537,37 @@
         </w:tc>
         <w:tc>
           <w:tcPr>
-            <w:tcW w:w="7001" w:type="dxa"/>
-            <w:tcBorders>
-              <w:top w:val="single" w:sz="6" w:space="0" w:color="9DB3C6"/>
-              <w:left w:val="single" w:sz="6" w:space="0" w:color="9DB3C6"/>
-              <w:bottom w:val="single" w:sz="6" w:space="0" w:color="9DB3C6"/>
-              <w:right w:val="single" w:sz="6" w:space="0" w:color="9DB3C6"/>
-            </w:tcBorders>
-            <w:tcMar>
-              <w:top w:w="60" w:type="dxa"/>
-              <w:left w:w="100" w:type="dxa"/>
-              <w:bottom w:w="60" w:type="dxa"/>
-              <w:right w:w="100" w:type="dxa"/>
-            </w:tcMar>
-            <w:hideMark/>
-          </w:tcPr>
-          <w:p>
-            <w:pPr>
-              <w:spacing w:before="80" w:after="40" w:line="240" w:lineRule="auto"/>
-              <w:rPr>
-                <w:rFonts w:eastAsia="Times New Roman"/>
-                <w:sz w:val="19"/>
-                <w:szCs w:val="19"/>
-              </w:rPr>
-            </w:pPr>
-            <w:r>
-              <w:rPr>
-                <w:rFonts w:eastAsia="Times New Roman"/>
-                <w:sz w:val="19"/>
-                <w:szCs w:val="19"/>
-              </w:rPr>
-              <w:t xml:space="preserve">Martes de la semana 2 </w:t>
-            </w:r>
-            <w:r>
-              <w:rPr>
-                <w:rFonts w:eastAsia="Times New Roman"/>
-                <w:b/>
-                <w:bCs/>
-                <w:color w:val="9A3412"/>
-                <w:sz w:val="19"/>
-                <w:szCs w:val="19"/>
-              </w:rPr>
-              <w:t>[confirmar]</w:t>
+            <w:tcW w:w="7253" w:type="dxa"/>
+            <w:tcBorders>
+              <w:top w:val="single" w:sz="6" w:space="0" w:color="9DB3C6"/>
+              <w:left w:val="single" w:sz="6" w:space="0" w:color="9DB3C6"/>
+              <w:bottom w:val="single" w:sz="6" w:space="0" w:color="9DB3C6"/>
+              <w:right w:val="single" w:sz="6" w:space="0" w:color="9DB3C6"/>
+            </w:tcBorders>
+            <w:tcMar>
+              <w:top w:w="60" w:type="dxa"/>
+              <w:left w:w="100" w:type="dxa"/>
+              <w:bottom w:w="60" w:type="dxa"/>
+              <w:right w:w="100" w:type="dxa"/>
+            </w:tcMar>
+            <w:hideMark/>
+          </w:tcPr>
+          <w:p>
+            <w:pPr>
+              <w:spacing w:before="80" w:after="40" w:line="240" w:lineRule="auto"/>
+              <w:rPr>
+                <w:rFonts w:eastAsia="Times New Roman"/>
+                <w:sz w:val="19"/>
+                <w:szCs w:val="19"/>
+              </w:rPr>
+            </w:pPr>
+            <w:r>
+              <w:rPr>
+                <w:rFonts w:eastAsia="Times New Roman"/>
+                <w:sz w:val="19"/>
+                <w:szCs w:val="19"/>
+              </w:rPr>
+              <w:t>Martes 18-08-2026, 14:30</w:t>
             </w:r>
           </w:p>
         </w:tc>
@@ -2630,7 +2575,7 @@
       <w:tr>
         <w:tc>
           <w:tcPr>
-            <w:tcW w:w="2405" w:type="dxa"/>
+            <w:tcW w:w="2153" w:type="dxa"/>
             <w:tcBorders>
               <w:top w:val="single" w:sz="6" w:space="0" w:color="9DB3C6"/>
               <w:left w:val="single" w:sz="6" w:space="0" w:color="9DB3C6"/>
@@ -2671,40 +2616,37 @@
         </w:tc>
         <w:tc>
           <w:tcPr>
-            <w:tcW w:w="7001" w:type="dxa"/>
-            <w:tcBorders>
-              <w:top w:val="single" w:sz="6" w:space="0" w:color="9DB3C6"/>
-              <w:left w:val="single" w:sz="6" w:space="0" w:color="9DB3C6"/>
-              <w:bottom w:val="single" w:sz="6" w:space="0" w:color="9DB3C6"/>
-              <w:right w:val="single" w:sz="6" w:space="0" w:color="9DB3C6"/>
-            </w:tcBorders>
-            <w:tcMar>
-              <w:top w:w="60" w:type="dxa"/>
-              <w:left w:w="100" w:type="dxa"/>
-              <w:bottom w:w="60" w:type="dxa"/>
-              <w:right w:w="100" w:type="dxa"/>
-            </w:tcMar>
-            <w:hideMark/>
-          </w:tcPr>
-          <w:p>
-            <w:pPr>
-              <w:spacing w:before="80" w:after="40" w:line="240" w:lineRule="auto"/>
-              <w:rPr>
-                <w:rFonts w:eastAsia="Times New Roman"/>
-                <w:sz w:val="19"/>
-                <w:szCs w:val="19"/>
-              </w:rPr>
-            </w:pPr>
-            <w:r>
-              <w:rPr>
-                <w:rFonts w:eastAsia="Times New Roman"/>
-                <w:b/>
-                <w:bCs/>
-                <w:color w:val="9A3412"/>
-                <w:sz w:val="19"/>
-                <w:szCs w:val="19"/>
-              </w:rPr>
-              <w:t>[confirmar]</w:t>
+            <w:tcW w:w="7253" w:type="dxa"/>
+            <w:tcBorders>
+              <w:top w:val="single" w:sz="6" w:space="0" w:color="9DB3C6"/>
+              <w:left w:val="single" w:sz="6" w:space="0" w:color="9DB3C6"/>
+              <w:bottom w:val="single" w:sz="6" w:space="0" w:color="9DB3C6"/>
+              <w:right w:val="single" w:sz="6" w:space="0" w:color="9DB3C6"/>
+            </w:tcBorders>
+            <w:tcMar>
+              <w:top w:w="60" w:type="dxa"/>
+              <w:left w:w="100" w:type="dxa"/>
+              <w:bottom w:w="60" w:type="dxa"/>
+              <w:right w:w="100" w:type="dxa"/>
+            </w:tcMar>
+            <w:hideMark/>
+          </w:tcPr>
+          <w:p>
+            <w:pPr>
+              <w:spacing w:before="80" w:after="40" w:line="240" w:lineRule="auto"/>
+              <w:rPr>
+                <w:rFonts w:eastAsia="Times New Roman"/>
+                <w:sz w:val="19"/>
+                <w:szCs w:val="19"/>
+              </w:rPr>
+            </w:pPr>
+            <w:r>
+              <w:rPr>
+                <w:rFonts w:eastAsia="Times New Roman"/>
+                <w:sz w:val="19"/>
+                <w:szCs w:val="19"/>
+              </w:rPr>
+              <w:t>Paula Belman, Vicente Carrasco y Alexander Sepúlveda</w:t>
             </w:r>
           </w:p>
         </w:tc>
@@ -2712,7 +2654,7 @@
       <w:tr>
         <w:tc>
           <w:tcPr>
-            <w:tcW w:w="2405" w:type="dxa"/>
+            <w:tcW w:w="2153" w:type="dxa"/>
             <w:tcBorders>
               <w:top w:val="single" w:sz="6" w:space="0" w:color="9DB3C6"/>
               <w:left w:val="single" w:sz="6" w:space="0" w:color="9DB3C6"/>
@@ -2753,40 +2695,37 @@
         </w:tc>
         <w:tc>
           <w:tcPr>
-            <w:tcW w:w="7001" w:type="dxa"/>
-            <w:tcBorders>
-              <w:top w:val="single" w:sz="6" w:space="0" w:color="9DB3C6"/>
-              <w:left w:val="single" w:sz="6" w:space="0" w:color="9DB3C6"/>
-              <w:bottom w:val="single" w:sz="6" w:space="0" w:color="9DB3C6"/>
-              <w:right w:val="single" w:sz="6" w:space="0" w:color="9DB3C6"/>
-            </w:tcBorders>
-            <w:tcMar>
-              <w:top w:w="60" w:type="dxa"/>
-              <w:left w:w="100" w:type="dxa"/>
-              <w:bottom w:w="60" w:type="dxa"/>
-              <w:right w:w="100" w:type="dxa"/>
-            </w:tcMar>
-            <w:hideMark/>
-          </w:tcPr>
-          <w:p>
-            <w:pPr>
-              <w:spacing w:before="80" w:after="40" w:line="240" w:lineRule="auto"/>
-              <w:rPr>
-                <w:rFonts w:eastAsia="Times New Roman"/>
-                <w:sz w:val="19"/>
-                <w:szCs w:val="19"/>
-              </w:rPr>
-            </w:pPr>
-            <w:r>
-              <w:rPr>
-                <w:rFonts w:eastAsia="Times New Roman"/>
-                <w:b/>
-                <w:bCs/>
-                <w:color w:val="9A3412"/>
-                <w:sz w:val="19"/>
-                <w:szCs w:val="19"/>
-              </w:rPr>
-              <w:t>[confirmar]</w:t>
+            <w:tcW w:w="7253" w:type="dxa"/>
+            <w:tcBorders>
+              <w:top w:val="single" w:sz="6" w:space="0" w:color="9DB3C6"/>
+              <w:left w:val="single" w:sz="6" w:space="0" w:color="9DB3C6"/>
+              <w:bottom w:val="single" w:sz="6" w:space="0" w:color="9DB3C6"/>
+              <w:right w:val="single" w:sz="6" w:space="0" w:color="9DB3C6"/>
+            </w:tcBorders>
+            <w:tcMar>
+              <w:top w:w="60" w:type="dxa"/>
+              <w:left w:w="100" w:type="dxa"/>
+              <w:bottom w:w="60" w:type="dxa"/>
+              <w:right w:w="100" w:type="dxa"/>
+            </w:tcMar>
+            <w:hideMark/>
+          </w:tcPr>
+          <w:p>
+            <w:pPr>
+              <w:spacing w:before="80" w:after="40" w:line="240" w:lineRule="auto"/>
+              <w:rPr>
+                <w:rFonts w:eastAsia="Times New Roman"/>
+                <w:sz w:val="19"/>
+                <w:szCs w:val="19"/>
+              </w:rPr>
+            </w:pPr>
+            <w:r>
+              <w:rPr>
+                <w:rFonts w:eastAsia="Times New Roman"/>
+                <w:sz w:val="19"/>
+                <w:szCs w:val="19"/>
+              </w:rPr>
+              <w:t>Ninguno</w:t>
             </w:r>
           </w:p>
         </w:tc>
@@ -2794,7 +2733,7 @@
       <w:tr>
         <w:tc>
           <w:tcPr>
-            <w:tcW w:w="2405" w:type="dxa"/>
+            <w:tcW w:w="2153" w:type="dxa"/>
             <w:tcBorders>
               <w:top w:val="single" w:sz="6" w:space="0" w:color="9DB3C6"/>
               <w:left w:val="single" w:sz="6" w:space="0" w:color="9DB3C6"/>
@@ -2829,13 +2768,14 @@
                 <w:sz w:val="19"/>
                 <w:szCs w:val="19"/>
               </w:rPr>
+              <w:lastRenderedPageBreak/>
               <w:t>1. Avances del período</w:t>
             </w:r>
           </w:p>
         </w:tc>
         <w:tc>
           <w:tcPr>
-            <w:tcW w:w="7001" w:type="dxa"/>
+            <w:tcW w:w="7253" w:type="dxa"/>
             <w:tcBorders>
               <w:top w:val="single" w:sz="6" w:space="0" w:color="9DB3C6"/>
               <w:left w:val="single" w:sz="6" w:space="0" w:color="9DB3C6"/>
@@ -2873,7 +2813,7 @@
       <w:tr>
         <w:tc>
           <w:tcPr>
-            <w:tcW w:w="2405" w:type="dxa"/>
+            <w:tcW w:w="2153" w:type="dxa"/>
             <w:tcBorders>
               <w:top w:val="single" w:sz="6" w:space="0" w:color="9DB3C6"/>
               <w:left w:val="single" w:sz="6" w:space="0" w:color="9DB3C6"/>
@@ -2908,14 +2848,13 @@
                 <w:sz w:val="19"/>
                 <w:szCs w:val="19"/>
               </w:rPr>
-              <w:lastRenderedPageBreak/>
               <w:t>2. Tareas retrasadas o pendientes</w:t>
             </w:r>
           </w:p>
         </w:tc>
         <w:tc>
           <w:tcPr>
-            <w:tcW w:w="7001" w:type="dxa"/>
+            <w:tcW w:w="7253" w:type="dxa"/>
             <w:tcBorders>
               <w:top w:val="single" w:sz="6" w:space="0" w:color="9DB3C6"/>
               <w:left w:val="single" w:sz="6" w:space="0" w:color="9DB3C6"/>
@@ -2953,7 +2892,7 @@
       <w:tr>
         <w:tc>
           <w:tcPr>
-            <w:tcW w:w="2405" w:type="dxa"/>
+            <w:tcW w:w="2153" w:type="dxa"/>
             <w:tcBorders>
               <w:top w:val="single" w:sz="6" w:space="0" w:color="9DB3C6"/>
               <w:left w:val="single" w:sz="6" w:space="0" w:color="9DB3C6"/>
@@ -2994,7 +2933,7 @@
         </w:tc>
         <w:tc>
           <w:tcPr>
-            <w:tcW w:w="7001" w:type="dxa"/>
+            <w:tcW w:w="7253" w:type="dxa"/>
             <w:tcBorders>
               <w:top w:val="single" w:sz="6" w:space="0" w:color="9DB3C6"/>
               <w:left w:val="single" w:sz="6" w:space="0" w:color="9DB3C6"/>
@@ -3032,7 +2971,7 @@
       <w:tr>
         <w:tc>
           <w:tcPr>
-            <w:tcW w:w="2405" w:type="dxa"/>
+            <w:tcW w:w="2153" w:type="dxa"/>
             <w:tcBorders>
               <w:top w:val="single" w:sz="6" w:space="0" w:color="9DB3C6"/>
               <w:left w:val="single" w:sz="6" w:space="0" w:color="9DB3C6"/>
@@ -3073,7 +3012,7 @@
         </w:tc>
         <w:tc>
           <w:tcPr>
-            <w:tcW w:w="7001" w:type="dxa"/>
+            <w:tcW w:w="7253" w:type="dxa"/>
             <w:tcBorders>
               <w:top w:val="single" w:sz="6" w:space="0" w:color="9DB3C6"/>
               <w:left w:val="single" w:sz="6" w:space="0" w:color="9DB3C6"/>
@@ -3111,7 +3050,7 @@
       <w:tr>
         <w:tc>
           <w:tcPr>
-            <w:tcW w:w="2405" w:type="dxa"/>
+            <w:tcW w:w="2153" w:type="dxa"/>
             <w:tcBorders>
               <w:top w:val="single" w:sz="6" w:space="0" w:color="9DB3C6"/>
               <w:left w:val="single" w:sz="6" w:space="0" w:color="9DB3C6"/>
@@ -3152,40 +3091,37 @@
         </w:tc>
         <w:tc>
           <w:tcPr>
-            <w:tcW w:w="7001" w:type="dxa"/>
-            <w:tcBorders>
-              <w:top w:val="single" w:sz="6" w:space="0" w:color="9DB3C6"/>
-              <w:left w:val="single" w:sz="6" w:space="0" w:color="9DB3C6"/>
-              <w:bottom w:val="single" w:sz="6" w:space="0" w:color="9DB3C6"/>
-              <w:right w:val="single" w:sz="6" w:space="0" w:color="9DB3C6"/>
-            </w:tcBorders>
-            <w:tcMar>
-              <w:top w:w="60" w:type="dxa"/>
-              <w:left w:w="100" w:type="dxa"/>
-              <w:bottom w:w="60" w:type="dxa"/>
-              <w:right w:w="100" w:type="dxa"/>
-            </w:tcMar>
-            <w:hideMark/>
-          </w:tcPr>
-          <w:p>
-            <w:pPr>
-              <w:spacing w:before="80" w:after="40" w:line="240" w:lineRule="auto"/>
-              <w:rPr>
-                <w:rFonts w:eastAsia="Times New Roman"/>
-                <w:sz w:val="19"/>
-                <w:szCs w:val="19"/>
-              </w:rPr>
-            </w:pPr>
-            <w:r>
-              <w:rPr>
-                <w:rFonts w:eastAsia="Times New Roman"/>
-                <w:b/>
-                <w:bCs/>
-                <w:color w:val="9A3412"/>
-                <w:sz w:val="19"/>
-                <w:szCs w:val="19"/>
-              </w:rPr>
-              <w:t>[confirmar]</w:t>
+            <w:tcW w:w="7253" w:type="dxa"/>
+            <w:tcBorders>
+              <w:top w:val="single" w:sz="6" w:space="0" w:color="9DB3C6"/>
+              <w:left w:val="single" w:sz="6" w:space="0" w:color="9DB3C6"/>
+              <w:bottom w:val="single" w:sz="6" w:space="0" w:color="9DB3C6"/>
+              <w:right w:val="single" w:sz="6" w:space="0" w:color="9DB3C6"/>
+            </w:tcBorders>
+            <w:tcMar>
+              <w:top w:w="60" w:type="dxa"/>
+              <w:left w:w="100" w:type="dxa"/>
+              <w:bottom w:w="60" w:type="dxa"/>
+              <w:right w:w="100" w:type="dxa"/>
+            </w:tcMar>
+            <w:hideMark/>
+          </w:tcPr>
+          <w:p>
+            <w:pPr>
+              <w:spacing w:before="80" w:after="40" w:line="240" w:lineRule="auto"/>
+              <w:rPr>
+                <w:rFonts w:eastAsia="Times New Roman"/>
+                <w:sz w:val="19"/>
+                <w:szCs w:val="19"/>
+              </w:rPr>
+            </w:pPr>
+            <w:r>
+              <w:rPr>
+                <w:rFonts w:eastAsia="Times New Roman"/>
+                <w:sz w:val="19"/>
+                <w:szCs w:val="19"/>
+              </w:rPr>
+              <w:t>Conforme: Paula Belman, Vicente Carrasco y Alexander Sepúlveda (28-10-2026)</w:t>
             </w:r>
           </w:p>
         </w:tc>
@@ -3193,7 +3129,7 @@
       <w:tr>
         <w:tc>
           <w:tcPr>
-            <w:tcW w:w="2405" w:type="dxa"/>
+            <w:tcW w:w="2153" w:type="dxa"/>
             <w:tcBorders>
               <w:top w:val="single" w:sz="6" w:space="0" w:color="9DB3C6"/>
               <w:left w:val="single" w:sz="6" w:space="0" w:color="9DB3C6"/>
@@ -3234,37 +3170,37 @@
         </w:tc>
         <w:tc>
           <w:tcPr>
-            <w:tcW w:w="7001" w:type="dxa"/>
-            <w:tcBorders>
-              <w:top w:val="single" w:sz="6" w:space="0" w:color="9DB3C6"/>
-              <w:left w:val="single" w:sz="6" w:space="0" w:color="9DB3C6"/>
-              <w:bottom w:val="single" w:sz="6" w:space="0" w:color="9DB3C6"/>
-              <w:right w:val="single" w:sz="6" w:space="0" w:color="9DB3C6"/>
-            </w:tcBorders>
-            <w:tcMar>
-              <w:top w:w="60" w:type="dxa"/>
-              <w:left w:w="100" w:type="dxa"/>
-              <w:bottom w:w="60" w:type="dxa"/>
-              <w:right w:w="100" w:type="dxa"/>
-            </w:tcMar>
-            <w:hideMark/>
-          </w:tcPr>
-          <w:p>
-            <w:pPr>
-              <w:spacing w:before="80" w:after="40" w:line="240" w:lineRule="auto"/>
-              <w:rPr>
-                <w:rFonts w:eastAsia="Times New Roman"/>
-                <w:sz w:val="19"/>
-                <w:szCs w:val="19"/>
-              </w:rPr>
-            </w:pPr>
-            <w:r>
-              <w:rPr>
-                <w:rFonts w:eastAsia="Times New Roman"/>
-                <w:sz w:val="19"/>
-                <w:szCs w:val="19"/>
-              </w:rPr>
-              <w:t>Reconstruida el 28 de octubre de 2026. Acta kick off; carta Gantt.</w:t>
+            <w:tcW w:w="7253" w:type="dxa"/>
+            <w:tcBorders>
+              <w:top w:val="single" w:sz="6" w:space="0" w:color="9DB3C6"/>
+              <w:left w:val="single" w:sz="6" w:space="0" w:color="9DB3C6"/>
+              <w:bottom w:val="single" w:sz="6" w:space="0" w:color="9DB3C6"/>
+              <w:right w:val="single" w:sz="6" w:space="0" w:color="9DB3C6"/>
+            </w:tcBorders>
+            <w:tcMar>
+              <w:top w:w="60" w:type="dxa"/>
+              <w:left w:w="100" w:type="dxa"/>
+              <w:bottom w:w="60" w:type="dxa"/>
+              <w:right w:w="100" w:type="dxa"/>
+            </w:tcMar>
+            <w:hideMark/>
+          </w:tcPr>
+          <w:p>
+            <w:pPr>
+              <w:spacing w:before="80" w:after="40" w:line="240" w:lineRule="auto"/>
+              <w:rPr>
+                <w:rFonts w:eastAsia="Times New Roman"/>
+                <w:sz w:val="19"/>
+                <w:szCs w:val="19"/>
+              </w:rPr>
+            </w:pPr>
+            <w:r>
+              <w:rPr>
+                <w:rFonts w:eastAsia="Times New Roman"/>
+                <w:sz w:val="19"/>
+                <w:szCs w:val="19"/>
+              </w:rPr>
+              <w:t>Reconstruida el 28 de octubre de 2026 y confirmada por el equipo. Acta kick off; carta Gantt.</w:t>
             </w:r>
           </w:p>
         </w:tc>
@@ -3279,7 +3215,7 @@
           <w:lang w:val="es-ES"/>
         </w:rPr>
       </w:pPr>
-      <w:bookmarkStart w:id="5" w:name="_Toc244090493"/>
+      <w:bookmarkStart w:id="5" w:name="_Toc244092062"/>
       <w:r>
         <w:rPr>
           <w:rFonts w:eastAsia="Times New Roman"/>
@@ -3303,13 +3239,13 @@
         <w:tblLook w:val="04A0" w:firstRow="1" w:lastRow="0" w:firstColumn="1" w:lastColumn="0" w:noHBand="0" w:noVBand="1"/>
       </w:tblPr>
       <w:tblGrid>
-        <w:gridCol w:w="2633"/>
-        <w:gridCol w:w="6773"/>
+        <w:gridCol w:w="2396"/>
+        <w:gridCol w:w="7010"/>
       </w:tblGrid>
       <w:tr>
         <w:tc>
           <w:tcPr>
-            <w:tcW w:w="2633" w:type="dxa"/>
+            <w:tcW w:w="2396" w:type="dxa"/>
             <w:tcBorders>
               <w:top w:val="single" w:sz="6" w:space="0" w:color="9DB3C6"/>
               <w:left w:val="single" w:sz="6" w:space="0" w:color="9DB3C6"/>
@@ -3350,7 +3286,7 @@
         </w:tc>
         <w:tc>
           <w:tcPr>
-            <w:tcW w:w="6773" w:type="dxa"/>
+            <w:tcW w:w="7010" w:type="dxa"/>
             <w:tcBorders>
               <w:top w:val="single" w:sz="6" w:space="0" w:color="9DB3C6"/>
               <w:left w:val="single" w:sz="6" w:space="0" w:color="9DB3C6"/>
@@ -3388,7 +3324,7 @@
       <w:tr>
         <w:tc>
           <w:tcPr>
-            <w:tcW w:w="2633" w:type="dxa"/>
+            <w:tcW w:w="2396" w:type="dxa"/>
             <w:tcBorders>
               <w:top w:val="single" w:sz="6" w:space="0" w:color="9DB3C6"/>
               <w:left w:val="single" w:sz="6" w:space="0" w:color="9DB3C6"/>
@@ -3429,7 +3365,7 @@
         </w:tc>
         <w:tc>
           <w:tcPr>
-            <w:tcW w:w="6773" w:type="dxa"/>
+            <w:tcW w:w="7010" w:type="dxa"/>
             <w:tcBorders>
               <w:top w:val="single" w:sz="6" w:space="0" w:color="9DB3C6"/>
               <w:left w:val="single" w:sz="6" w:space="0" w:color="9DB3C6"/>
@@ -3467,7 +3403,7 @@
       <w:tr>
         <w:tc>
           <w:tcPr>
-            <w:tcW w:w="2633" w:type="dxa"/>
+            <w:tcW w:w="2396" w:type="dxa"/>
             <w:tcBorders>
               <w:top w:val="single" w:sz="6" w:space="0" w:color="9DB3C6"/>
               <w:left w:val="single" w:sz="6" w:space="0" w:color="9DB3C6"/>
@@ -3508,7 +3444,7 @@
         </w:tc>
         <w:tc>
           <w:tcPr>
-            <w:tcW w:w="6773" w:type="dxa"/>
+            <w:tcW w:w="7010" w:type="dxa"/>
             <w:tcBorders>
               <w:top w:val="single" w:sz="6" w:space="0" w:color="9DB3C6"/>
               <w:left w:val="single" w:sz="6" w:space="0" w:color="9DB3C6"/>
@@ -3546,7 +3482,7 @@
       <w:tr>
         <w:tc>
           <w:tcPr>
-            <w:tcW w:w="2633" w:type="dxa"/>
+            <w:tcW w:w="2396" w:type="dxa"/>
             <w:tcBorders>
               <w:top w:val="single" w:sz="6" w:space="0" w:color="9DB3C6"/>
               <w:left w:val="single" w:sz="6" w:space="0" w:color="9DB3C6"/>
@@ -3587,37 +3523,37 @@
         </w:tc>
         <w:tc>
           <w:tcPr>
-            <w:tcW w:w="6773" w:type="dxa"/>
-            <w:tcBorders>
-              <w:top w:val="single" w:sz="6" w:space="0" w:color="9DB3C6"/>
-              <w:left w:val="single" w:sz="6" w:space="0" w:color="9DB3C6"/>
-              <w:bottom w:val="single" w:sz="6" w:space="0" w:color="9DB3C6"/>
-              <w:right w:val="single" w:sz="6" w:space="0" w:color="9DB3C6"/>
-            </w:tcBorders>
-            <w:tcMar>
-              <w:top w:w="60" w:type="dxa"/>
-              <w:left w:w="100" w:type="dxa"/>
-              <w:bottom w:w="60" w:type="dxa"/>
-              <w:right w:w="100" w:type="dxa"/>
-            </w:tcMar>
-            <w:hideMark/>
-          </w:tcPr>
-          <w:p>
-            <w:pPr>
-              <w:spacing w:before="80" w:after="40" w:line="240" w:lineRule="auto"/>
-              <w:rPr>
-                <w:rFonts w:eastAsia="Times New Roman"/>
-                <w:sz w:val="19"/>
-                <w:szCs w:val="19"/>
-              </w:rPr>
-            </w:pPr>
-            <w:r>
-              <w:rPr>
-                <w:rFonts w:eastAsia="Times New Roman"/>
-                <w:sz w:val="19"/>
-                <w:szCs w:val="19"/>
-              </w:rPr>
-              <w:t>—</w:t>
+            <w:tcW w:w="7010" w:type="dxa"/>
+            <w:tcBorders>
+              <w:top w:val="single" w:sz="6" w:space="0" w:color="9DB3C6"/>
+              <w:left w:val="single" w:sz="6" w:space="0" w:color="9DB3C6"/>
+              <w:bottom w:val="single" w:sz="6" w:space="0" w:color="9DB3C6"/>
+              <w:right w:val="single" w:sz="6" w:space="0" w:color="9DB3C6"/>
+            </w:tcBorders>
+            <w:tcMar>
+              <w:top w:w="60" w:type="dxa"/>
+              <w:left w:w="100" w:type="dxa"/>
+              <w:bottom w:w="60" w:type="dxa"/>
+              <w:right w:w="100" w:type="dxa"/>
+            </w:tcMar>
+            <w:hideMark/>
+          </w:tcPr>
+          <w:p>
+            <w:pPr>
+              <w:spacing w:before="80" w:after="40" w:line="240" w:lineRule="auto"/>
+              <w:rPr>
+                <w:rFonts w:eastAsia="Times New Roman"/>
+                <w:sz w:val="19"/>
+                <w:szCs w:val="19"/>
+              </w:rPr>
+            </w:pPr>
+            <w:r>
+              <w:rPr>
+                <w:rFonts w:eastAsia="Times New Roman"/>
+                <w:sz w:val="19"/>
+                <w:szCs w:val="19"/>
+              </w:rPr>
+              <w:t>Ninguno</w:t>
             </w:r>
           </w:p>
         </w:tc>
@@ -3625,7 +3561,7 @@
       <w:tr>
         <w:tc>
           <w:tcPr>
-            <w:tcW w:w="2633" w:type="dxa"/>
+            <w:tcW w:w="2396" w:type="dxa"/>
             <w:tcBorders>
               <w:top w:val="single" w:sz="6" w:space="0" w:color="9DB3C6"/>
               <w:left w:val="single" w:sz="6" w:space="0" w:color="9DB3C6"/>
@@ -3666,7 +3602,7 @@
         </w:tc>
         <w:tc>
           <w:tcPr>
-            <w:tcW w:w="6773" w:type="dxa"/>
+            <w:tcW w:w="7010" w:type="dxa"/>
             <w:tcBorders>
               <w:top w:val="single" w:sz="6" w:space="0" w:color="9DB3C6"/>
               <w:left w:val="single" w:sz="6" w:space="0" w:color="9DB3C6"/>
@@ -3704,7 +3640,7 @@
       <w:tr>
         <w:tc>
           <w:tcPr>
-            <w:tcW w:w="2633" w:type="dxa"/>
+            <w:tcW w:w="2396" w:type="dxa"/>
             <w:tcBorders>
               <w:top w:val="single" w:sz="6" w:space="0" w:color="9DB3C6"/>
               <w:left w:val="single" w:sz="6" w:space="0" w:color="9DB3C6"/>
@@ -3745,7 +3681,7 @@
         </w:tc>
         <w:tc>
           <w:tcPr>
-            <w:tcW w:w="6773" w:type="dxa"/>
+            <w:tcW w:w="7010" w:type="dxa"/>
             <w:tcBorders>
               <w:top w:val="single" w:sz="6" w:space="0" w:color="9DB3C6"/>
               <w:left w:val="single" w:sz="6" w:space="0" w:color="9DB3C6"/>
@@ -3783,7 +3719,7 @@
       <w:tr>
         <w:tc>
           <w:tcPr>
-            <w:tcW w:w="2633" w:type="dxa"/>
+            <w:tcW w:w="2396" w:type="dxa"/>
             <w:tcBorders>
               <w:top w:val="single" w:sz="6" w:space="0" w:color="9DB3C6"/>
               <w:left w:val="single" w:sz="6" w:space="0" w:color="9DB3C6"/>
@@ -3824,7 +3760,7 @@
         </w:tc>
         <w:tc>
           <w:tcPr>
-            <w:tcW w:w="6773" w:type="dxa"/>
+            <w:tcW w:w="7010" w:type="dxa"/>
             <w:tcBorders>
               <w:top w:val="single" w:sz="6" w:space="0" w:color="9DB3C6"/>
               <w:left w:val="single" w:sz="6" w:space="0" w:color="9DB3C6"/>
@@ -3862,7 +3798,7 @@
       <w:tr>
         <w:tc>
           <w:tcPr>
-            <w:tcW w:w="2633" w:type="dxa"/>
+            <w:tcW w:w="2396" w:type="dxa"/>
             <w:tcBorders>
               <w:top w:val="single" w:sz="6" w:space="0" w:color="9DB3C6"/>
               <w:left w:val="single" w:sz="6" w:space="0" w:color="9DB3C6"/>
@@ -3903,7 +3839,7 @@
         </w:tc>
         <w:tc>
           <w:tcPr>
-            <w:tcW w:w="6773" w:type="dxa"/>
+            <w:tcW w:w="7010" w:type="dxa"/>
             <w:tcBorders>
               <w:top w:val="single" w:sz="6" w:space="0" w:color="9DB3C6"/>
               <w:left w:val="single" w:sz="6" w:space="0" w:color="9DB3C6"/>
@@ -3941,7 +3877,7 @@
       <w:tr>
         <w:tc>
           <w:tcPr>
-            <w:tcW w:w="2633" w:type="dxa"/>
+            <w:tcW w:w="2396" w:type="dxa"/>
             <w:tcBorders>
               <w:top w:val="single" w:sz="6" w:space="0" w:color="9DB3C6"/>
               <w:left w:val="single" w:sz="6" w:space="0" w:color="9DB3C6"/>
@@ -3982,40 +3918,37 @@
         </w:tc>
         <w:tc>
           <w:tcPr>
-            <w:tcW w:w="6773" w:type="dxa"/>
-            <w:tcBorders>
-              <w:top w:val="single" w:sz="6" w:space="0" w:color="9DB3C6"/>
-              <w:left w:val="single" w:sz="6" w:space="0" w:color="9DB3C6"/>
-              <w:bottom w:val="single" w:sz="6" w:space="0" w:color="9DB3C6"/>
-              <w:right w:val="single" w:sz="6" w:space="0" w:color="9DB3C6"/>
-            </w:tcBorders>
-            <w:tcMar>
-              <w:top w:w="60" w:type="dxa"/>
-              <w:left w:w="100" w:type="dxa"/>
-              <w:bottom w:w="60" w:type="dxa"/>
-              <w:right w:w="100" w:type="dxa"/>
-            </w:tcMar>
-            <w:hideMark/>
-          </w:tcPr>
-          <w:p>
-            <w:pPr>
-              <w:spacing w:before="80" w:after="40" w:line="240" w:lineRule="auto"/>
-              <w:rPr>
-                <w:rFonts w:eastAsia="Times New Roman"/>
-                <w:sz w:val="19"/>
-                <w:szCs w:val="19"/>
-              </w:rPr>
-            </w:pPr>
-            <w:r>
-              <w:rPr>
-                <w:rFonts w:eastAsia="Times New Roman"/>
-                <w:b/>
-                <w:bCs/>
-                <w:color w:val="9A3412"/>
-                <w:sz w:val="19"/>
-                <w:szCs w:val="19"/>
-              </w:rPr>
-              <w:t>[confirmar]</w:t>
+            <w:tcW w:w="7010" w:type="dxa"/>
+            <w:tcBorders>
+              <w:top w:val="single" w:sz="6" w:space="0" w:color="9DB3C6"/>
+              <w:left w:val="single" w:sz="6" w:space="0" w:color="9DB3C6"/>
+              <w:bottom w:val="single" w:sz="6" w:space="0" w:color="9DB3C6"/>
+              <w:right w:val="single" w:sz="6" w:space="0" w:color="9DB3C6"/>
+            </w:tcBorders>
+            <w:tcMar>
+              <w:top w:w="60" w:type="dxa"/>
+              <w:left w:w="100" w:type="dxa"/>
+              <w:bottom w:w="60" w:type="dxa"/>
+              <w:right w:w="100" w:type="dxa"/>
+            </w:tcMar>
+            <w:hideMark/>
+          </w:tcPr>
+          <w:p>
+            <w:pPr>
+              <w:spacing w:before="80" w:after="40" w:line="240" w:lineRule="auto"/>
+              <w:rPr>
+                <w:rFonts w:eastAsia="Times New Roman"/>
+                <w:sz w:val="19"/>
+                <w:szCs w:val="19"/>
+              </w:rPr>
+            </w:pPr>
+            <w:r>
+              <w:rPr>
+                <w:rFonts w:eastAsia="Times New Roman"/>
+                <w:sz w:val="19"/>
+                <w:szCs w:val="19"/>
+              </w:rPr>
+              <w:t>Conforme: Paula Belman, Vicente Carrasco y Alexander Sepúlveda (28-10-2026)</w:t>
             </w:r>
           </w:p>
         </w:tc>
@@ -4023,7 +3956,7 @@
       <w:tr>
         <w:tc>
           <w:tcPr>
-            <w:tcW w:w="2633" w:type="dxa"/>
+            <w:tcW w:w="2396" w:type="dxa"/>
             <w:tcBorders>
               <w:top w:val="single" w:sz="6" w:space="0" w:color="9DB3C6"/>
               <w:left w:val="single" w:sz="6" w:space="0" w:color="9DB3C6"/>
@@ -4064,7 +3997,7 @@
         </w:tc>
         <w:tc>
           <w:tcPr>
-            <w:tcW w:w="6773" w:type="dxa"/>
+            <w:tcW w:w="7010" w:type="dxa"/>
             <w:tcBorders>
               <w:top w:val="single" w:sz="6" w:space="0" w:color="9DB3C6"/>
               <w:left w:val="single" w:sz="6" w:space="0" w:color="9DB3C6"/>
@@ -4109,7 +4042,7 @@
           <w:lang w:val="es-ES"/>
         </w:rPr>
       </w:pPr>
-      <w:bookmarkStart w:id="6" w:name="_Toc244090494"/>
+      <w:bookmarkStart w:id="6" w:name="_Toc244092063"/>
       <w:r>
         <w:rPr>
           <w:rFonts w:eastAsia="Times New Roman"/>
@@ -4133,13 +4066,13 @@
         <w:tblLook w:val="04A0" w:firstRow="1" w:lastRow="0" w:firstColumn="1" w:lastColumn="0" w:noHBand="0" w:noVBand="1"/>
       </w:tblPr>
       <w:tblGrid>
-        <w:gridCol w:w="2740"/>
-        <w:gridCol w:w="6666"/>
+        <w:gridCol w:w="2324"/>
+        <w:gridCol w:w="7082"/>
       </w:tblGrid>
       <w:tr>
         <w:tc>
           <w:tcPr>
-            <w:tcW w:w="2740" w:type="dxa"/>
+            <w:tcW w:w="2324" w:type="dxa"/>
             <w:tcBorders>
               <w:top w:val="single" w:sz="6" w:space="0" w:color="9DB3C6"/>
               <w:left w:val="single" w:sz="6" w:space="0" w:color="9DB3C6"/>
@@ -4180,7 +4113,7 @@
         </w:tc>
         <w:tc>
           <w:tcPr>
-            <w:tcW w:w="6666" w:type="dxa"/>
+            <w:tcW w:w="7082" w:type="dxa"/>
             <w:tcBorders>
               <w:top w:val="single" w:sz="6" w:space="0" w:color="9DB3C6"/>
               <w:left w:val="single" w:sz="6" w:space="0" w:color="9DB3C6"/>
@@ -4218,7 +4151,7 @@
       <w:tr>
         <w:tc>
           <w:tcPr>
-            <w:tcW w:w="2740" w:type="dxa"/>
+            <w:tcW w:w="2324" w:type="dxa"/>
             <w:tcBorders>
               <w:top w:val="single" w:sz="6" w:space="0" w:color="9DB3C6"/>
               <w:left w:val="single" w:sz="6" w:space="0" w:color="9DB3C6"/>
@@ -4259,48 +4192,37 @@
         </w:tc>
         <w:tc>
           <w:tcPr>
-            <w:tcW w:w="6666" w:type="dxa"/>
-            <w:tcBorders>
-              <w:top w:val="single" w:sz="6" w:space="0" w:color="9DB3C6"/>
-              <w:left w:val="single" w:sz="6" w:space="0" w:color="9DB3C6"/>
-              <w:bottom w:val="single" w:sz="6" w:space="0" w:color="9DB3C6"/>
-              <w:right w:val="single" w:sz="6" w:space="0" w:color="9DB3C6"/>
-            </w:tcBorders>
-            <w:tcMar>
-              <w:top w:w="60" w:type="dxa"/>
-              <w:left w:w="100" w:type="dxa"/>
-              <w:bottom w:w="60" w:type="dxa"/>
-              <w:right w:w="100" w:type="dxa"/>
-            </w:tcMar>
-            <w:hideMark/>
-          </w:tcPr>
-          <w:p>
-            <w:pPr>
-              <w:spacing w:before="80" w:after="40" w:line="240" w:lineRule="auto"/>
-              <w:rPr>
-                <w:rFonts w:eastAsia="Times New Roman"/>
-                <w:sz w:val="19"/>
-                <w:szCs w:val="19"/>
-              </w:rPr>
-            </w:pPr>
-            <w:r>
-              <w:rPr>
-                <w:rFonts w:eastAsia="Times New Roman"/>
-                <w:sz w:val="19"/>
-                <w:szCs w:val="19"/>
-              </w:rPr>
-              <w:t xml:space="preserve">Martes de la semana 4 </w:t>
-            </w:r>
-            <w:r>
-              <w:rPr>
-                <w:rFonts w:eastAsia="Times New Roman"/>
-                <w:b/>
-                <w:bCs/>
-                <w:color w:val="9A3412"/>
-                <w:sz w:val="19"/>
-                <w:szCs w:val="19"/>
-              </w:rPr>
-              <w:t>[confirmar]</w:t>
+            <w:tcW w:w="7082" w:type="dxa"/>
+            <w:tcBorders>
+              <w:top w:val="single" w:sz="6" w:space="0" w:color="9DB3C6"/>
+              <w:left w:val="single" w:sz="6" w:space="0" w:color="9DB3C6"/>
+              <w:bottom w:val="single" w:sz="6" w:space="0" w:color="9DB3C6"/>
+              <w:right w:val="single" w:sz="6" w:space="0" w:color="9DB3C6"/>
+            </w:tcBorders>
+            <w:tcMar>
+              <w:top w:w="60" w:type="dxa"/>
+              <w:left w:w="100" w:type="dxa"/>
+              <w:bottom w:w="60" w:type="dxa"/>
+              <w:right w:w="100" w:type="dxa"/>
+            </w:tcMar>
+            <w:hideMark/>
+          </w:tcPr>
+          <w:p>
+            <w:pPr>
+              <w:spacing w:before="80" w:after="40" w:line="240" w:lineRule="auto"/>
+              <w:rPr>
+                <w:rFonts w:eastAsia="Times New Roman"/>
+                <w:sz w:val="19"/>
+                <w:szCs w:val="19"/>
+              </w:rPr>
+            </w:pPr>
+            <w:r>
+              <w:rPr>
+                <w:rFonts w:eastAsia="Times New Roman"/>
+                <w:sz w:val="19"/>
+                <w:szCs w:val="19"/>
+              </w:rPr>
+              <w:t>Martes 01-09-2026, 14:30</w:t>
             </w:r>
           </w:p>
         </w:tc>
@@ -4308,7 +4230,7 @@
       <w:tr>
         <w:tc>
           <w:tcPr>
-            <w:tcW w:w="2740" w:type="dxa"/>
+            <w:tcW w:w="2324" w:type="dxa"/>
             <w:tcBorders>
               <w:top w:val="single" w:sz="6" w:space="0" w:color="9DB3C6"/>
               <w:left w:val="single" w:sz="6" w:space="0" w:color="9DB3C6"/>
@@ -4343,46 +4265,44 @@
                 <w:sz w:val="19"/>
                 <w:szCs w:val="19"/>
               </w:rPr>
+              <w:lastRenderedPageBreak/>
               <w:t>Asistentes</w:t>
             </w:r>
           </w:p>
         </w:tc>
         <w:tc>
           <w:tcPr>
-            <w:tcW w:w="6666" w:type="dxa"/>
-            <w:tcBorders>
-              <w:top w:val="single" w:sz="6" w:space="0" w:color="9DB3C6"/>
-              <w:left w:val="single" w:sz="6" w:space="0" w:color="9DB3C6"/>
-              <w:bottom w:val="single" w:sz="6" w:space="0" w:color="9DB3C6"/>
-              <w:right w:val="single" w:sz="6" w:space="0" w:color="9DB3C6"/>
-            </w:tcBorders>
-            <w:tcMar>
-              <w:top w:w="60" w:type="dxa"/>
-              <w:left w:w="100" w:type="dxa"/>
-              <w:bottom w:w="60" w:type="dxa"/>
-              <w:right w:w="100" w:type="dxa"/>
-            </w:tcMar>
-            <w:hideMark/>
-          </w:tcPr>
-          <w:p>
-            <w:pPr>
-              <w:spacing w:before="80" w:after="40" w:line="240" w:lineRule="auto"/>
-              <w:rPr>
-                <w:rFonts w:eastAsia="Times New Roman"/>
-                <w:sz w:val="19"/>
-                <w:szCs w:val="19"/>
-              </w:rPr>
-            </w:pPr>
-            <w:r>
-              <w:rPr>
-                <w:rFonts w:eastAsia="Times New Roman"/>
-                <w:b/>
-                <w:bCs/>
-                <w:color w:val="9A3412"/>
-                <w:sz w:val="19"/>
-                <w:szCs w:val="19"/>
-              </w:rPr>
-              <w:t>[confirmar]</w:t>
+            <w:tcW w:w="7082" w:type="dxa"/>
+            <w:tcBorders>
+              <w:top w:val="single" w:sz="6" w:space="0" w:color="9DB3C6"/>
+              <w:left w:val="single" w:sz="6" w:space="0" w:color="9DB3C6"/>
+              <w:bottom w:val="single" w:sz="6" w:space="0" w:color="9DB3C6"/>
+              <w:right w:val="single" w:sz="6" w:space="0" w:color="9DB3C6"/>
+            </w:tcBorders>
+            <w:tcMar>
+              <w:top w:w="60" w:type="dxa"/>
+              <w:left w:w="100" w:type="dxa"/>
+              <w:bottom w:w="60" w:type="dxa"/>
+              <w:right w:w="100" w:type="dxa"/>
+            </w:tcMar>
+            <w:hideMark/>
+          </w:tcPr>
+          <w:p>
+            <w:pPr>
+              <w:spacing w:before="80" w:after="40" w:line="240" w:lineRule="auto"/>
+              <w:rPr>
+                <w:rFonts w:eastAsia="Times New Roman"/>
+                <w:sz w:val="19"/>
+                <w:szCs w:val="19"/>
+              </w:rPr>
+            </w:pPr>
+            <w:r>
+              <w:rPr>
+                <w:rFonts w:eastAsia="Times New Roman"/>
+                <w:sz w:val="19"/>
+                <w:szCs w:val="19"/>
+              </w:rPr>
+              <w:t>Paula Belman, Vicente Carrasco y Alexander Sepúlveda</w:t>
             </w:r>
           </w:p>
         </w:tc>
@@ -4390,7 +4310,7 @@
       <w:tr>
         <w:tc>
           <w:tcPr>
-            <w:tcW w:w="2740" w:type="dxa"/>
+            <w:tcW w:w="2324" w:type="dxa"/>
             <w:tcBorders>
               <w:top w:val="single" w:sz="6" w:space="0" w:color="9DB3C6"/>
               <w:left w:val="single" w:sz="6" w:space="0" w:color="9DB3C6"/>
@@ -4431,40 +4351,37 @@
         </w:tc>
         <w:tc>
           <w:tcPr>
-            <w:tcW w:w="6666" w:type="dxa"/>
-            <w:tcBorders>
-              <w:top w:val="single" w:sz="6" w:space="0" w:color="9DB3C6"/>
-              <w:left w:val="single" w:sz="6" w:space="0" w:color="9DB3C6"/>
-              <w:bottom w:val="single" w:sz="6" w:space="0" w:color="9DB3C6"/>
-              <w:right w:val="single" w:sz="6" w:space="0" w:color="9DB3C6"/>
-            </w:tcBorders>
-            <w:tcMar>
-              <w:top w:w="60" w:type="dxa"/>
-              <w:left w:w="100" w:type="dxa"/>
-              <w:bottom w:w="60" w:type="dxa"/>
-              <w:right w:w="100" w:type="dxa"/>
-            </w:tcMar>
-            <w:hideMark/>
-          </w:tcPr>
-          <w:p>
-            <w:pPr>
-              <w:spacing w:before="80" w:after="40" w:line="240" w:lineRule="auto"/>
-              <w:rPr>
-                <w:rFonts w:eastAsia="Times New Roman"/>
-                <w:sz w:val="19"/>
-                <w:szCs w:val="19"/>
-              </w:rPr>
-            </w:pPr>
-            <w:r>
-              <w:rPr>
-                <w:rFonts w:eastAsia="Times New Roman"/>
-                <w:b/>
-                <w:bCs/>
-                <w:color w:val="9A3412"/>
-                <w:sz w:val="19"/>
-                <w:szCs w:val="19"/>
-              </w:rPr>
-              <w:t>[confirmar]</w:t>
+            <w:tcW w:w="7082" w:type="dxa"/>
+            <w:tcBorders>
+              <w:top w:val="single" w:sz="6" w:space="0" w:color="9DB3C6"/>
+              <w:left w:val="single" w:sz="6" w:space="0" w:color="9DB3C6"/>
+              <w:bottom w:val="single" w:sz="6" w:space="0" w:color="9DB3C6"/>
+              <w:right w:val="single" w:sz="6" w:space="0" w:color="9DB3C6"/>
+            </w:tcBorders>
+            <w:tcMar>
+              <w:top w:w="60" w:type="dxa"/>
+              <w:left w:w="100" w:type="dxa"/>
+              <w:bottom w:w="60" w:type="dxa"/>
+              <w:right w:w="100" w:type="dxa"/>
+            </w:tcMar>
+            <w:hideMark/>
+          </w:tcPr>
+          <w:p>
+            <w:pPr>
+              <w:spacing w:before="80" w:after="40" w:line="240" w:lineRule="auto"/>
+              <w:rPr>
+                <w:rFonts w:eastAsia="Times New Roman"/>
+                <w:sz w:val="19"/>
+                <w:szCs w:val="19"/>
+              </w:rPr>
+            </w:pPr>
+            <w:r>
+              <w:rPr>
+                <w:rFonts w:eastAsia="Times New Roman"/>
+                <w:sz w:val="19"/>
+                <w:szCs w:val="19"/>
+              </w:rPr>
+              <w:t>Ninguno</w:t>
             </w:r>
           </w:p>
         </w:tc>
@@ -4472,7 +4389,7 @@
       <w:tr>
         <w:tc>
           <w:tcPr>
-            <w:tcW w:w="2740" w:type="dxa"/>
+            <w:tcW w:w="2324" w:type="dxa"/>
             <w:tcBorders>
               <w:top w:val="single" w:sz="6" w:space="0" w:color="9DB3C6"/>
               <w:left w:val="single" w:sz="6" w:space="0" w:color="9DB3C6"/>
@@ -4513,7 +4430,7 @@
         </w:tc>
         <w:tc>
           <w:tcPr>
-            <w:tcW w:w="6666" w:type="dxa"/>
+            <w:tcW w:w="7082" w:type="dxa"/>
             <w:tcBorders>
               <w:top w:val="single" w:sz="6" w:space="0" w:color="9DB3C6"/>
               <w:left w:val="single" w:sz="6" w:space="0" w:color="9DB3C6"/>
@@ -4551,7 +4468,7 @@
       <w:tr>
         <w:tc>
           <w:tcPr>
-            <w:tcW w:w="2740" w:type="dxa"/>
+            <w:tcW w:w="2324" w:type="dxa"/>
             <w:tcBorders>
               <w:top w:val="single" w:sz="6" w:space="0" w:color="9DB3C6"/>
               <w:left w:val="single" w:sz="6" w:space="0" w:color="9DB3C6"/>
@@ -4586,14 +4503,13 @@
                 <w:sz w:val="19"/>
                 <w:szCs w:val="19"/>
               </w:rPr>
-              <w:lastRenderedPageBreak/>
               <w:t>2. Tareas retrasadas o pendientes</w:t>
             </w:r>
           </w:p>
         </w:tc>
         <w:tc>
           <w:tcPr>
-            <w:tcW w:w="6666" w:type="dxa"/>
+            <w:tcW w:w="7082" w:type="dxa"/>
             <w:tcBorders>
               <w:top w:val="single" w:sz="6" w:space="0" w:color="9DB3C6"/>
               <w:left w:val="single" w:sz="6" w:space="0" w:color="9DB3C6"/>
@@ -4631,7 +4547,7 @@
       <w:tr>
         <w:tc>
           <w:tcPr>
-            <w:tcW w:w="2740" w:type="dxa"/>
+            <w:tcW w:w="2324" w:type="dxa"/>
             <w:tcBorders>
               <w:top w:val="single" w:sz="6" w:space="0" w:color="9DB3C6"/>
               <w:left w:val="single" w:sz="6" w:space="0" w:color="9DB3C6"/>
@@ -4672,40 +4588,37 @@
         </w:tc>
         <w:tc>
           <w:tcPr>
-            <w:tcW w:w="6666" w:type="dxa"/>
-            <w:tcBorders>
-              <w:top w:val="single" w:sz="6" w:space="0" w:color="9DB3C6"/>
-              <w:left w:val="single" w:sz="6" w:space="0" w:color="9DB3C6"/>
-              <w:bottom w:val="single" w:sz="6" w:space="0" w:color="9DB3C6"/>
-              <w:right w:val="single" w:sz="6" w:space="0" w:color="9DB3C6"/>
-            </w:tcBorders>
-            <w:tcMar>
-              <w:top w:w="60" w:type="dxa"/>
-              <w:left w:w="100" w:type="dxa"/>
-              <w:bottom w:w="60" w:type="dxa"/>
-              <w:right w:w="100" w:type="dxa"/>
-            </w:tcMar>
-            <w:hideMark/>
-          </w:tcPr>
-          <w:p>
-            <w:pPr>
-              <w:spacing w:before="80" w:after="40" w:line="240" w:lineRule="auto"/>
-              <w:rPr>
-                <w:rFonts w:eastAsia="Times New Roman"/>
-                <w:sz w:val="19"/>
-                <w:szCs w:val="19"/>
-              </w:rPr>
-            </w:pPr>
-            <w:r>
-              <w:rPr>
-                <w:rFonts w:eastAsia="Times New Roman"/>
-                <w:b/>
-                <w:bCs/>
-                <w:color w:val="9A3412"/>
-                <w:sz w:val="19"/>
-                <w:szCs w:val="19"/>
-              </w:rPr>
-              <w:t>[confirmar]</w:t>
+            <w:tcW w:w="7082" w:type="dxa"/>
+            <w:tcBorders>
+              <w:top w:val="single" w:sz="6" w:space="0" w:color="9DB3C6"/>
+              <w:left w:val="single" w:sz="6" w:space="0" w:color="9DB3C6"/>
+              <w:bottom w:val="single" w:sz="6" w:space="0" w:color="9DB3C6"/>
+              <w:right w:val="single" w:sz="6" w:space="0" w:color="9DB3C6"/>
+            </w:tcBorders>
+            <w:tcMar>
+              <w:top w:w="60" w:type="dxa"/>
+              <w:left w:w="100" w:type="dxa"/>
+              <w:bottom w:w="60" w:type="dxa"/>
+              <w:right w:w="100" w:type="dxa"/>
+            </w:tcMar>
+            <w:hideMark/>
+          </w:tcPr>
+          <w:p>
+            <w:pPr>
+              <w:spacing w:before="80" w:after="40" w:line="240" w:lineRule="auto"/>
+              <w:rPr>
+                <w:rFonts w:eastAsia="Times New Roman"/>
+                <w:sz w:val="19"/>
+                <w:szCs w:val="19"/>
+              </w:rPr>
+            </w:pPr>
+            <w:r>
+              <w:rPr>
+                <w:rFonts w:eastAsia="Times New Roman"/>
+                <w:sz w:val="19"/>
+                <w:szCs w:val="19"/>
+              </w:rPr>
+              <w:t>No se registraron bloqueos.</w:t>
             </w:r>
           </w:p>
         </w:tc>
@@ -4713,7 +4626,7 @@
       <w:tr>
         <w:tc>
           <w:tcPr>
-            <w:tcW w:w="2740" w:type="dxa"/>
+            <w:tcW w:w="2324" w:type="dxa"/>
             <w:tcBorders>
               <w:top w:val="single" w:sz="6" w:space="0" w:color="9DB3C6"/>
               <w:left w:val="single" w:sz="6" w:space="0" w:color="9DB3C6"/>
@@ -4754,7 +4667,7 @@
         </w:tc>
         <w:tc>
           <w:tcPr>
-            <w:tcW w:w="6666" w:type="dxa"/>
+            <w:tcW w:w="7082" w:type="dxa"/>
             <w:tcBorders>
               <w:top w:val="single" w:sz="6" w:space="0" w:color="9DB3C6"/>
               <w:left w:val="single" w:sz="6" w:space="0" w:color="9DB3C6"/>
@@ -4792,7 +4705,7 @@
       <w:tr>
         <w:tc>
           <w:tcPr>
-            <w:tcW w:w="2740" w:type="dxa"/>
+            <w:tcW w:w="2324" w:type="dxa"/>
             <w:tcBorders>
               <w:top w:val="single" w:sz="6" w:space="0" w:color="9DB3C6"/>
               <w:left w:val="single" w:sz="6" w:space="0" w:color="9DB3C6"/>
@@ -4833,40 +4746,37 @@
         </w:tc>
         <w:tc>
           <w:tcPr>
-            <w:tcW w:w="6666" w:type="dxa"/>
-            <w:tcBorders>
-              <w:top w:val="single" w:sz="6" w:space="0" w:color="9DB3C6"/>
-              <w:left w:val="single" w:sz="6" w:space="0" w:color="9DB3C6"/>
-              <w:bottom w:val="single" w:sz="6" w:space="0" w:color="9DB3C6"/>
-              <w:right w:val="single" w:sz="6" w:space="0" w:color="9DB3C6"/>
-            </w:tcBorders>
-            <w:tcMar>
-              <w:top w:w="60" w:type="dxa"/>
-              <w:left w:w="100" w:type="dxa"/>
-              <w:bottom w:w="60" w:type="dxa"/>
-              <w:right w:w="100" w:type="dxa"/>
-            </w:tcMar>
-            <w:hideMark/>
-          </w:tcPr>
-          <w:p>
-            <w:pPr>
-              <w:spacing w:before="80" w:after="40" w:line="240" w:lineRule="auto"/>
-              <w:rPr>
-                <w:rFonts w:eastAsia="Times New Roman"/>
-                <w:sz w:val="19"/>
-                <w:szCs w:val="19"/>
-              </w:rPr>
-            </w:pPr>
-            <w:r>
-              <w:rPr>
-                <w:rFonts w:eastAsia="Times New Roman"/>
-                <w:b/>
-                <w:bCs/>
-                <w:color w:val="9A3412"/>
-                <w:sz w:val="19"/>
-                <w:szCs w:val="19"/>
-              </w:rPr>
-              <w:t>[confirmar]</w:t>
+            <w:tcW w:w="7082" w:type="dxa"/>
+            <w:tcBorders>
+              <w:top w:val="single" w:sz="6" w:space="0" w:color="9DB3C6"/>
+              <w:left w:val="single" w:sz="6" w:space="0" w:color="9DB3C6"/>
+              <w:bottom w:val="single" w:sz="6" w:space="0" w:color="9DB3C6"/>
+              <w:right w:val="single" w:sz="6" w:space="0" w:color="9DB3C6"/>
+            </w:tcBorders>
+            <w:tcMar>
+              <w:top w:w="60" w:type="dxa"/>
+              <w:left w:w="100" w:type="dxa"/>
+              <w:bottom w:w="60" w:type="dxa"/>
+              <w:right w:w="100" w:type="dxa"/>
+            </w:tcMar>
+            <w:hideMark/>
+          </w:tcPr>
+          <w:p>
+            <w:pPr>
+              <w:spacing w:before="80" w:after="40" w:line="240" w:lineRule="auto"/>
+              <w:rPr>
+                <w:rFonts w:eastAsia="Times New Roman"/>
+                <w:sz w:val="19"/>
+                <w:szCs w:val="19"/>
+              </w:rPr>
+            </w:pPr>
+            <w:r>
+              <w:rPr>
+                <w:rFonts w:eastAsia="Times New Roman"/>
+                <w:sz w:val="19"/>
+                <w:szCs w:val="19"/>
+              </w:rPr>
+              <w:t>Conforme: Paula Belman, Vicente Carrasco y Alexander Sepúlveda (28-10-2026)</w:t>
             </w:r>
           </w:p>
         </w:tc>
@@ -4874,7 +4784,7 @@
       <w:tr>
         <w:tc>
           <w:tcPr>
-            <w:tcW w:w="2740" w:type="dxa"/>
+            <w:tcW w:w="2324" w:type="dxa"/>
             <w:tcBorders>
               <w:top w:val="single" w:sz="6" w:space="0" w:color="9DB3C6"/>
               <w:left w:val="single" w:sz="6" w:space="0" w:color="9DB3C6"/>
@@ -4915,37 +4825,37 @@
         </w:tc>
         <w:tc>
           <w:tcPr>
-            <w:tcW w:w="6666" w:type="dxa"/>
-            <w:tcBorders>
-              <w:top w:val="single" w:sz="6" w:space="0" w:color="9DB3C6"/>
-              <w:left w:val="single" w:sz="6" w:space="0" w:color="9DB3C6"/>
-              <w:bottom w:val="single" w:sz="6" w:space="0" w:color="9DB3C6"/>
-              <w:right w:val="single" w:sz="6" w:space="0" w:color="9DB3C6"/>
-            </w:tcBorders>
-            <w:tcMar>
-              <w:top w:w="60" w:type="dxa"/>
-              <w:left w:w="100" w:type="dxa"/>
-              <w:bottom w:w="60" w:type="dxa"/>
-              <w:right w:w="100" w:type="dxa"/>
-            </w:tcMar>
-            <w:hideMark/>
-          </w:tcPr>
-          <w:p>
-            <w:pPr>
-              <w:spacing w:before="80" w:after="40" w:line="240" w:lineRule="auto"/>
-              <w:rPr>
-                <w:rFonts w:eastAsia="Times New Roman"/>
-                <w:sz w:val="19"/>
-                <w:szCs w:val="19"/>
-              </w:rPr>
-            </w:pPr>
-            <w:r>
-              <w:rPr>
-                <w:rFonts w:eastAsia="Times New Roman"/>
-                <w:sz w:val="19"/>
-                <w:szCs w:val="19"/>
-              </w:rPr>
-              <w:t>Reconstruida el 28 de octubre de 2026. Commits del 07-09; carta Gantt.</w:t>
+            <w:tcW w:w="7082" w:type="dxa"/>
+            <w:tcBorders>
+              <w:top w:val="single" w:sz="6" w:space="0" w:color="9DB3C6"/>
+              <w:left w:val="single" w:sz="6" w:space="0" w:color="9DB3C6"/>
+              <w:bottom w:val="single" w:sz="6" w:space="0" w:color="9DB3C6"/>
+              <w:right w:val="single" w:sz="6" w:space="0" w:color="9DB3C6"/>
+            </w:tcBorders>
+            <w:tcMar>
+              <w:top w:w="60" w:type="dxa"/>
+              <w:left w:w="100" w:type="dxa"/>
+              <w:bottom w:w="60" w:type="dxa"/>
+              <w:right w:w="100" w:type="dxa"/>
+            </w:tcMar>
+            <w:hideMark/>
+          </w:tcPr>
+          <w:p>
+            <w:pPr>
+              <w:spacing w:before="80" w:after="40" w:line="240" w:lineRule="auto"/>
+              <w:rPr>
+                <w:rFonts w:eastAsia="Times New Roman"/>
+                <w:sz w:val="19"/>
+                <w:szCs w:val="19"/>
+              </w:rPr>
+            </w:pPr>
+            <w:r>
+              <w:rPr>
+                <w:rFonts w:eastAsia="Times New Roman"/>
+                <w:sz w:val="19"/>
+                <w:szCs w:val="19"/>
+              </w:rPr>
+              <w:t>Reconstruida el 28 de octubre de 2026 y confirmada por el equipo. Commits del 07-09; carta Gantt.</w:t>
             </w:r>
           </w:p>
         </w:tc>
@@ -4960,7 +4870,7 @@
           <w:lang w:val="es-ES"/>
         </w:rPr>
       </w:pPr>
-      <w:bookmarkStart w:id="7" w:name="_Toc244090495"/>
+      <w:bookmarkStart w:id="7" w:name="_Toc244092064"/>
       <w:r>
         <w:rPr>
           <w:rFonts w:eastAsia="Times New Roman"/>
@@ -4984,13 +4894,13 @@
         <w:tblLook w:val="04A0" w:firstRow="1" w:lastRow="0" w:firstColumn="1" w:lastColumn="0" w:noHBand="0" w:noVBand="1"/>
       </w:tblPr>
       <w:tblGrid>
-        <w:gridCol w:w="2903"/>
-        <w:gridCol w:w="6503"/>
+        <w:gridCol w:w="2368"/>
+        <w:gridCol w:w="7038"/>
       </w:tblGrid>
       <w:tr>
         <w:tc>
           <w:tcPr>
-            <w:tcW w:w="2903" w:type="dxa"/>
+            <w:tcW w:w="2368" w:type="dxa"/>
             <w:tcBorders>
               <w:top w:val="single" w:sz="6" w:space="0" w:color="9DB3C6"/>
               <w:left w:val="single" w:sz="6" w:space="0" w:color="9DB3C6"/>
@@ -5031,7 +4941,7 @@
         </w:tc>
         <w:tc>
           <w:tcPr>
-            <w:tcW w:w="6503" w:type="dxa"/>
+            <w:tcW w:w="7038" w:type="dxa"/>
             <w:tcBorders>
               <w:top w:val="single" w:sz="6" w:space="0" w:color="9DB3C6"/>
               <w:left w:val="single" w:sz="6" w:space="0" w:color="9DB3C6"/>
@@ -5069,7 +4979,7 @@
       <w:tr>
         <w:tc>
           <w:tcPr>
-            <w:tcW w:w="2903" w:type="dxa"/>
+            <w:tcW w:w="2368" w:type="dxa"/>
             <w:tcBorders>
               <w:top w:val="single" w:sz="6" w:space="0" w:color="9DB3C6"/>
               <w:left w:val="single" w:sz="6" w:space="0" w:color="9DB3C6"/>
@@ -5110,48 +5020,37 @@
         </w:tc>
         <w:tc>
           <w:tcPr>
-            <w:tcW w:w="6503" w:type="dxa"/>
-            <w:tcBorders>
-              <w:top w:val="single" w:sz="6" w:space="0" w:color="9DB3C6"/>
-              <w:left w:val="single" w:sz="6" w:space="0" w:color="9DB3C6"/>
-              <w:bottom w:val="single" w:sz="6" w:space="0" w:color="9DB3C6"/>
-              <w:right w:val="single" w:sz="6" w:space="0" w:color="9DB3C6"/>
-            </w:tcBorders>
-            <w:tcMar>
-              <w:top w:w="60" w:type="dxa"/>
-              <w:left w:w="100" w:type="dxa"/>
-              <w:bottom w:w="60" w:type="dxa"/>
-              <w:right w:w="100" w:type="dxa"/>
-            </w:tcMar>
-            <w:hideMark/>
-          </w:tcPr>
-          <w:p>
-            <w:pPr>
-              <w:spacing w:before="80" w:after="40" w:line="240" w:lineRule="auto"/>
-              <w:rPr>
-                <w:rFonts w:eastAsia="Times New Roman"/>
-                <w:sz w:val="19"/>
-                <w:szCs w:val="19"/>
-              </w:rPr>
-            </w:pPr>
-            <w:r>
-              <w:rPr>
-                <w:rFonts w:eastAsia="Times New Roman"/>
-                <w:sz w:val="19"/>
-                <w:szCs w:val="19"/>
-              </w:rPr>
-              <w:t xml:space="preserve">Martes de la semana 5 </w:t>
-            </w:r>
-            <w:r>
-              <w:rPr>
-                <w:rFonts w:eastAsia="Times New Roman"/>
-                <w:b/>
-                <w:bCs/>
-                <w:color w:val="9A3412"/>
-                <w:sz w:val="19"/>
-                <w:szCs w:val="19"/>
-              </w:rPr>
-              <w:t>[confirmar]</w:t>
+            <w:tcW w:w="7038" w:type="dxa"/>
+            <w:tcBorders>
+              <w:top w:val="single" w:sz="6" w:space="0" w:color="9DB3C6"/>
+              <w:left w:val="single" w:sz="6" w:space="0" w:color="9DB3C6"/>
+              <w:bottom w:val="single" w:sz="6" w:space="0" w:color="9DB3C6"/>
+              <w:right w:val="single" w:sz="6" w:space="0" w:color="9DB3C6"/>
+            </w:tcBorders>
+            <w:tcMar>
+              <w:top w:w="60" w:type="dxa"/>
+              <w:left w:w="100" w:type="dxa"/>
+              <w:bottom w:w="60" w:type="dxa"/>
+              <w:right w:w="100" w:type="dxa"/>
+            </w:tcMar>
+            <w:hideMark/>
+          </w:tcPr>
+          <w:p>
+            <w:pPr>
+              <w:spacing w:before="80" w:after="40" w:line="240" w:lineRule="auto"/>
+              <w:rPr>
+                <w:rFonts w:eastAsia="Times New Roman"/>
+                <w:sz w:val="19"/>
+                <w:szCs w:val="19"/>
+              </w:rPr>
+            </w:pPr>
+            <w:r>
+              <w:rPr>
+                <w:rFonts w:eastAsia="Times New Roman"/>
+                <w:sz w:val="19"/>
+                <w:szCs w:val="19"/>
+              </w:rPr>
+              <w:t>Martes 08-09-2026, 14:30</w:t>
             </w:r>
           </w:p>
         </w:tc>
@@ -5159,7 +5058,7 @@
       <w:tr>
         <w:tc>
           <w:tcPr>
-            <w:tcW w:w="2903" w:type="dxa"/>
+            <w:tcW w:w="2368" w:type="dxa"/>
             <w:tcBorders>
               <w:top w:val="single" w:sz="6" w:space="0" w:color="9DB3C6"/>
               <w:left w:val="single" w:sz="6" w:space="0" w:color="9DB3C6"/>
@@ -5200,40 +5099,37 @@
         </w:tc>
         <w:tc>
           <w:tcPr>
-            <w:tcW w:w="6503" w:type="dxa"/>
-            <w:tcBorders>
-              <w:top w:val="single" w:sz="6" w:space="0" w:color="9DB3C6"/>
-              <w:left w:val="single" w:sz="6" w:space="0" w:color="9DB3C6"/>
-              <w:bottom w:val="single" w:sz="6" w:space="0" w:color="9DB3C6"/>
-              <w:right w:val="single" w:sz="6" w:space="0" w:color="9DB3C6"/>
-            </w:tcBorders>
-            <w:tcMar>
-              <w:top w:w="60" w:type="dxa"/>
-              <w:left w:w="100" w:type="dxa"/>
-              <w:bottom w:w="60" w:type="dxa"/>
-              <w:right w:w="100" w:type="dxa"/>
-            </w:tcMar>
-            <w:hideMark/>
-          </w:tcPr>
-          <w:p>
-            <w:pPr>
-              <w:spacing w:before="80" w:after="40" w:line="240" w:lineRule="auto"/>
-              <w:rPr>
-                <w:rFonts w:eastAsia="Times New Roman"/>
-                <w:sz w:val="19"/>
-                <w:szCs w:val="19"/>
-              </w:rPr>
-            </w:pPr>
-            <w:r>
-              <w:rPr>
-                <w:rFonts w:eastAsia="Times New Roman"/>
-                <w:b/>
-                <w:bCs/>
-                <w:color w:val="9A3412"/>
-                <w:sz w:val="19"/>
-                <w:szCs w:val="19"/>
-              </w:rPr>
-              <w:t>[confirmar]</w:t>
+            <w:tcW w:w="7038" w:type="dxa"/>
+            <w:tcBorders>
+              <w:top w:val="single" w:sz="6" w:space="0" w:color="9DB3C6"/>
+              <w:left w:val="single" w:sz="6" w:space="0" w:color="9DB3C6"/>
+              <w:bottom w:val="single" w:sz="6" w:space="0" w:color="9DB3C6"/>
+              <w:right w:val="single" w:sz="6" w:space="0" w:color="9DB3C6"/>
+            </w:tcBorders>
+            <w:tcMar>
+              <w:top w:w="60" w:type="dxa"/>
+              <w:left w:w="100" w:type="dxa"/>
+              <w:bottom w:w="60" w:type="dxa"/>
+              <w:right w:w="100" w:type="dxa"/>
+            </w:tcMar>
+            <w:hideMark/>
+          </w:tcPr>
+          <w:p>
+            <w:pPr>
+              <w:spacing w:before="80" w:after="40" w:line="240" w:lineRule="auto"/>
+              <w:rPr>
+                <w:rFonts w:eastAsia="Times New Roman"/>
+                <w:sz w:val="19"/>
+                <w:szCs w:val="19"/>
+              </w:rPr>
+            </w:pPr>
+            <w:r>
+              <w:rPr>
+                <w:rFonts w:eastAsia="Times New Roman"/>
+                <w:sz w:val="19"/>
+                <w:szCs w:val="19"/>
+              </w:rPr>
+              <w:t>Paula Belman, Vicente Carrasco y Alexander Sepúlveda</w:t>
             </w:r>
           </w:p>
         </w:tc>
@@ -5241,7 +5137,7 @@
       <w:tr>
         <w:tc>
           <w:tcPr>
-            <w:tcW w:w="2903" w:type="dxa"/>
+            <w:tcW w:w="2368" w:type="dxa"/>
             <w:tcBorders>
               <w:top w:val="single" w:sz="6" w:space="0" w:color="9DB3C6"/>
               <w:left w:val="single" w:sz="6" w:space="0" w:color="9DB3C6"/>
@@ -5282,40 +5178,37 @@
         </w:tc>
         <w:tc>
           <w:tcPr>
-            <w:tcW w:w="6503" w:type="dxa"/>
-            <w:tcBorders>
-              <w:top w:val="single" w:sz="6" w:space="0" w:color="9DB3C6"/>
-              <w:left w:val="single" w:sz="6" w:space="0" w:color="9DB3C6"/>
-              <w:bottom w:val="single" w:sz="6" w:space="0" w:color="9DB3C6"/>
-              <w:right w:val="single" w:sz="6" w:space="0" w:color="9DB3C6"/>
-            </w:tcBorders>
-            <w:tcMar>
-              <w:top w:w="60" w:type="dxa"/>
-              <w:left w:w="100" w:type="dxa"/>
-              <w:bottom w:w="60" w:type="dxa"/>
-              <w:right w:w="100" w:type="dxa"/>
-            </w:tcMar>
-            <w:hideMark/>
-          </w:tcPr>
-          <w:p>
-            <w:pPr>
-              <w:spacing w:before="80" w:after="40" w:line="240" w:lineRule="auto"/>
-              <w:rPr>
-                <w:rFonts w:eastAsia="Times New Roman"/>
-                <w:sz w:val="19"/>
-                <w:szCs w:val="19"/>
-              </w:rPr>
-            </w:pPr>
-            <w:r>
-              <w:rPr>
-                <w:rFonts w:eastAsia="Times New Roman"/>
-                <w:b/>
-                <w:bCs/>
-                <w:color w:val="9A3412"/>
-                <w:sz w:val="19"/>
-                <w:szCs w:val="19"/>
-              </w:rPr>
-              <w:t>[confirmar]</w:t>
+            <w:tcW w:w="7038" w:type="dxa"/>
+            <w:tcBorders>
+              <w:top w:val="single" w:sz="6" w:space="0" w:color="9DB3C6"/>
+              <w:left w:val="single" w:sz="6" w:space="0" w:color="9DB3C6"/>
+              <w:bottom w:val="single" w:sz="6" w:space="0" w:color="9DB3C6"/>
+              <w:right w:val="single" w:sz="6" w:space="0" w:color="9DB3C6"/>
+            </w:tcBorders>
+            <w:tcMar>
+              <w:top w:w="60" w:type="dxa"/>
+              <w:left w:w="100" w:type="dxa"/>
+              <w:bottom w:w="60" w:type="dxa"/>
+              <w:right w:w="100" w:type="dxa"/>
+            </w:tcMar>
+            <w:hideMark/>
+          </w:tcPr>
+          <w:p>
+            <w:pPr>
+              <w:spacing w:before="80" w:after="40" w:line="240" w:lineRule="auto"/>
+              <w:rPr>
+                <w:rFonts w:eastAsia="Times New Roman"/>
+                <w:sz w:val="19"/>
+                <w:szCs w:val="19"/>
+              </w:rPr>
+            </w:pPr>
+            <w:r>
+              <w:rPr>
+                <w:rFonts w:eastAsia="Times New Roman"/>
+                <w:sz w:val="19"/>
+                <w:szCs w:val="19"/>
+              </w:rPr>
+              <w:t>Ninguno</w:t>
             </w:r>
           </w:p>
         </w:tc>
@@ -5323,7 +5216,7 @@
       <w:tr>
         <w:tc>
           <w:tcPr>
-            <w:tcW w:w="2903" w:type="dxa"/>
+            <w:tcW w:w="2368" w:type="dxa"/>
             <w:tcBorders>
               <w:top w:val="single" w:sz="6" w:space="0" w:color="9DB3C6"/>
               <w:left w:val="single" w:sz="6" w:space="0" w:color="9DB3C6"/>
@@ -5364,7 +5257,7 @@
         </w:tc>
         <w:tc>
           <w:tcPr>
-            <w:tcW w:w="6503" w:type="dxa"/>
+            <w:tcW w:w="7038" w:type="dxa"/>
             <w:tcBorders>
               <w:top w:val="single" w:sz="6" w:space="0" w:color="9DB3C6"/>
               <w:left w:val="single" w:sz="6" w:space="0" w:color="9DB3C6"/>
@@ -5402,7 +5295,7 @@
       <w:tr>
         <w:tc>
           <w:tcPr>
-            <w:tcW w:w="2903" w:type="dxa"/>
+            <w:tcW w:w="2368" w:type="dxa"/>
             <w:tcBorders>
               <w:top w:val="single" w:sz="6" w:space="0" w:color="9DB3C6"/>
               <w:left w:val="single" w:sz="6" w:space="0" w:color="9DB3C6"/>
@@ -5443,7 +5336,7 @@
         </w:tc>
         <w:tc>
           <w:tcPr>
-            <w:tcW w:w="6503" w:type="dxa"/>
+            <w:tcW w:w="7038" w:type="dxa"/>
             <w:tcBorders>
               <w:top w:val="single" w:sz="6" w:space="0" w:color="9DB3C6"/>
               <w:left w:val="single" w:sz="6" w:space="0" w:color="9DB3C6"/>
@@ -5481,7 +5374,7 @@
       <w:tr>
         <w:tc>
           <w:tcPr>
-            <w:tcW w:w="2903" w:type="dxa"/>
+            <w:tcW w:w="2368" w:type="dxa"/>
             <w:tcBorders>
               <w:top w:val="single" w:sz="6" w:space="0" w:color="9DB3C6"/>
               <w:left w:val="single" w:sz="6" w:space="0" w:color="9DB3C6"/>
@@ -5522,40 +5415,37 @@
         </w:tc>
         <w:tc>
           <w:tcPr>
-            <w:tcW w:w="6503" w:type="dxa"/>
-            <w:tcBorders>
-              <w:top w:val="single" w:sz="6" w:space="0" w:color="9DB3C6"/>
-              <w:left w:val="single" w:sz="6" w:space="0" w:color="9DB3C6"/>
-              <w:bottom w:val="single" w:sz="6" w:space="0" w:color="9DB3C6"/>
-              <w:right w:val="single" w:sz="6" w:space="0" w:color="9DB3C6"/>
-            </w:tcBorders>
-            <w:tcMar>
-              <w:top w:w="60" w:type="dxa"/>
-              <w:left w:w="100" w:type="dxa"/>
-              <w:bottom w:w="60" w:type="dxa"/>
-              <w:right w:w="100" w:type="dxa"/>
-            </w:tcMar>
-            <w:hideMark/>
-          </w:tcPr>
-          <w:p>
-            <w:pPr>
-              <w:spacing w:before="80" w:after="40" w:line="240" w:lineRule="auto"/>
-              <w:rPr>
-                <w:rFonts w:eastAsia="Times New Roman"/>
-                <w:sz w:val="19"/>
-                <w:szCs w:val="19"/>
-              </w:rPr>
-            </w:pPr>
-            <w:r>
-              <w:rPr>
-                <w:rFonts w:eastAsia="Times New Roman"/>
-                <w:b/>
-                <w:bCs/>
-                <w:color w:val="9A3412"/>
-                <w:sz w:val="19"/>
-                <w:szCs w:val="19"/>
-              </w:rPr>
-              <w:t>[confirmar]</w:t>
+            <w:tcW w:w="7038" w:type="dxa"/>
+            <w:tcBorders>
+              <w:top w:val="single" w:sz="6" w:space="0" w:color="9DB3C6"/>
+              <w:left w:val="single" w:sz="6" w:space="0" w:color="9DB3C6"/>
+              <w:bottom w:val="single" w:sz="6" w:space="0" w:color="9DB3C6"/>
+              <w:right w:val="single" w:sz="6" w:space="0" w:color="9DB3C6"/>
+            </w:tcBorders>
+            <w:tcMar>
+              <w:top w:w="60" w:type="dxa"/>
+              <w:left w:w="100" w:type="dxa"/>
+              <w:bottom w:w="60" w:type="dxa"/>
+              <w:right w:w="100" w:type="dxa"/>
+            </w:tcMar>
+            <w:hideMark/>
+          </w:tcPr>
+          <w:p>
+            <w:pPr>
+              <w:spacing w:before="80" w:after="40" w:line="240" w:lineRule="auto"/>
+              <w:rPr>
+                <w:rFonts w:eastAsia="Times New Roman"/>
+                <w:sz w:val="19"/>
+                <w:szCs w:val="19"/>
+              </w:rPr>
+            </w:pPr>
+            <w:r>
+              <w:rPr>
+                <w:rFonts w:eastAsia="Times New Roman"/>
+                <w:sz w:val="19"/>
+                <w:szCs w:val="19"/>
+              </w:rPr>
+              <w:t>No se registraron bloqueos.</w:t>
             </w:r>
           </w:p>
         </w:tc>
@@ -5563,7 +5453,7 @@
       <w:tr>
         <w:tc>
           <w:tcPr>
-            <w:tcW w:w="2903" w:type="dxa"/>
+            <w:tcW w:w="2368" w:type="dxa"/>
             <w:tcBorders>
               <w:top w:val="single" w:sz="6" w:space="0" w:color="9DB3C6"/>
               <w:left w:val="single" w:sz="6" w:space="0" w:color="9DB3C6"/>
@@ -5604,7 +5494,7 @@
         </w:tc>
         <w:tc>
           <w:tcPr>
-            <w:tcW w:w="6503" w:type="dxa"/>
+            <w:tcW w:w="7038" w:type="dxa"/>
             <w:tcBorders>
               <w:top w:val="single" w:sz="6" w:space="0" w:color="9DB3C6"/>
               <w:left w:val="single" w:sz="6" w:space="0" w:color="9DB3C6"/>
@@ -5642,7 +5532,7 @@
       <w:tr>
         <w:tc>
           <w:tcPr>
-            <w:tcW w:w="2903" w:type="dxa"/>
+            <w:tcW w:w="2368" w:type="dxa"/>
             <w:tcBorders>
               <w:top w:val="single" w:sz="6" w:space="0" w:color="9DB3C6"/>
               <w:left w:val="single" w:sz="6" w:space="0" w:color="9DB3C6"/>
@@ -5683,40 +5573,37 @@
         </w:tc>
         <w:tc>
           <w:tcPr>
-            <w:tcW w:w="6503" w:type="dxa"/>
-            <w:tcBorders>
-              <w:top w:val="single" w:sz="6" w:space="0" w:color="9DB3C6"/>
-              <w:left w:val="single" w:sz="6" w:space="0" w:color="9DB3C6"/>
-              <w:bottom w:val="single" w:sz="6" w:space="0" w:color="9DB3C6"/>
-              <w:right w:val="single" w:sz="6" w:space="0" w:color="9DB3C6"/>
-            </w:tcBorders>
-            <w:tcMar>
-              <w:top w:w="60" w:type="dxa"/>
-              <w:left w:w="100" w:type="dxa"/>
-              <w:bottom w:w="60" w:type="dxa"/>
-              <w:right w:w="100" w:type="dxa"/>
-            </w:tcMar>
-            <w:hideMark/>
-          </w:tcPr>
-          <w:p>
-            <w:pPr>
-              <w:spacing w:before="80" w:after="40" w:line="240" w:lineRule="auto"/>
-              <w:rPr>
-                <w:rFonts w:eastAsia="Times New Roman"/>
-                <w:sz w:val="19"/>
-                <w:szCs w:val="19"/>
-              </w:rPr>
-            </w:pPr>
-            <w:r>
-              <w:rPr>
-                <w:rFonts w:eastAsia="Times New Roman"/>
-                <w:b/>
-                <w:bCs/>
-                <w:color w:val="9A3412"/>
-                <w:sz w:val="19"/>
-                <w:szCs w:val="19"/>
-              </w:rPr>
-              <w:t>[confirmar]</w:t>
+            <w:tcW w:w="7038" w:type="dxa"/>
+            <w:tcBorders>
+              <w:top w:val="single" w:sz="6" w:space="0" w:color="9DB3C6"/>
+              <w:left w:val="single" w:sz="6" w:space="0" w:color="9DB3C6"/>
+              <w:bottom w:val="single" w:sz="6" w:space="0" w:color="9DB3C6"/>
+              <w:right w:val="single" w:sz="6" w:space="0" w:color="9DB3C6"/>
+            </w:tcBorders>
+            <w:tcMar>
+              <w:top w:w="60" w:type="dxa"/>
+              <w:left w:w="100" w:type="dxa"/>
+              <w:bottom w:w="60" w:type="dxa"/>
+              <w:right w:w="100" w:type="dxa"/>
+            </w:tcMar>
+            <w:hideMark/>
+          </w:tcPr>
+          <w:p>
+            <w:pPr>
+              <w:spacing w:before="80" w:after="40" w:line="240" w:lineRule="auto"/>
+              <w:rPr>
+                <w:rFonts w:eastAsia="Times New Roman"/>
+                <w:sz w:val="19"/>
+                <w:szCs w:val="19"/>
+              </w:rPr>
+            </w:pPr>
+            <w:r>
+              <w:rPr>
+                <w:rFonts w:eastAsia="Times New Roman"/>
+                <w:sz w:val="19"/>
+                <w:szCs w:val="19"/>
+              </w:rPr>
+              <w:t>Conforme: Paula Belman, Vicente Carrasco y Alexander Sepúlveda (28-10-2026)</w:t>
             </w:r>
           </w:p>
         </w:tc>
@@ -5724,7 +5611,7 @@
       <w:tr>
         <w:tc>
           <w:tcPr>
-            <w:tcW w:w="2903" w:type="dxa"/>
+            <w:tcW w:w="2368" w:type="dxa"/>
             <w:tcBorders>
               <w:top w:val="single" w:sz="6" w:space="0" w:color="9DB3C6"/>
               <w:left w:val="single" w:sz="6" w:space="0" w:color="9DB3C6"/>
@@ -5765,37 +5652,37 @@
         </w:tc>
         <w:tc>
           <w:tcPr>
-            <w:tcW w:w="6503" w:type="dxa"/>
-            <w:tcBorders>
-              <w:top w:val="single" w:sz="6" w:space="0" w:color="9DB3C6"/>
-              <w:left w:val="single" w:sz="6" w:space="0" w:color="9DB3C6"/>
-              <w:bottom w:val="single" w:sz="6" w:space="0" w:color="9DB3C6"/>
-              <w:right w:val="single" w:sz="6" w:space="0" w:color="9DB3C6"/>
-            </w:tcBorders>
-            <w:tcMar>
-              <w:top w:w="60" w:type="dxa"/>
-              <w:left w:w="100" w:type="dxa"/>
-              <w:bottom w:w="60" w:type="dxa"/>
-              <w:right w:w="100" w:type="dxa"/>
-            </w:tcMar>
-            <w:hideMark/>
-          </w:tcPr>
-          <w:p>
-            <w:pPr>
-              <w:spacing w:before="80" w:after="40" w:line="240" w:lineRule="auto"/>
-              <w:rPr>
-                <w:rFonts w:eastAsia="Times New Roman"/>
-                <w:sz w:val="19"/>
-                <w:szCs w:val="19"/>
-              </w:rPr>
-            </w:pPr>
-            <w:r>
-              <w:rPr>
-                <w:rFonts w:eastAsia="Times New Roman"/>
-                <w:sz w:val="19"/>
-                <w:szCs w:val="19"/>
-              </w:rPr>
-              <w:t>Reconstruida el 28 de octubre de 2026. Commit del 14-09 (Fase_2/hidropura.sql).</w:t>
+            <w:tcW w:w="7038" w:type="dxa"/>
+            <w:tcBorders>
+              <w:top w:val="single" w:sz="6" w:space="0" w:color="9DB3C6"/>
+              <w:left w:val="single" w:sz="6" w:space="0" w:color="9DB3C6"/>
+              <w:bottom w:val="single" w:sz="6" w:space="0" w:color="9DB3C6"/>
+              <w:right w:val="single" w:sz="6" w:space="0" w:color="9DB3C6"/>
+            </w:tcBorders>
+            <w:tcMar>
+              <w:top w:w="60" w:type="dxa"/>
+              <w:left w:w="100" w:type="dxa"/>
+              <w:bottom w:w="60" w:type="dxa"/>
+              <w:right w:w="100" w:type="dxa"/>
+            </w:tcMar>
+            <w:hideMark/>
+          </w:tcPr>
+          <w:p>
+            <w:pPr>
+              <w:spacing w:before="80" w:after="40" w:line="240" w:lineRule="auto"/>
+              <w:rPr>
+                <w:rFonts w:eastAsia="Times New Roman"/>
+                <w:sz w:val="19"/>
+                <w:szCs w:val="19"/>
+              </w:rPr>
+            </w:pPr>
+            <w:r>
+              <w:rPr>
+                <w:rFonts w:eastAsia="Times New Roman"/>
+                <w:sz w:val="19"/>
+                <w:szCs w:val="19"/>
+              </w:rPr>
+              <w:t>Reconstruida el 28 de octubre de 2026 y confirmada por el equipo. Commit del 14-09 (Fase_2/hidropura.sql).</w:t>
             </w:r>
           </w:p>
         </w:tc>
@@ -5810,12 +5697,13 @@
           <w:lang w:val="es-ES"/>
         </w:rPr>
       </w:pPr>
-      <w:bookmarkStart w:id="8" w:name="_Toc244090496"/>
+      <w:bookmarkStart w:id="8" w:name="_Toc244092065"/>
       <w:r>
         <w:rPr>
           <w:rFonts w:eastAsia="Times New Roman"/>
           <w:lang w:val="es-ES"/>
         </w:rPr>
+        <w:lastRenderedPageBreak/>
         <w:t>Semana 6 (15-09 al 21-09)</w:t>
       </w:r>
       <w:bookmarkEnd w:id="8"/>
@@ -5834,13 +5722,13 @@
         <w:tblLook w:val="04A0" w:firstRow="1" w:lastRow="0" w:firstColumn="1" w:lastColumn="0" w:noHBand="0" w:noVBand="1"/>
       </w:tblPr>
       <w:tblGrid>
-        <w:gridCol w:w="3165"/>
-        <w:gridCol w:w="6241"/>
+        <w:gridCol w:w="2422"/>
+        <w:gridCol w:w="6984"/>
       </w:tblGrid>
       <w:tr>
         <w:tc>
           <w:tcPr>
-            <w:tcW w:w="3165" w:type="dxa"/>
+            <w:tcW w:w="2422" w:type="dxa"/>
             <w:tcBorders>
               <w:top w:val="single" w:sz="6" w:space="0" w:color="9DB3C6"/>
               <w:left w:val="single" w:sz="6" w:space="0" w:color="9DB3C6"/>
@@ -5881,7 +5769,7 @@
         </w:tc>
         <w:tc>
           <w:tcPr>
-            <w:tcW w:w="6241" w:type="dxa"/>
+            <w:tcW w:w="6984" w:type="dxa"/>
             <w:tcBorders>
               <w:top w:val="single" w:sz="6" w:space="0" w:color="9DB3C6"/>
               <w:left w:val="single" w:sz="6" w:space="0" w:color="9DB3C6"/>
@@ -5919,7 +5807,7 @@
       <w:tr>
         <w:tc>
           <w:tcPr>
-            <w:tcW w:w="3165" w:type="dxa"/>
+            <w:tcW w:w="2422" w:type="dxa"/>
             <w:tcBorders>
               <w:top w:val="single" w:sz="6" w:space="0" w:color="9DB3C6"/>
               <w:left w:val="single" w:sz="6" w:space="0" w:color="9DB3C6"/>
@@ -5960,48 +5848,37 @@
         </w:tc>
         <w:tc>
           <w:tcPr>
-            <w:tcW w:w="6241" w:type="dxa"/>
-            <w:tcBorders>
-              <w:top w:val="single" w:sz="6" w:space="0" w:color="9DB3C6"/>
-              <w:left w:val="single" w:sz="6" w:space="0" w:color="9DB3C6"/>
-              <w:bottom w:val="single" w:sz="6" w:space="0" w:color="9DB3C6"/>
-              <w:right w:val="single" w:sz="6" w:space="0" w:color="9DB3C6"/>
-            </w:tcBorders>
-            <w:tcMar>
-              <w:top w:w="60" w:type="dxa"/>
-              <w:left w:w="100" w:type="dxa"/>
-              <w:bottom w:w="60" w:type="dxa"/>
-              <w:right w:w="100" w:type="dxa"/>
-            </w:tcMar>
-            <w:hideMark/>
-          </w:tcPr>
-          <w:p>
-            <w:pPr>
-              <w:spacing w:before="80" w:after="40" w:line="240" w:lineRule="auto"/>
-              <w:rPr>
-                <w:rFonts w:eastAsia="Times New Roman"/>
-                <w:sz w:val="19"/>
-                <w:szCs w:val="19"/>
-              </w:rPr>
-            </w:pPr>
-            <w:r>
-              <w:rPr>
-                <w:rFonts w:eastAsia="Times New Roman"/>
-                <w:sz w:val="19"/>
-                <w:szCs w:val="19"/>
-              </w:rPr>
-              <w:t xml:space="preserve">Martes de la semana 6 </w:t>
-            </w:r>
-            <w:r>
-              <w:rPr>
-                <w:rFonts w:eastAsia="Times New Roman"/>
-                <w:b/>
-                <w:bCs/>
-                <w:color w:val="9A3412"/>
-                <w:sz w:val="19"/>
-                <w:szCs w:val="19"/>
-              </w:rPr>
-              <w:t>[confirmar]</w:t>
+            <w:tcW w:w="6984" w:type="dxa"/>
+            <w:tcBorders>
+              <w:top w:val="single" w:sz="6" w:space="0" w:color="9DB3C6"/>
+              <w:left w:val="single" w:sz="6" w:space="0" w:color="9DB3C6"/>
+              <w:bottom w:val="single" w:sz="6" w:space="0" w:color="9DB3C6"/>
+              <w:right w:val="single" w:sz="6" w:space="0" w:color="9DB3C6"/>
+            </w:tcBorders>
+            <w:tcMar>
+              <w:top w:w="60" w:type="dxa"/>
+              <w:left w:w="100" w:type="dxa"/>
+              <w:bottom w:w="60" w:type="dxa"/>
+              <w:right w:w="100" w:type="dxa"/>
+            </w:tcMar>
+            <w:hideMark/>
+          </w:tcPr>
+          <w:p>
+            <w:pPr>
+              <w:spacing w:before="80" w:after="40" w:line="240" w:lineRule="auto"/>
+              <w:rPr>
+                <w:rFonts w:eastAsia="Times New Roman"/>
+                <w:sz w:val="19"/>
+                <w:szCs w:val="19"/>
+              </w:rPr>
+            </w:pPr>
+            <w:r>
+              <w:rPr>
+                <w:rFonts w:eastAsia="Times New Roman"/>
+                <w:sz w:val="19"/>
+                <w:szCs w:val="19"/>
+              </w:rPr>
+              <w:t>Martes 15-09-2026, 14:30</w:t>
             </w:r>
           </w:p>
         </w:tc>
@@ -6009,7 +5886,7 @@
       <w:tr>
         <w:tc>
           <w:tcPr>
-            <w:tcW w:w="3165" w:type="dxa"/>
+            <w:tcW w:w="2422" w:type="dxa"/>
             <w:tcBorders>
               <w:top w:val="single" w:sz="6" w:space="0" w:color="9DB3C6"/>
               <w:left w:val="single" w:sz="6" w:space="0" w:color="9DB3C6"/>
@@ -6050,40 +5927,37 @@
         </w:tc>
         <w:tc>
           <w:tcPr>
-            <w:tcW w:w="6241" w:type="dxa"/>
-            <w:tcBorders>
-              <w:top w:val="single" w:sz="6" w:space="0" w:color="9DB3C6"/>
-              <w:left w:val="single" w:sz="6" w:space="0" w:color="9DB3C6"/>
-              <w:bottom w:val="single" w:sz="6" w:space="0" w:color="9DB3C6"/>
-              <w:right w:val="single" w:sz="6" w:space="0" w:color="9DB3C6"/>
-            </w:tcBorders>
-            <w:tcMar>
-              <w:top w:w="60" w:type="dxa"/>
-              <w:left w:w="100" w:type="dxa"/>
-              <w:bottom w:w="60" w:type="dxa"/>
-              <w:right w:w="100" w:type="dxa"/>
-            </w:tcMar>
-            <w:hideMark/>
-          </w:tcPr>
-          <w:p>
-            <w:pPr>
-              <w:spacing w:before="80" w:after="40" w:line="240" w:lineRule="auto"/>
-              <w:rPr>
-                <w:rFonts w:eastAsia="Times New Roman"/>
-                <w:sz w:val="19"/>
-                <w:szCs w:val="19"/>
-              </w:rPr>
-            </w:pPr>
-            <w:r>
-              <w:rPr>
-                <w:rFonts w:eastAsia="Times New Roman"/>
-                <w:b/>
-                <w:bCs/>
-                <w:color w:val="9A3412"/>
-                <w:sz w:val="19"/>
-                <w:szCs w:val="19"/>
-              </w:rPr>
-              <w:t>[confirmar]</w:t>
+            <w:tcW w:w="6984" w:type="dxa"/>
+            <w:tcBorders>
+              <w:top w:val="single" w:sz="6" w:space="0" w:color="9DB3C6"/>
+              <w:left w:val="single" w:sz="6" w:space="0" w:color="9DB3C6"/>
+              <w:bottom w:val="single" w:sz="6" w:space="0" w:color="9DB3C6"/>
+              <w:right w:val="single" w:sz="6" w:space="0" w:color="9DB3C6"/>
+            </w:tcBorders>
+            <w:tcMar>
+              <w:top w:w="60" w:type="dxa"/>
+              <w:left w:w="100" w:type="dxa"/>
+              <w:bottom w:w="60" w:type="dxa"/>
+              <w:right w:w="100" w:type="dxa"/>
+            </w:tcMar>
+            <w:hideMark/>
+          </w:tcPr>
+          <w:p>
+            <w:pPr>
+              <w:spacing w:before="80" w:after="40" w:line="240" w:lineRule="auto"/>
+              <w:rPr>
+                <w:rFonts w:eastAsia="Times New Roman"/>
+                <w:sz w:val="19"/>
+                <w:szCs w:val="19"/>
+              </w:rPr>
+            </w:pPr>
+            <w:r>
+              <w:rPr>
+                <w:rFonts w:eastAsia="Times New Roman"/>
+                <w:sz w:val="19"/>
+                <w:szCs w:val="19"/>
+              </w:rPr>
+              <w:t>Paula Belman, Vicente Carrasco y Alexander Sepúlveda</w:t>
             </w:r>
           </w:p>
         </w:tc>
@@ -6091,7 +5965,7 @@
       <w:tr>
         <w:tc>
           <w:tcPr>
-            <w:tcW w:w="3165" w:type="dxa"/>
+            <w:tcW w:w="2422" w:type="dxa"/>
             <w:tcBorders>
               <w:top w:val="single" w:sz="6" w:space="0" w:color="9DB3C6"/>
               <w:left w:val="single" w:sz="6" w:space="0" w:color="9DB3C6"/>
@@ -6132,40 +6006,37 @@
         </w:tc>
         <w:tc>
           <w:tcPr>
-            <w:tcW w:w="6241" w:type="dxa"/>
-            <w:tcBorders>
-              <w:top w:val="single" w:sz="6" w:space="0" w:color="9DB3C6"/>
-              <w:left w:val="single" w:sz="6" w:space="0" w:color="9DB3C6"/>
-              <w:bottom w:val="single" w:sz="6" w:space="0" w:color="9DB3C6"/>
-              <w:right w:val="single" w:sz="6" w:space="0" w:color="9DB3C6"/>
-            </w:tcBorders>
-            <w:tcMar>
-              <w:top w:w="60" w:type="dxa"/>
-              <w:left w:w="100" w:type="dxa"/>
-              <w:bottom w:w="60" w:type="dxa"/>
-              <w:right w:w="100" w:type="dxa"/>
-            </w:tcMar>
-            <w:hideMark/>
-          </w:tcPr>
-          <w:p>
-            <w:pPr>
-              <w:spacing w:before="80" w:after="40" w:line="240" w:lineRule="auto"/>
-              <w:rPr>
-                <w:rFonts w:eastAsia="Times New Roman"/>
-                <w:sz w:val="19"/>
-                <w:szCs w:val="19"/>
-              </w:rPr>
-            </w:pPr>
-            <w:r>
-              <w:rPr>
-                <w:rFonts w:eastAsia="Times New Roman"/>
-                <w:b/>
-                <w:bCs/>
-                <w:color w:val="9A3412"/>
-                <w:sz w:val="19"/>
-                <w:szCs w:val="19"/>
-              </w:rPr>
-              <w:t>[confirmar]</w:t>
+            <w:tcW w:w="6984" w:type="dxa"/>
+            <w:tcBorders>
+              <w:top w:val="single" w:sz="6" w:space="0" w:color="9DB3C6"/>
+              <w:left w:val="single" w:sz="6" w:space="0" w:color="9DB3C6"/>
+              <w:bottom w:val="single" w:sz="6" w:space="0" w:color="9DB3C6"/>
+              <w:right w:val="single" w:sz="6" w:space="0" w:color="9DB3C6"/>
+            </w:tcBorders>
+            <w:tcMar>
+              <w:top w:w="60" w:type="dxa"/>
+              <w:left w:w="100" w:type="dxa"/>
+              <w:bottom w:w="60" w:type="dxa"/>
+              <w:right w:w="100" w:type="dxa"/>
+            </w:tcMar>
+            <w:hideMark/>
+          </w:tcPr>
+          <w:p>
+            <w:pPr>
+              <w:spacing w:before="80" w:after="40" w:line="240" w:lineRule="auto"/>
+              <w:rPr>
+                <w:rFonts w:eastAsia="Times New Roman"/>
+                <w:sz w:val="19"/>
+                <w:szCs w:val="19"/>
+              </w:rPr>
+            </w:pPr>
+            <w:r>
+              <w:rPr>
+                <w:rFonts w:eastAsia="Times New Roman"/>
+                <w:sz w:val="19"/>
+                <w:szCs w:val="19"/>
+              </w:rPr>
+              <w:t>Ninguno</w:t>
             </w:r>
           </w:p>
         </w:tc>
@@ -6173,7 +6044,7 @@
       <w:tr>
         <w:tc>
           <w:tcPr>
-            <w:tcW w:w="3165" w:type="dxa"/>
+            <w:tcW w:w="2422" w:type="dxa"/>
             <w:tcBorders>
               <w:top w:val="single" w:sz="6" w:space="0" w:color="9DB3C6"/>
               <w:left w:val="single" w:sz="6" w:space="0" w:color="9DB3C6"/>
@@ -6214,48 +6085,37 @@
         </w:tc>
         <w:tc>
           <w:tcPr>
-            <w:tcW w:w="6241" w:type="dxa"/>
-            <w:tcBorders>
-              <w:top w:val="single" w:sz="6" w:space="0" w:color="9DB3C6"/>
-              <w:left w:val="single" w:sz="6" w:space="0" w:color="9DB3C6"/>
-              <w:bottom w:val="single" w:sz="6" w:space="0" w:color="9DB3C6"/>
-              <w:right w:val="single" w:sz="6" w:space="0" w:color="9DB3C6"/>
-            </w:tcBorders>
-            <w:tcMar>
-              <w:top w:w="60" w:type="dxa"/>
-              <w:left w:w="100" w:type="dxa"/>
-              <w:bottom w:w="60" w:type="dxa"/>
-              <w:right w:w="100" w:type="dxa"/>
-            </w:tcMar>
-            <w:hideMark/>
-          </w:tcPr>
-          <w:p>
-            <w:pPr>
-              <w:spacing w:before="80" w:after="40" w:line="240" w:lineRule="auto"/>
-              <w:rPr>
-                <w:rFonts w:eastAsia="Times New Roman"/>
-                <w:sz w:val="19"/>
-                <w:szCs w:val="19"/>
-              </w:rPr>
-            </w:pPr>
-            <w:r>
-              <w:rPr>
-                <w:rFonts w:eastAsia="Times New Roman"/>
-                <w:sz w:val="19"/>
-                <w:szCs w:val="19"/>
-              </w:rPr>
-              <w:t xml:space="preserve">Semana de Fiestas Patrias. Según la carta Gantt: CRUD de productos, citas y usuarios. </w:t>
-            </w:r>
-            <w:r>
-              <w:rPr>
-                <w:rFonts w:eastAsia="Times New Roman"/>
-                <w:b/>
-                <w:bCs/>
-                <w:color w:val="9A3412"/>
-                <w:sz w:val="19"/>
-                <w:szCs w:val="19"/>
-              </w:rPr>
-              <w:t>[confirmar]</w:t>
+            <w:tcW w:w="6984" w:type="dxa"/>
+            <w:tcBorders>
+              <w:top w:val="single" w:sz="6" w:space="0" w:color="9DB3C6"/>
+              <w:left w:val="single" w:sz="6" w:space="0" w:color="9DB3C6"/>
+              <w:bottom w:val="single" w:sz="6" w:space="0" w:color="9DB3C6"/>
+              <w:right w:val="single" w:sz="6" w:space="0" w:color="9DB3C6"/>
+            </w:tcBorders>
+            <w:tcMar>
+              <w:top w:w="60" w:type="dxa"/>
+              <w:left w:w="100" w:type="dxa"/>
+              <w:bottom w:w="60" w:type="dxa"/>
+              <w:right w:w="100" w:type="dxa"/>
+            </w:tcMar>
+            <w:hideMark/>
+          </w:tcPr>
+          <w:p>
+            <w:pPr>
+              <w:spacing w:before="80" w:after="40" w:line="240" w:lineRule="auto"/>
+              <w:rPr>
+                <w:rFonts w:eastAsia="Times New Roman"/>
+                <w:sz w:val="19"/>
+                <w:szCs w:val="19"/>
+              </w:rPr>
+            </w:pPr>
+            <w:r>
+              <w:rPr>
+                <w:rFonts w:eastAsia="Times New Roman"/>
+                <w:sz w:val="19"/>
+                <w:szCs w:val="19"/>
+              </w:rPr>
+              <w:t>Semana de Fiestas Patrias. Según la carta Gantt: CRUD de productos, citas y usuarios.</w:t>
             </w:r>
           </w:p>
         </w:tc>
@@ -6263,7 +6123,7 @@
       <w:tr>
         <w:tc>
           <w:tcPr>
-            <w:tcW w:w="3165" w:type="dxa"/>
+            <w:tcW w:w="2422" w:type="dxa"/>
             <w:tcBorders>
               <w:top w:val="single" w:sz="6" w:space="0" w:color="9DB3C6"/>
               <w:left w:val="single" w:sz="6" w:space="0" w:color="9DB3C6"/>
@@ -6304,40 +6164,37 @@
         </w:tc>
         <w:tc>
           <w:tcPr>
-            <w:tcW w:w="6241" w:type="dxa"/>
-            <w:tcBorders>
-              <w:top w:val="single" w:sz="6" w:space="0" w:color="9DB3C6"/>
-              <w:left w:val="single" w:sz="6" w:space="0" w:color="9DB3C6"/>
-              <w:bottom w:val="single" w:sz="6" w:space="0" w:color="9DB3C6"/>
-              <w:right w:val="single" w:sz="6" w:space="0" w:color="9DB3C6"/>
-            </w:tcBorders>
-            <w:tcMar>
-              <w:top w:w="60" w:type="dxa"/>
-              <w:left w:w="100" w:type="dxa"/>
-              <w:bottom w:w="60" w:type="dxa"/>
-              <w:right w:w="100" w:type="dxa"/>
-            </w:tcMar>
-            <w:hideMark/>
-          </w:tcPr>
-          <w:p>
-            <w:pPr>
-              <w:spacing w:before="80" w:after="40" w:line="240" w:lineRule="auto"/>
-              <w:rPr>
-                <w:rFonts w:eastAsia="Times New Roman"/>
-                <w:sz w:val="19"/>
-                <w:szCs w:val="19"/>
-              </w:rPr>
-            </w:pPr>
-            <w:r>
-              <w:rPr>
-                <w:rFonts w:eastAsia="Times New Roman"/>
-                <w:b/>
-                <w:bCs/>
-                <w:color w:val="9A3412"/>
-                <w:sz w:val="19"/>
-                <w:szCs w:val="19"/>
-              </w:rPr>
-              <w:t>[confirmar]</w:t>
+            <w:tcW w:w="6984" w:type="dxa"/>
+            <w:tcBorders>
+              <w:top w:val="single" w:sz="6" w:space="0" w:color="9DB3C6"/>
+              <w:left w:val="single" w:sz="6" w:space="0" w:color="9DB3C6"/>
+              <w:bottom w:val="single" w:sz="6" w:space="0" w:color="9DB3C6"/>
+              <w:right w:val="single" w:sz="6" w:space="0" w:color="9DB3C6"/>
+            </w:tcBorders>
+            <w:tcMar>
+              <w:top w:w="60" w:type="dxa"/>
+              <w:left w:w="100" w:type="dxa"/>
+              <w:bottom w:w="60" w:type="dxa"/>
+              <w:right w:w="100" w:type="dxa"/>
+            </w:tcMar>
+            <w:hideMark/>
+          </w:tcPr>
+          <w:p>
+            <w:pPr>
+              <w:spacing w:before="80" w:after="40" w:line="240" w:lineRule="auto"/>
+              <w:rPr>
+                <w:rFonts w:eastAsia="Times New Roman"/>
+                <w:sz w:val="19"/>
+                <w:szCs w:val="19"/>
+              </w:rPr>
+            </w:pPr>
+            <w:r>
+              <w:rPr>
+                <w:rFonts w:eastAsia="Times New Roman"/>
+                <w:sz w:val="19"/>
+                <w:szCs w:val="19"/>
+              </w:rPr>
+              <w:t>Terminar el CRUD del administrador (planificado hasta el 24-09).</w:t>
             </w:r>
           </w:p>
         </w:tc>
@@ -6345,7 +6202,7 @@
       <w:tr>
         <w:tc>
           <w:tcPr>
-            <w:tcW w:w="3165" w:type="dxa"/>
+            <w:tcW w:w="2422" w:type="dxa"/>
             <w:tcBorders>
               <w:top w:val="single" w:sz="6" w:space="0" w:color="9DB3C6"/>
               <w:left w:val="single" w:sz="6" w:space="0" w:color="9DB3C6"/>
@@ -6380,47 +6237,43 @@
                 <w:sz w:val="19"/>
                 <w:szCs w:val="19"/>
               </w:rPr>
-              <w:lastRenderedPageBreak/>
               <w:t>3. Bloqueos o problemas</w:t>
             </w:r>
           </w:p>
         </w:tc>
         <w:tc>
           <w:tcPr>
-            <w:tcW w:w="6241" w:type="dxa"/>
-            <w:tcBorders>
-              <w:top w:val="single" w:sz="6" w:space="0" w:color="9DB3C6"/>
-              <w:left w:val="single" w:sz="6" w:space="0" w:color="9DB3C6"/>
-              <w:bottom w:val="single" w:sz="6" w:space="0" w:color="9DB3C6"/>
-              <w:right w:val="single" w:sz="6" w:space="0" w:color="9DB3C6"/>
-            </w:tcBorders>
-            <w:tcMar>
-              <w:top w:w="60" w:type="dxa"/>
-              <w:left w:w="100" w:type="dxa"/>
-              <w:bottom w:w="60" w:type="dxa"/>
-              <w:right w:w="100" w:type="dxa"/>
-            </w:tcMar>
-            <w:hideMark/>
-          </w:tcPr>
-          <w:p>
-            <w:pPr>
-              <w:spacing w:before="80" w:after="40" w:line="240" w:lineRule="auto"/>
-              <w:rPr>
-                <w:rFonts w:eastAsia="Times New Roman"/>
-                <w:sz w:val="19"/>
-                <w:szCs w:val="19"/>
-              </w:rPr>
-            </w:pPr>
-            <w:r>
-              <w:rPr>
-                <w:rFonts w:eastAsia="Times New Roman"/>
-                <w:b/>
-                <w:bCs/>
-                <w:color w:val="9A3412"/>
-                <w:sz w:val="19"/>
-                <w:szCs w:val="19"/>
-              </w:rPr>
-              <w:t>[confirmar]</w:t>
+            <w:tcW w:w="6984" w:type="dxa"/>
+            <w:tcBorders>
+              <w:top w:val="single" w:sz="6" w:space="0" w:color="9DB3C6"/>
+              <w:left w:val="single" w:sz="6" w:space="0" w:color="9DB3C6"/>
+              <w:bottom w:val="single" w:sz="6" w:space="0" w:color="9DB3C6"/>
+              <w:right w:val="single" w:sz="6" w:space="0" w:color="9DB3C6"/>
+            </w:tcBorders>
+            <w:tcMar>
+              <w:top w:w="60" w:type="dxa"/>
+              <w:left w:w="100" w:type="dxa"/>
+              <w:bottom w:w="60" w:type="dxa"/>
+              <w:right w:w="100" w:type="dxa"/>
+            </w:tcMar>
+            <w:hideMark/>
+          </w:tcPr>
+          <w:p>
+            <w:pPr>
+              <w:spacing w:before="80" w:after="40" w:line="240" w:lineRule="auto"/>
+              <w:rPr>
+                <w:rFonts w:eastAsia="Times New Roman"/>
+                <w:sz w:val="19"/>
+                <w:szCs w:val="19"/>
+              </w:rPr>
+            </w:pPr>
+            <w:r>
+              <w:rPr>
+                <w:rFonts w:eastAsia="Times New Roman"/>
+                <w:sz w:val="19"/>
+                <w:szCs w:val="19"/>
+              </w:rPr>
+              <w:t>No se registraron bloqueos.</w:t>
             </w:r>
           </w:p>
         </w:tc>
@@ -6428,7 +6281,7 @@
       <w:tr>
         <w:tc>
           <w:tcPr>
-            <w:tcW w:w="3165" w:type="dxa"/>
+            <w:tcW w:w="2422" w:type="dxa"/>
             <w:tcBorders>
               <w:top w:val="single" w:sz="6" w:space="0" w:color="9DB3C6"/>
               <w:left w:val="single" w:sz="6" w:space="0" w:color="9DB3C6"/>
@@ -6469,7 +6322,7 @@
         </w:tc>
         <w:tc>
           <w:tcPr>
-            <w:tcW w:w="6241" w:type="dxa"/>
+            <w:tcW w:w="6984" w:type="dxa"/>
             <w:tcBorders>
               <w:top w:val="single" w:sz="6" w:space="0" w:color="9DB3C6"/>
               <w:left w:val="single" w:sz="6" w:space="0" w:color="9DB3C6"/>
@@ -6507,7 +6360,7 @@
       <w:tr>
         <w:tc>
           <w:tcPr>
-            <w:tcW w:w="3165" w:type="dxa"/>
+            <w:tcW w:w="2422" w:type="dxa"/>
             <w:tcBorders>
               <w:top w:val="single" w:sz="6" w:space="0" w:color="9DB3C6"/>
               <w:left w:val="single" w:sz="6" w:space="0" w:color="9DB3C6"/>
@@ -6548,40 +6401,37 @@
         </w:tc>
         <w:tc>
           <w:tcPr>
-            <w:tcW w:w="6241" w:type="dxa"/>
-            <w:tcBorders>
-              <w:top w:val="single" w:sz="6" w:space="0" w:color="9DB3C6"/>
-              <w:left w:val="single" w:sz="6" w:space="0" w:color="9DB3C6"/>
-              <w:bottom w:val="single" w:sz="6" w:space="0" w:color="9DB3C6"/>
-              <w:right w:val="single" w:sz="6" w:space="0" w:color="9DB3C6"/>
-            </w:tcBorders>
-            <w:tcMar>
-              <w:top w:w="60" w:type="dxa"/>
-              <w:left w:w="100" w:type="dxa"/>
-              <w:bottom w:w="60" w:type="dxa"/>
-              <w:right w:w="100" w:type="dxa"/>
-            </w:tcMar>
-            <w:hideMark/>
-          </w:tcPr>
-          <w:p>
-            <w:pPr>
-              <w:spacing w:before="80" w:after="40" w:line="240" w:lineRule="auto"/>
-              <w:rPr>
-                <w:rFonts w:eastAsia="Times New Roman"/>
-                <w:sz w:val="19"/>
-                <w:szCs w:val="19"/>
-              </w:rPr>
-            </w:pPr>
-            <w:r>
-              <w:rPr>
-                <w:rFonts w:eastAsia="Times New Roman"/>
-                <w:b/>
-                <w:bCs/>
-                <w:color w:val="9A3412"/>
-                <w:sz w:val="19"/>
-                <w:szCs w:val="19"/>
-              </w:rPr>
-              <w:t>[confirmar]</w:t>
+            <w:tcW w:w="6984" w:type="dxa"/>
+            <w:tcBorders>
+              <w:top w:val="single" w:sz="6" w:space="0" w:color="9DB3C6"/>
+              <w:left w:val="single" w:sz="6" w:space="0" w:color="9DB3C6"/>
+              <w:bottom w:val="single" w:sz="6" w:space="0" w:color="9DB3C6"/>
+              <w:right w:val="single" w:sz="6" w:space="0" w:color="9DB3C6"/>
+            </w:tcBorders>
+            <w:tcMar>
+              <w:top w:w="60" w:type="dxa"/>
+              <w:left w:w="100" w:type="dxa"/>
+              <w:bottom w:w="60" w:type="dxa"/>
+              <w:right w:w="100" w:type="dxa"/>
+            </w:tcMar>
+            <w:hideMark/>
+          </w:tcPr>
+          <w:p>
+            <w:pPr>
+              <w:spacing w:before="80" w:after="40" w:line="240" w:lineRule="auto"/>
+              <w:rPr>
+                <w:rFonts w:eastAsia="Times New Roman"/>
+                <w:sz w:val="19"/>
+                <w:szCs w:val="19"/>
+              </w:rPr>
+            </w:pPr>
+            <w:r>
+              <w:rPr>
+                <w:rFonts w:eastAsia="Times New Roman"/>
+                <w:sz w:val="19"/>
+                <w:szCs w:val="19"/>
+              </w:rPr>
+              <w:t>Conforme: Paula Belman, Vicente Carrasco y Alexander Sepúlveda (28-10-2026)</w:t>
             </w:r>
           </w:p>
         </w:tc>
@@ -6589,7 +6439,7 @@
       <w:tr>
         <w:tc>
           <w:tcPr>
-            <w:tcW w:w="3165" w:type="dxa"/>
+            <w:tcW w:w="2422" w:type="dxa"/>
             <w:tcBorders>
               <w:top w:val="single" w:sz="6" w:space="0" w:color="9DB3C6"/>
               <w:left w:val="single" w:sz="6" w:space="0" w:color="9DB3C6"/>
@@ -6630,37 +6480,37 @@
         </w:tc>
         <w:tc>
           <w:tcPr>
-            <w:tcW w:w="6241" w:type="dxa"/>
-            <w:tcBorders>
-              <w:top w:val="single" w:sz="6" w:space="0" w:color="9DB3C6"/>
-              <w:left w:val="single" w:sz="6" w:space="0" w:color="9DB3C6"/>
-              <w:bottom w:val="single" w:sz="6" w:space="0" w:color="9DB3C6"/>
-              <w:right w:val="single" w:sz="6" w:space="0" w:color="9DB3C6"/>
-            </w:tcBorders>
-            <w:tcMar>
-              <w:top w:w="60" w:type="dxa"/>
-              <w:left w:w="100" w:type="dxa"/>
-              <w:bottom w:w="60" w:type="dxa"/>
-              <w:right w:w="100" w:type="dxa"/>
-            </w:tcMar>
-            <w:hideMark/>
-          </w:tcPr>
-          <w:p>
-            <w:pPr>
-              <w:spacing w:before="80" w:after="40" w:line="240" w:lineRule="auto"/>
-              <w:rPr>
-                <w:rFonts w:eastAsia="Times New Roman"/>
-                <w:sz w:val="19"/>
-                <w:szCs w:val="19"/>
-              </w:rPr>
-            </w:pPr>
-            <w:r>
-              <w:rPr>
-                <w:rFonts w:eastAsia="Times New Roman"/>
-                <w:sz w:val="19"/>
-                <w:szCs w:val="19"/>
-              </w:rPr>
-              <w:t>Reconstruida el 28 de octubre de 2026. Carta Gantt (no hay commits esa semana).</w:t>
+            <w:tcW w:w="6984" w:type="dxa"/>
+            <w:tcBorders>
+              <w:top w:val="single" w:sz="6" w:space="0" w:color="9DB3C6"/>
+              <w:left w:val="single" w:sz="6" w:space="0" w:color="9DB3C6"/>
+              <w:bottom w:val="single" w:sz="6" w:space="0" w:color="9DB3C6"/>
+              <w:right w:val="single" w:sz="6" w:space="0" w:color="9DB3C6"/>
+            </w:tcBorders>
+            <w:tcMar>
+              <w:top w:w="60" w:type="dxa"/>
+              <w:left w:w="100" w:type="dxa"/>
+              <w:bottom w:w="60" w:type="dxa"/>
+              <w:right w:w="100" w:type="dxa"/>
+            </w:tcMar>
+            <w:hideMark/>
+          </w:tcPr>
+          <w:p>
+            <w:pPr>
+              <w:spacing w:before="80" w:after="40" w:line="240" w:lineRule="auto"/>
+              <w:rPr>
+                <w:rFonts w:eastAsia="Times New Roman"/>
+                <w:sz w:val="19"/>
+                <w:szCs w:val="19"/>
+              </w:rPr>
+            </w:pPr>
+            <w:r>
+              <w:rPr>
+                <w:rFonts w:eastAsia="Times New Roman"/>
+                <w:sz w:val="19"/>
+                <w:szCs w:val="19"/>
+              </w:rPr>
+              <w:t>Reconstruida el 28 de octubre de 2026 y confirmada por el equipo. Carta Gantt (no hay commits esa semana).</w:t>
             </w:r>
           </w:p>
         </w:tc>
@@ -6675,7 +6525,7 @@
           <w:lang w:val="es-ES"/>
         </w:rPr>
       </w:pPr>
-      <w:bookmarkStart w:id="9" w:name="_Toc244090497"/>
+      <w:bookmarkStart w:id="9" w:name="_Toc244092066"/>
       <w:r>
         <w:rPr>
           <w:rFonts w:eastAsia="Times New Roman"/>
@@ -6688,7 +6538,6 @@
     <w:tbl>
       <w:tblPr>
         <w:tblW w:w="9406" w:type="dxa"/>
-        <w:tblInd w:w="-8" w:type="dxa"/>
         <w:tblLayout w:type="fixed"/>
         <w:tblCellMar>
           <w:top w:w="15" w:type="dxa"/>
@@ -6699,13 +6548,13 @@
         <w:tblLook w:val="04A0" w:firstRow="1" w:lastRow="0" w:firstColumn="1" w:lastColumn="0" w:noHBand="0" w:noVBand="1"/>
       </w:tblPr>
       <w:tblGrid>
-        <w:gridCol w:w="2786"/>
-        <w:gridCol w:w="6620"/>
+        <w:gridCol w:w="2327"/>
+        <w:gridCol w:w="7079"/>
       </w:tblGrid>
       <w:tr>
         <w:tc>
           <w:tcPr>
-            <w:tcW w:w="2786" w:type="dxa"/>
+            <w:tcW w:w="2327" w:type="dxa"/>
             <w:tcBorders>
               <w:top w:val="single" w:sz="6" w:space="0" w:color="9DB3C6"/>
               <w:left w:val="single" w:sz="6" w:space="0" w:color="9DB3C6"/>
@@ -6746,7 +6595,7 @@
         </w:tc>
         <w:tc>
           <w:tcPr>
-            <w:tcW w:w="6620" w:type="dxa"/>
+            <w:tcW w:w="7079" w:type="dxa"/>
             <w:tcBorders>
               <w:top w:val="single" w:sz="6" w:space="0" w:color="9DB3C6"/>
               <w:left w:val="single" w:sz="6" w:space="0" w:color="9DB3C6"/>
@@ -6784,7 +6633,7 @@
       <w:tr>
         <w:tc>
           <w:tcPr>
-            <w:tcW w:w="2786" w:type="dxa"/>
+            <w:tcW w:w="2327" w:type="dxa"/>
             <w:tcBorders>
               <w:top w:val="single" w:sz="6" w:space="0" w:color="9DB3C6"/>
               <w:left w:val="single" w:sz="6" w:space="0" w:color="9DB3C6"/>
@@ -6825,48 +6674,37 @@
         </w:tc>
         <w:tc>
           <w:tcPr>
-            <w:tcW w:w="6620" w:type="dxa"/>
-            <w:tcBorders>
-              <w:top w:val="single" w:sz="6" w:space="0" w:color="9DB3C6"/>
-              <w:left w:val="single" w:sz="6" w:space="0" w:color="9DB3C6"/>
-              <w:bottom w:val="single" w:sz="6" w:space="0" w:color="9DB3C6"/>
-              <w:right w:val="single" w:sz="6" w:space="0" w:color="9DB3C6"/>
-            </w:tcBorders>
-            <w:tcMar>
-              <w:top w:w="60" w:type="dxa"/>
-              <w:left w:w="100" w:type="dxa"/>
-              <w:bottom w:w="60" w:type="dxa"/>
-              <w:right w:w="100" w:type="dxa"/>
-            </w:tcMar>
-            <w:hideMark/>
-          </w:tcPr>
-          <w:p>
-            <w:pPr>
-              <w:spacing w:before="80" w:after="40" w:line="240" w:lineRule="auto"/>
-              <w:rPr>
-                <w:rFonts w:eastAsia="Times New Roman"/>
-                <w:sz w:val="19"/>
-                <w:szCs w:val="19"/>
-              </w:rPr>
-            </w:pPr>
-            <w:r>
-              <w:rPr>
-                <w:rFonts w:eastAsia="Times New Roman"/>
-                <w:sz w:val="19"/>
-                <w:szCs w:val="19"/>
-              </w:rPr>
-              <w:t xml:space="preserve">Martes de la semana 7 </w:t>
-            </w:r>
-            <w:r>
-              <w:rPr>
-                <w:rFonts w:eastAsia="Times New Roman"/>
-                <w:b/>
-                <w:bCs/>
-                <w:color w:val="9A3412"/>
-                <w:sz w:val="19"/>
-                <w:szCs w:val="19"/>
-              </w:rPr>
-              <w:t>[confirmar]</w:t>
+            <w:tcW w:w="7079" w:type="dxa"/>
+            <w:tcBorders>
+              <w:top w:val="single" w:sz="6" w:space="0" w:color="9DB3C6"/>
+              <w:left w:val="single" w:sz="6" w:space="0" w:color="9DB3C6"/>
+              <w:bottom w:val="single" w:sz="6" w:space="0" w:color="9DB3C6"/>
+              <w:right w:val="single" w:sz="6" w:space="0" w:color="9DB3C6"/>
+            </w:tcBorders>
+            <w:tcMar>
+              <w:top w:w="60" w:type="dxa"/>
+              <w:left w:w="100" w:type="dxa"/>
+              <w:bottom w:w="60" w:type="dxa"/>
+              <w:right w:w="100" w:type="dxa"/>
+            </w:tcMar>
+            <w:hideMark/>
+          </w:tcPr>
+          <w:p>
+            <w:pPr>
+              <w:spacing w:before="80" w:after="40" w:line="240" w:lineRule="auto"/>
+              <w:rPr>
+                <w:rFonts w:eastAsia="Times New Roman"/>
+                <w:sz w:val="19"/>
+                <w:szCs w:val="19"/>
+              </w:rPr>
+            </w:pPr>
+            <w:r>
+              <w:rPr>
+                <w:rFonts w:eastAsia="Times New Roman"/>
+                <w:sz w:val="19"/>
+                <w:szCs w:val="19"/>
+              </w:rPr>
+              <w:t>Martes 22-09-2026, 14:30</w:t>
             </w:r>
           </w:p>
         </w:tc>
@@ -6874,7 +6712,7 @@
       <w:tr>
         <w:tc>
           <w:tcPr>
-            <w:tcW w:w="2786" w:type="dxa"/>
+            <w:tcW w:w="2327" w:type="dxa"/>
             <w:tcBorders>
               <w:top w:val="single" w:sz="6" w:space="0" w:color="9DB3C6"/>
               <w:left w:val="single" w:sz="6" w:space="0" w:color="9DB3C6"/>
@@ -6915,40 +6753,37 @@
         </w:tc>
         <w:tc>
           <w:tcPr>
-            <w:tcW w:w="6620" w:type="dxa"/>
-            <w:tcBorders>
-              <w:top w:val="single" w:sz="6" w:space="0" w:color="9DB3C6"/>
-              <w:left w:val="single" w:sz="6" w:space="0" w:color="9DB3C6"/>
-              <w:bottom w:val="single" w:sz="6" w:space="0" w:color="9DB3C6"/>
-              <w:right w:val="single" w:sz="6" w:space="0" w:color="9DB3C6"/>
-            </w:tcBorders>
-            <w:tcMar>
-              <w:top w:w="60" w:type="dxa"/>
-              <w:left w:w="100" w:type="dxa"/>
-              <w:bottom w:w="60" w:type="dxa"/>
-              <w:right w:w="100" w:type="dxa"/>
-            </w:tcMar>
-            <w:hideMark/>
-          </w:tcPr>
-          <w:p>
-            <w:pPr>
-              <w:spacing w:before="80" w:after="40" w:line="240" w:lineRule="auto"/>
-              <w:rPr>
-                <w:rFonts w:eastAsia="Times New Roman"/>
-                <w:sz w:val="19"/>
-                <w:szCs w:val="19"/>
-              </w:rPr>
-            </w:pPr>
-            <w:r>
-              <w:rPr>
-                <w:rFonts w:eastAsia="Times New Roman"/>
-                <w:b/>
-                <w:bCs/>
-                <w:color w:val="9A3412"/>
-                <w:sz w:val="19"/>
-                <w:szCs w:val="19"/>
-              </w:rPr>
-              <w:t>[confirmar]</w:t>
+            <w:tcW w:w="7079" w:type="dxa"/>
+            <w:tcBorders>
+              <w:top w:val="single" w:sz="6" w:space="0" w:color="9DB3C6"/>
+              <w:left w:val="single" w:sz="6" w:space="0" w:color="9DB3C6"/>
+              <w:bottom w:val="single" w:sz="6" w:space="0" w:color="9DB3C6"/>
+              <w:right w:val="single" w:sz="6" w:space="0" w:color="9DB3C6"/>
+            </w:tcBorders>
+            <w:tcMar>
+              <w:top w:w="60" w:type="dxa"/>
+              <w:left w:w="100" w:type="dxa"/>
+              <w:bottom w:w="60" w:type="dxa"/>
+              <w:right w:w="100" w:type="dxa"/>
+            </w:tcMar>
+            <w:hideMark/>
+          </w:tcPr>
+          <w:p>
+            <w:pPr>
+              <w:spacing w:before="80" w:after="40" w:line="240" w:lineRule="auto"/>
+              <w:rPr>
+                <w:rFonts w:eastAsia="Times New Roman"/>
+                <w:sz w:val="19"/>
+                <w:szCs w:val="19"/>
+              </w:rPr>
+            </w:pPr>
+            <w:r>
+              <w:rPr>
+                <w:rFonts w:eastAsia="Times New Roman"/>
+                <w:sz w:val="19"/>
+                <w:szCs w:val="19"/>
+              </w:rPr>
+              <w:t>Paula Belman, Vicente Carrasco y Alexander Sepúlveda</w:t>
             </w:r>
           </w:p>
         </w:tc>
@@ -6956,7 +6791,7 @@
       <w:tr>
         <w:tc>
           <w:tcPr>
-            <w:tcW w:w="2786" w:type="dxa"/>
+            <w:tcW w:w="2327" w:type="dxa"/>
             <w:tcBorders>
               <w:top w:val="single" w:sz="6" w:space="0" w:color="9DB3C6"/>
               <w:left w:val="single" w:sz="6" w:space="0" w:color="9DB3C6"/>
@@ -6997,40 +6832,37 @@
         </w:tc>
         <w:tc>
           <w:tcPr>
-            <w:tcW w:w="6620" w:type="dxa"/>
-            <w:tcBorders>
-              <w:top w:val="single" w:sz="6" w:space="0" w:color="9DB3C6"/>
-              <w:left w:val="single" w:sz="6" w:space="0" w:color="9DB3C6"/>
-              <w:bottom w:val="single" w:sz="6" w:space="0" w:color="9DB3C6"/>
-              <w:right w:val="single" w:sz="6" w:space="0" w:color="9DB3C6"/>
-            </w:tcBorders>
-            <w:tcMar>
-              <w:top w:w="60" w:type="dxa"/>
-              <w:left w:w="100" w:type="dxa"/>
-              <w:bottom w:w="60" w:type="dxa"/>
-              <w:right w:w="100" w:type="dxa"/>
-            </w:tcMar>
-            <w:hideMark/>
-          </w:tcPr>
-          <w:p>
-            <w:pPr>
-              <w:spacing w:before="80" w:after="40" w:line="240" w:lineRule="auto"/>
-              <w:rPr>
-                <w:rFonts w:eastAsia="Times New Roman"/>
-                <w:sz w:val="19"/>
-                <w:szCs w:val="19"/>
-              </w:rPr>
-            </w:pPr>
-            <w:r>
-              <w:rPr>
-                <w:rFonts w:eastAsia="Times New Roman"/>
-                <w:b/>
-                <w:bCs/>
-                <w:color w:val="9A3412"/>
-                <w:sz w:val="19"/>
-                <w:szCs w:val="19"/>
-              </w:rPr>
-              <w:t>[confirmar]</w:t>
+            <w:tcW w:w="7079" w:type="dxa"/>
+            <w:tcBorders>
+              <w:top w:val="single" w:sz="6" w:space="0" w:color="9DB3C6"/>
+              <w:left w:val="single" w:sz="6" w:space="0" w:color="9DB3C6"/>
+              <w:bottom w:val="single" w:sz="6" w:space="0" w:color="9DB3C6"/>
+              <w:right w:val="single" w:sz="6" w:space="0" w:color="9DB3C6"/>
+            </w:tcBorders>
+            <w:tcMar>
+              <w:top w:w="60" w:type="dxa"/>
+              <w:left w:w="100" w:type="dxa"/>
+              <w:bottom w:w="60" w:type="dxa"/>
+              <w:right w:w="100" w:type="dxa"/>
+            </w:tcMar>
+            <w:hideMark/>
+          </w:tcPr>
+          <w:p>
+            <w:pPr>
+              <w:spacing w:before="80" w:after="40" w:line="240" w:lineRule="auto"/>
+              <w:rPr>
+                <w:rFonts w:eastAsia="Times New Roman"/>
+                <w:sz w:val="19"/>
+                <w:szCs w:val="19"/>
+              </w:rPr>
+            </w:pPr>
+            <w:r>
+              <w:rPr>
+                <w:rFonts w:eastAsia="Times New Roman"/>
+                <w:sz w:val="19"/>
+                <w:szCs w:val="19"/>
+              </w:rPr>
+              <w:t>Ninguno</w:t>
             </w:r>
           </w:p>
         </w:tc>
@@ -7038,7 +6870,7 @@
       <w:tr>
         <w:tc>
           <w:tcPr>
-            <w:tcW w:w="2786" w:type="dxa"/>
+            <w:tcW w:w="2327" w:type="dxa"/>
             <w:tcBorders>
               <w:top w:val="single" w:sz="6" w:space="0" w:color="9DB3C6"/>
               <w:left w:val="single" w:sz="6" w:space="0" w:color="9DB3C6"/>
@@ -7079,7 +6911,7 @@
         </w:tc>
         <w:tc>
           <w:tcPr>
-            <w:tcW w:w="6620" w:type="dxa"/>
+            <w:tcW w:w="7079" w:type="dxa"/>
             <w:tcBorders>
               <w:top w:val="single" w:sz="6" w:space="0" w:color="9DB3C6"/>
               <w:left w:val="single" w:sz="6" w:space="0" w:color="9DB3C6"/>
@@ -7117,7 +6949,7 @@
       <w:tr>
         <w:tc>
           <w:tcPr>
-            <w:tcW w:w="2786" w:type="dxa"/>
+            <w:tcW w:w="2327" w:type="dxa"/>
             <w:tcBorders>
               <w:top w:val="single" w:sz="6" w:space="0" w:color="9DB3C6"/>
               <w:left w:val="single" w:sz="6" w:space="0" w:color="9DB3C6"/>
@@ -7158,7 +6990,7 @@
         </w:tc>
         <w:tc>
           <w:tcPr>
-            <w:tcW w:w="6620" w:type="dxa"/>
+            <w:tcW w:w="7079" w:type="dxa"/>
             <w:tcBorders>
               <w:top w:val="single" w:sz="6" w:space="0" w:color="9DB3C6"/>
               <w:left w:val="single" w:sz="6" w:space="0" w:color="9DB3C6"/>
@@ -7196,7 +7028,7 @@
       <w:tr>
         <w:tc>
           <w:tcPr>
-            <w:tcW w:w="2786" w:type="dxa"/>
+            <w:tcW w:w="2327" w:type="dxa"/>
             <w:tcBorders>
               <w:top w:val="single" w:sz="6" w:space="0" w:color="9DB3C6"/>
               <w:left w:val="single" w:sz="6" w:space="0" w:color="9DB3C6"/>
@@ -7237,40 +7069,37 @@
         </w:tc>
         <w:tc>
           <w:tcPr>
-            <w:tcW w:w="6620" w:type="dxa"/>
-            <w:tcBorders>
-              <w:top w:val="single" w:sz="6" w:space="0" w:color="9DB3C6"/>
-              <w:left w:val="single" w:sz="6" w:space="0" w:color="9DB3C6"/>
-              <w:bottom w:val="single" w:sz="6" w:space="0" w:color="9DB3C6"/>
-              <w:right w:val="single" w:sz="6" w:space="0" w:color="9DB3C6"/>
-            </w:tcBorders>
-            <w:tcMar>
-              <w:top w:w="60" w:type="dxa"/>
-              <w:left w:w="100" w:type="dxa"/>
-              <w:bottom w:w="60" w:type="dxa"/>
-              <w:right w:w="100" w:type="dxa"/>
-            </w:tcMar>
-            <w:hideMark/>
-          </w:tcPr>
-          <w:p>
-            <w:pPr>
-              <w:spacing w:before="80" w:after="40" w:line="240" w:lineRule="auto"/>
-              <w:rPr>
-                <w:rFonts w:eastAsia="Times New Roman"/>
-                <w:sz w:val="19"/>
-                <w:szCs w:val="19"/>
-              </w:rPr>
-            </w:pPr>
-            <w:r>
-              <w:rPr>
-                <w:rFonts w:eastAsia="Times New Roman"/>
-                <w:b/>
-                <w:bCs/>
-                <w:color w:val="9A3412"/>
-                <w:sz w:val="19"/>
-                <w:szCs w:val="19"/>
-              </w:rPr>
-              <w:t>[confirmar]</w:t>
+            <w:tcW w:w="7079" w:type="dxa"/>
+            <w:tcBorders>
+              <w:top w:val="single" w:sz="6" w:space="0" w:color="9DB3C6"/>
+              <w:left w:val="single" w:sz="6" w:space="0" w:color="9DB3C6"/>
+              <w:bottom w:val="single" w:sz="6" w:space="0" w:color="9DB3C6"/>
+              <w:right w:val="single" w:sz="6" w:space="0" w:color="9DB3C6"/>
+            </w:tcBorders>
+            <w:tcMar>
+              <w:top w:w="60" w:type="dxa"/>
+              <w:left w:w="100" w:type="dxa"/>
+              <w:bottom w:w="60" w:type="dxa"/>
+              <w:right w:w="100" w:type="dxa"/>
+            </w:tcMar>
+            <w:hideMark/>
+          </w:tcPr>
+          <w:p>
+            <w:pPr>
+              <w:spacing w:before="80" w:after="40" w:line="240" w:lineRule="auto"/>
+              <w:rPr>
+                <w:rFonts w:eastAsia="Times New Roman"/>
+                <w:sz w:val="19"/>
+                <w:szCs w:val="19"/>
+              </w:rPr>
+            </w:pPr>
+            <w:r>
+              <w:rPr>
+                <w:rFonts w:eastAsia="Times New Roman"/>
+                <w:sz w:val="19"/>
+                <w:szCs w:val="19"/>
+              </w:rPr>
+              <w:t>No se registraron bloqueos.</w:t>
             </w:r>
           </w:p>
         </w:tc>
@@ -7278,7 +7107,7 @@
       <w:tr>
         <w:tc>
           <w:tcPr>
-            <w:tcW w:w="2786" w:type="dxa"/>
+            <w:tcW w:w="2327" w:type="dxa"/>
             <w:tcBorders>
               <w:top w:val="single" w:sz="6" w:space="0" w:color="9DB3C6"/>
               <w:left w:val="single" w:sz="6" w:space="0" w:color="9DB3C6"/>
@@ -7319,7 +7148,7 @@
         </w:tc>
         <w:tc>
           <w:tcPr>
-            <w:tcW w:w="6620" w:type="dxa"/>
+            <w:tcW w:w="7079" w:type="dxa"/>
             <w:tcBorders>
               <w:top w:val="single" w:sz="6" w:space="0" w:color="9DB3C6"/>
               <w:left w:val="single" w:sz="6" w:space="0" w:color="9DB3C6"/>
@@ -7357,7 +7186,7 @@
       <w:tr>
         <w:tc>
           <w:tcPr>
-            <w:tcW w:w="2786" w:type="dxa"/>
+            <w:tcW w:w="2327" w:type="dxa"/>
             <w:tcBorders>
               <w:top w:val="single" w:sz="6" w:space="0" w:color="9DB3C6"/>
               <w:left w:val="single" w:sz="6" w:space="0" w:color="9DB3C6"/>
@@ -7398,40 +7227,37 @@
         </w:tc>
         <w:tc>
           <w:tcPr>
-            <w:tcW w:w="6620" w:type="dxa"/>
-            <w:tcBorders>
-              <w:top w:val="single" w:sz="6" w:space="0" w:color="9DB3C6"/>
-              <w:left w:val="single" w:sz="6" w:space="0" w:color="9DB3C6"/>
-              <w:bottom w:val="single" w:sz="6" w:space="0" w:color="9DB3C6"/>
-              <w:right w:val="single" w:sz="6" w:space="0" w:color="9DB3C6"/>
-            </w:tcBorders>
-            <w:tcMar>
-              <w:top w:w="60" w:type="dxa"/>
-              <w:left w:w="100" w:type="dxa"/>
-              <w:bottom w:w="60" w:type="dxa"/>
-              <w:right w:w="100" w:type="dxa"/>
-            </w:tcMar>
-            <w:hideMark/>
-          </w:tcPr>
-          <w:p>
-            <w:pPr>
-              <w:spacing w:before="80" w:after="40" w:line="240" w:lineRule="auto"/>
-              <w:rPr>
-                <w:rFonts w:eastAsia="Times New Roman"/>
-                <w:sz w:val="19"/>
-                <w:szCs w:val="19"/>
-              </w:rPr>
-            </w:pPr>
-            <w:r>
-              <w:rPr>
-                <w:rFonts w:eastAsia="Times New Roman"/>
-                <w:b/>
-                <w:bCs/>
-                <w:color w:val="9A3412"/>
-                <w:sz w:val="19"/>
-                <w:szCs w:val="19"/>
-              </w:rPr>
-              <w:t>[confirmar]</w:t>
+            <w:tcW w:w="7079" w:type="dxa"/>
+            <w:tcBorders>
+              <w:top w:val="single" w:sz="6" w:space="0" w:color="9DB3C6"/>
+              <w:left w:val="single" w:sz="6" w:space="0" w:color="9DB3C6"/>
+              <w:bottom w:val="single" w:sz="6" w:space="0" w:color="9DB3C6"/>
+              <w:right w:val="single" w:sz="6" w:space="0" w:color="9DB3C6"/>
+            </w:tcBorders>
+            <w:tcMar>
+              <w:top w:w="60" w:type="dxa"/>
+              <w:left w:w="100" w:type="dxa"/>
+              <w:bottom w:w="60" w:type="dxa"/>
+              <w:right w:w="100" w:type="dxa"/>
+            </w:tcMar>
+            <w:hideMark/>
+          </w:tcPr>
+          <w:p>
+            <w:pPr>
+              <w:spacing w:before="80" w:after="40" w:line="240" w:lineRule="auto"/>
+              <w:rPr>
+                <w:rFonts w:eastAsia="Times New Roman"/>
+                <w:sz w:val="19"/>
+                <w:szCs w:val="19"/>
+              </w:rPr>
+            </w:pPr>
+            <w:r>
+              <w:rPr>
+                <w:rFonts w:eastAsia="Times New Roman"/>
+                <w:sz w:val="19"/>
+                <w:szCs w:val="19"/>
+              </w:rPr>
+              <w:t>Conforme: Paula Belman, Vicente Carrasco y Alexander Sepúlveda (28-10-2026)</w:t>
             </w:r>
           </w:p>
         </w:tc>
@@ -7439,7 +7265,7 @@
       <w:tr>
         <w:tc>
           <w:tcPr>
-            <w:tcW w:w="2786" w:type="dxa"/>
+            <w:tcW w:w="2327" w:type="dxa"/>
             <w:tcBorders>
               <w:top w:val="single" w:sz="6" w:space="0" w:color="9DB3C6"/>
               <w:left w:val="single" w:sz="6" w:space="0" w:color="9DB3C6"/>
@@ -7474,43 +7300,44 @@
                 <w:sz w:val="19"/>
                 <w:szCs w:val="19"/>
               </w:rPr>
+              <w:lastRenderedPageBreak/>
               <w:t>Fuente</w:t>
             </w:r>
           </w:p>
         </w:tc>
         <w:tc>
           <w:tcPr>
-            <w:tcW w:w="6620" w:type="dxa"/>
-            <w:tcBorders>
-              <w:top w:val="single" w:sz="6" w:space="0" w:color="9DB3C6"/>
-              <w:left w:val="single" w:sz="6" w:space="0" w:color="9DB3C6"/>
-              <w:bottom w:val="single" w:sz="6" w:space="0" w:color="9DB3C6"/>
-              <w:right w:val="single" w:sz="6" w:space="0" w:color="9DB3C6"/>
-            </w:tcBorders>
-            <w:tcMar>
-              <w:top w:w="60" w:type="dxa"/>
-              <w:left w:w="100" w:type="dxa"/>
-              <w:bottom w:w="60" w:type="dxa"/>
-              <w:right w:w="100" w:type="dxa"/>
-            </w:tcMar>
-            <w:hideMark/>
-          </w:tcPr>
-          <w:p>
-            <w:pPr>
-              <w:spacing w:before="80" w:after="40" w:line="240" w:lineRule="auto"/>
-              <w:rPr>
-                <w:rFonts w:eastAsia="Times New Roman"/>
-                <w:sz w:val="19"/>
-                <w:szCs w:val="19"/>
-              </w:rPr>
-            </w:pPr>
-            <w:r>
-              <w:rPr>
-                <w:rFonts w:eastAsia="Times New Roman"/>
-                <w:sz w:val="19"/>
-                <w:szCs w:val="19"/>
-              </w:rPr>
-              <w:t>Reconstruida el 28 de octubre de 2026. Commits «Cambios_Profesor» del 22-09.</w:t>
+            <w:tcW w:w="7079" w:type="dxa"/>
+            <w:tcBorders>
+              <w:top w:val="single" w:sz="6" w:space="0" w:color="9DB3C6"/>
+              <w:left w:val="single" w:sz="6" w:space="0" w:color="9DB3C6"/>
+              <w:bottom w:val="single" w:sz="6" w:space="0" w:color="9DB3C6"/>
+              <w:right w:val="single" w:sz="6" w:space="0" w:color="9DB3C6"/>
+            </w:tcBorders>
+            <w:tcMar>
+              <w:top w:w="60" w:type="dxa"/>
+              <w:left w:w="100" w:type="dxa"/>
+              <w:bottom w:w="60" w:type="dxa"/>
+              <w:right w:w="100" w:type="dxa"/>
+            </w:tcMar>
+            <w:hideMark/>
+          </w:tcPr>
+          <w:p>
+            <w:pPr>
+              <w:spacing w:before="80" w:after="40" w:line="240" w:lineRule="auto"/>
+              <w:rPr>
+                <w:rFonts w:eastAsia="Times New Roman"/>
+                <w:sz w:val="19"/>
+                <w:szCs w:val="19"/>
+              </w:rPr>
+            </w:pPr>
+            <w:r>
+              <w:rPr>
+                <w:rFonts w:eastAsia="Times New Roman"/>
+                <w:sz w:val="19"/>
+                <w:szCs w:val="19"/>
+              </w:rPr>
+              <w:t>Reconstruida el 28 de octubre de 2026 y confirmada por el equipo. Commits «Cambios_Profesor» del 22-09.</w:t>
             </w:r>
           </w:p>
         </w:tc>
@@ -7525,7 +7352,7 @@
           <w:lang w:val="es-ES"/>
         </w:rPr>
       </w:pPr>
-      <w:bookmarkStart w:id="10" w:name="_Toc244090498"/>
+      <w:bookmarkStart w:id="10" w:name="_Toc244092067"/>
       <w:r>
         <w:rPr>
           <w:rFonts w:eastAsia="Times New Roman"/>
@@ -7538,7 +7365,6 @@
     <w:tbl>
       <w:tblPr>
         <w:tblW w:w="9406" w:type="dxa"/>
-        <w:tblInd w:w="-8" w:type="dxa"/>
         <w:tblLayout w:type="fixed"/>
         <w:tblCellMar>
           <w:top w:w="15" w:type="dxa"/>
@@ -7549,13 +7375,13 @@
         <w:tblLook w:val="04A0" w:firstRow="1" w:lastRow="0" w:firstColumn="1" w:lastColumn="0" w:noHBand="0" w:noVBand="1"/>
       </w:tblPr>
       <w:tblGrid>
-        <w:gridCol w:w="2726"/>
-        <w:gridCol w:w="6680"/>
+        <w:gridCol w:w="2324"/>
+        <w:gridCol w:w="7082"/>
       </w:tblGrid>
       <w:tr>
         <w:tc>
           <w:tcPr>
-            <w:tcW w:w="2726" w:type="dxa"/>
+            <w:tcW w:w="2324" w:type="dxa"/>
             <w:tcBorders>
               <w:top w:val="single" w:sz="6" w:space="0" w:color="9DB3C6"/>
               <w:left w:val="single" w:sz="6" w:space="0" w:color="9DB3C6"/>
@@ -7596,7 +7422,7 @@
         </w:tc>
         <w:tc>
           <w:tcPr>
-            <w:tcW w:w="6680" w:type="dxa"/>
+            <w:tcW w:w="7082" w:type="dxa"/>
             <w:tcBorders>
               <w:top w:val="single" w:sz="6" w:space="0" w:color="9DB3C6"/>
               <w:left w:val="single" w:sz="6" w:space="0" w:color="9DB3C6"/>
@@ -7634,7 +7460,7 @@
       <w:tr>
         <w:tc>
           <w:tcPr>
-            <w:tcW w:w="2726" w:type="dxa"/>
+            <w:tcW w:w="2324" w:type="dxa"/>
             <w:tcBorders>
               <w:top w:val="single" w:sz="6" w:space="0" w:color="9DB3C6"/>
               <w:left w:val="single" w:sz="6" w:space="0" w:color="9DB3C6"/>
@@ -7675,48 +7501,37 @@
         </w:tc>
         <w:tc>
           <w:tcPr>
-            <w:tcW w:w="6680" w:type="dxa"/>
-            <w:tcBorders>
-              <w:top w:val="single" w:sz="6" w:space="0" w:color="9DB3C6"/>
-              <w:left w:val="single" w:sz="6" w:space="0" w:color="9DB3C6"/>
-              <w:bottom w:val="single" w:sz="6" w:space="0" w:color="9DB3C6"/>
-              <w:right w:val="single" w:sz="6" w:space="0" w:color="9DB3C6"/>
-            </w:tcBorders>
-            <w:tcMar>
-              <w:top w:w="60" w:type="dxa"/>
-              <w:left w:w="100" w:type="dxa"/>
-              <w:bottom w:w="60" w:type="dxa"/>
-              <w:right w:w="100" w:type="dxa"/>
-            </w:tcMar>
-            <w:hideMark/>
-          </w:tcPr>
-          <w:p>
-            <w:pPr>
-              <w:spacing w:before="80" w:after="40" w:line="240" w:lineRule="auto"/>
-              <w:rPr>
-                <w:rFonts w:eastAsia="Times New Roman"/>
-                <w:sz w:val="19"/>
-                <w:szCs w:val="19"/>
-              </w:rPr>
-            </w:pPr>
-            <w:r>
-              <w:rPr>
-                <w:rFonts w:eastAsia="Times New Roman"/>
-                <w:sz w:val="19"/>
-                <w:szCs w:val="19"/>
-              </w:rPr>
-              <w:t xml:space="preserve">Martes de la semana 8 </w:t>
-            </w:r>
-            <w:r>
-              <w:rPr>
-                <w:rFonts w:eastAsia="Times New Roman"/>
-                <w:b/>
-                <w:bCs/>
-                <w:color w:val="9A3412"/>
-                <w:sz w:val="19"/>
-                <w:szCs w:val="19"/>
-              </w:rPr>
-              <w:t>[confirmar]</w:t>
+            <w:tcW w:w="7082" w:type="dxa"/>
+            <w:tcBorders>
+              <w:top w:val="single" w:sz="6" w:space="0" w:color="9DB3C6"/>
+              <w:left w:val="single" w:sz="6" w:space="0" w:color="9DB3C6"/>
+              <w:bottom w:val="single" w:sz="6" w:space="0" w:color="9DB3C6"/>
+              <w:right w:val="single" w:sz="6" w:space="0" w:color="9DB3C6"/>
+            </w:tcBorders>
+            <w:tcMar>
+              <w:top w:w="60" w:type="dxa"/>
+              <w:left w:w="100" w:type="dxa"/>
+              <w:bottom w:w="60" w:type="dxa"/>
+              <w:right w:w="100" w:type="dxa"/>
+            </w:tcMar>
+            <w:hideMark/>
+          </w:tcPr>
+          <w:p>
+            <w:pPr>
+              <w:spacing w:before="80" w:after="40" w:line="240" w:lineRule="auto"/>
+              <w:rPr>
+                <w:rFonts w:eastAsia="Times New Roman"/>
+                <w:sz w:val="19"/>
+                <w:szCs w:val="19"/>
+              </w:rPr>
+            </w:pPr>
+            <w:r>
+              <w:rPr>
+                <w:rFonts w:eastAsia="Times New Roman"/>
+                <w:sz w:val="19"/>
+                <w:szCs w:val="19"/>
+              </w:rPr>
+              <w:t>Martes 29-09-2026, 14:30</w:t>
             </w:r>
           </w:p>
         </w:tc>
@@ -7724,7 +7539,7 @@
       <w:tr>
         <w:tc>
           <w:tcPr>
-            <w:tcW w:w="2726" w:type="dxa"/>
+            <w:tcW w:w="2324" w:type="dxa"/>
             <w:tcBorders>
               <w:top w:val="single" w:sz="6" w:space="0" w:color="9DB3C6"/>
               <w:left w:val="single" w:sz="6" w:space="0" w:color="9DB3C6"/>
@@ -7765,40 +7580,37 @@
         </w:tc>
         <w:tc>
           <w:tcPr>
-            <w:tcW w:w="6680" w:type="dxa"/>
-            <w:tcBorders>
-              <w:top w:val="single" w:sz="6" w:space="0" w:color="9DB3C6"/>
-              <w:left w:val="single" w:sz="6" w:space="0" w:color="9DB3C6"/>
-              <w:bottom w:val="single" w:sz="6" w:space="0" w:color="9DB3C6"/>
-              <w:right w:val="single" w:sz="6" w:space="0" w:color="9DB3C6"/>
-            </w:tcBorders>
-            <w:tcMar>
-              <w:top w:w="60" w:type="dxa"/>
-              <w:left w:w="100" w:type="dxa"/>
-              <w:bottom w:w="60" w:type="dxa"/>
-              <w:right w:w="100" w:type="dxa"/>
-            </w:tcMar>
-            <w:hideMark/>
-          </w:tcPr>
-          <w:p>
-            <w:pPr>
-              <w:spacing w:before="80" w:after="40" w:line="240" w:lineRule="auto"/>
-              <w:rPr>
-                <w:rFonts w:eastAsia="Times New Roman"/>
-                <w:sz w:val="19"/>
-                <w:szCs w:val="19"/>
-              </w:rPr>
-            </w:pPr>
-            <w:r>
-              <w:rPr>
-                <w:rFonts w:eastAsia="Times New Roman"/>
-                <w:b/>
-                <w:bCs/>
-                <w:color w:val="9A3412"/>
-                <w:sz w:val="19"/>
-                <w:szCs w:val="19"/>
-              </w:rPr>
-              <w:t>[confirmar]</w:t>
+            <w:tcW w:w="7082" w:type="dxa"/>
+            <w:tcBorders>
+              <w:top w:val="single" w:sz="6" w:space="0" w:color="9DB3C6"/>
+              <w:left w:val="single" w:sz="6" w:space="0" w:color="9DB3C6"/>
+              <w:bottom w:val="single" w:sz="6" w:space="0" w:color="9DB3C6"/>
+              <w:right w:val="single" w:sz="6" w:space="0" w:color="9DB3C6"/>
+            </w:tcBorders>
+            <w:tcMar>
+              <w:top w:w="60" w:type="dxa"/>
+              <w:left w:w="100" w:type="dxa"/>
+              <w:bottom w:w="60" w:type="dxa"/>
+              <w:right w:w="100" w:type="dxa"/>
+            </w:tcMar>
+            <w:hideMark/>
+          </w:tcPr>
+          <w:p>
+            <w:pPr>
+              <w:spacing w:before="80" w:after="40" w:line="240" w:lineRule="auto"/>
+              <w:rPr>
+                <w:rFonts w:eastAsia="Times New Roman"/>
+                <w:sz w:val="19"/>
+                <w:szCs w:val="19"/>
+              </w:rPr>
+            </w:pPr>
+            <w:r>
+              <w:rPr>
+                <w:rFonts w:eastAsia="Times New Roman"/>
+                <w:sz w:val="19"/>
+                <w:szCs w:val="19"/>
+              </w:rPr>
+              <w:t>Paula Belman, Vicente Carrasco y Alexander Sepúlveda</w:t>
             </w:r>
           </w:p>
         </w:tc>
@@ -7806,7 +7618,7 @@
       <w:tr>
         <w:tc>
           <w:tcPr>
-            <w:tcW w:w="2726" w:type="dxa"/>
+            <w:tcW w:w="2324" w:type="dxa"/>
             <w:tcBorders>
               <w:top w:val="single" w:sz="6" w:space="0" w:color="9DB3C6"/>
               <w:left w:val="single" w:sz="6" w:space="0" w:color="9DB3C6"/>
@@ -7847,40 +7659,37 @@
         </w:tc>
         <w:tc>
           <w:tcPr>
-            <w:tcW w:w="6680" w:type="dxa"/>
-            <w:tcBorders>
-              <w:top w:val="single" w:sz="6" w:space="0" w:color="9DB3C6"/>
-              <w:left w:val="single" w:sz="6" w:space="0" w:color="9DB3C6"/>
-              <w:bottom w:val="single" w:sz="6" w:space="0" w:color="9DB3C6"/>
-              <w:right w:val="single" w:sz="6" w:space="0" w:color="9DB3C6"/>
-            </w:tcBorders>
-            <w:tcMar>
-              <w:top w:w="60" w:type="dxa"/>
-              <w:left w:w="100" w:type="dxa"/>
-              <w:bottom w:w="60" w:type="dxa"/>
-              <w:right w:w="100" w:type="dxa"/>
-            </w:tcMar>
-            <w:hideMark/>
-          </w:tcPr>
-          <w:p>
-            <w:pPr>
-              <w:spacing w:before="80" w:after="40" w:line="240" w:lineRule="auto"/>
-              <w:rPr>
-                <w:rFonts w:eastAsia="Times New Roman"/>
-                <w:sz w:val="19"/>
-                <w:szCs w:val="19"/>
-              </w:rPr>
-            </w:pPr>
-            <w:r>
-              <w:rPr>
-                <w:rFonts w:eastAsia="Times New Roman"/>
-                <w:b/>
-                <w:bCs/>
-                <w:color w:val="9A3412"/>
-                <w:sz w:val="19"/>
-                <w:szCs w:val="19"/>
-              </w:rPr>
-              <w:t>[confirmar]</w:t>
+            <w:tcW w:w="7082" w:type="dxa"/>
+            <w:tcBorders>
+              <w:top w:val="single" w:sz="6" w:space="0" w:color="9DB3C6"/>
+              <w:left w:val="single" w:sz="6" w:space="0" w:color="9DB3C6"/>
+              <w:bottom w:val="single" w:sz="6" w:space="0" w:color="9DB3C6"/>
+              <w:right w:val="single" w:sz="6" w:space="0" w:color="9DB3C6"/>
+            </w:tcBorders>
+            <w:tcMar>
+              <w:top w:w="60" w:type="dxa"/>
+              <w:left w:w="100" w:type="dxa"/>
+              <w:bottom w:w="60" w:type="dxa"/>
+              <w:right w:w="100" w:type="dxa"/>
+            </w:tcMar>
+            <w:hideMark/>
+          </w:tcPr>
+          <w:p>
+            <w:pPr>
+              <w:spacing w:before="80" w:after="40" w:line="240" w:lineRule="auto"/>
+              <w:rPr>
+                <w:rFonts w:eastAsia="Times New Roman"/>
+                <w:sz w:val="19"/>
+                <w:szCs w:val="19"/>
+              </w:rPr>
+            </w:pPr>
+            <w:r>
+              <w:rPr>
+                <w:rFonts w:eastAsia="Times New Roman"/>
+                <w:sz w:val="19"/>
+                <w:szCs w:val="19"/>
+              </w:rPr>
+              <w:t>Ninguno</w:t>
             </w:r>
           </w:p>
         </w:tc>
@@ -7888,7 +7697,7 @@
       <w:tr>
         <w:tc>
           <w:tcPr>
-            <w:tcW w:w="2726" w:type="dxa"/>
+            <w:tcW w:w="2324" w:type="dxa"/>
             <w:tcBorders>
               <w:top w:val="single" w:sz="6" w:space="0" w:color="9DB3C6"/>
               <w:left w:val="single" w:sz="6" w:space="0" w:color="9DB3C6"/>
@@ -7929,7 +7738,7 @@
         </w:tc>
         <w:tc>
           <w:tcPr>
-            <w:tcW w:w="6680" w:type="dxa"/>
+            <w:tcW w:w="7082" w:type="dxa"/>
             <w:tcBorders>
               <w:top w:val="single" w:sz="6" w:space="0" w:color="9DB3C6"/>
               <w:left w:val="single" w:sz="6" w:space="0" w:color="9DB3C6"/>
@@ -7967,7 +7776,7 @@
       <w:tr>
         <w:tc>
           <w:tcPr>
-            <w:tcW w:w="2726" w:type="dxa"/>
+            <w:tcW w:w="2324" w:type="dxa"/>
             <w:tcBorders>
               <w:top w:val="single" w:sz="6" w:space="0" w:color="9DB3C6"/>
               <w:left w:val="single" w:sz="6" w:space="0" w:color="9DB3C6"/>
@@ -8008,7 +7817,7 @@
         </w:tc>
         <w:tc>
           <w:tcPr>
-            <w:tcW w:w="6680" w:type="dxa"/>
+            <w:tcW w:w="7082" w:type="dxa"/>
             <w:tcBorders>
               <w:top w:val="single" w:sz="6" w:space="0" w:color="9DB3C6"/>
               <w:left w:val="single" w:sz="6" w:space="0" w:color="9DB3C6"/>
@@ -8046,7 +7855,7 @@
       <w:tr>
         <w:tc>
           <w:tcPr>
-            <w:tcW w:w="2726" w:type="dxa"/>
+            <w:tcW w:w="2324" w:type="dxa"/>
             <w:tcBorders>
               <w:top w:val="single" w:sz="6" w:space="0" w:color="9DB3C6"/>
               <w:left w:val="single" w:sz="6" w:space="0" w:color="9DB3C6"/>
@@ -8081,47 +7890,43 @@
                 <w:sz w:val="19"/>
                 <w:szCs w:val="19"/>
               </w:rPr>
-              <w:lastRenderedPageBreak/>
               <w:t>3. Bloqueos o problemas</w:t>
             </w:r>
           </w:p>
         </w:tc>
         <w:tc>
           <w:tcPr>
-            <w:tcW w:w="6680" w:type="dxa"/>
-            <w:tcBorders>
-              <w:top w:val="single" w:sz="6" w:space="0" w:color="9DB3C6"/>
-              <w:left w:val="single" w:sz="6" w:space="0" w:color="9DB3C6"/>
-              <w:bottom w:val="single" w:sz="6" w:space="0" w:color="9DB3C6"/>
-              <w:right w:val="single" w:sz="6" w:space="0" w:color="9DB3C6"/>
-            </w:tcBorders>
-            <w:tcMar>
-              <w:top w:w="60" w:type="dxa"/>
-              <w:left w:w="100" w:type="dxa"/>
-              <w:bottom w:w="60" w:type="dxa"/>
-              <w:right w:w="100" w:type="dxa"/>
-            </w:tcMar>
-            <w:hideMark/>
-          </w:tcPr>
-          <w:p>
-            <w:pPr>
-              <w:spacing w:before="80" w:after="40" w:line="240" w:lineRule="auto"/>
-              <w:rPr>
-                <w:rFonts w:eastAsia="Times New Roman"/>
-                <w:sz w:val="19"/>
-                <w:szCs w:val="19"/>
-              </w:rPr>
-            </w:pPr>
-            <w:r>
-              <w:rPr>
-                <w:rFonts w:eastAsia="Times New Roman"/>
-                <w:b/>
-                <w:bCs/>
-                <w:color w:val="9A3412"/>
-                <w:sz w:val="19"/>
-                <w:szCs w:val="19"/>
-              </w:rPr>
-              <w:t>[confirmar]</w:t>
+            <w:tcW w:w="7082" w:type="dxa"/>
+            <w:tcBorders>
+              <w:top w:val="single" w:sz="6" w:space="0" w:color="9DB3C6"/>
+              <w:left w:val="single" w:sz="6" w:space="0" w:color="9DB3C6"/>
+              <w:bottom w:val="single" w:sz="6" w:space="0" w:color="9DB3C6"/>
+              <w:right w:val="single" w:sz="6" w:space="0" w:color="9DB3C6"/>
+            </w:tcBorders>
+            <w:tcMar>
+              <w:top w:w="60" w:type="dxa"/>
+              <w:left w:w="100" w:type="dxa"/>
+              <w:bottom w:w="60" w:type="dxa"/>
+              <w:right w:w="100" w:type="dxa"/>
+            </w:tcMar>
+            <w:hideMark/>
+          </w:tcPr>
+          <w:p>
+            <w:pPr>
+              <w:spacing w:before="80" w:after="40" w:line="240" w:lineRule="auto"/>
+              <w:rPr>
+                <w:rFonts w:eastAsia="Times New Roman"/>
+                <w:sz w:val="19"/>
+                <w:szCs w:val="19"/>
+              </w:rPr>
+            </w:pPr>
+            <w:r>
+              <w:rPr>
+                <w:rFonts w:eastAsia="Times New Roman"/>
+                <w:sz w:val="19"/>
+                <w:szCs w:val="19"/>
+              </w:rPr>
+              <w:t>No se registraron bloqueos.</w:t>
             </w:r>
           </w:p>
         </w:tc>
@@ -8129,7 +7934,7 @@
       <w:tr>
         <w:tc>
           <w:tcPr>
-            <w:tcW w:w="2726" w:type="dxa"/>
+            <w:tcW w:w="2324" w:type="dxa"/>
             <w:tcBorders>
               <w:top w:val="single" w:sz="6" w:space="0" w:color="9DB3C6"/>
               <w:left w:val="single" w:sz="6" w:space="0" w:color="9DB3C6"/>
@@ -8170,7 +7975,7 @@
         </w:tc>
         <w:tc>
           <w:tcPr>
-            <w:tcW w:w="6680" w:type="dxa"/>
+            <w:tcW w:w="7082" w:type="dxa"/>
             <w:tcBorders>
               <w:top w:val="single" w:sz="6" w:space="0" w:color="9DB3C6"/>
               <w:left w:val="single" w:sz="6" w:space="0" w:color="9DB3C6"/>
@@ -8208,7 +8013,7 @@
       <w:tr>
         <w:tc>
           <w:tcPr>
-            <w:tcW w:w="2726" w:type="dxa"/>
+            <w:tcW w:w="2324" w:type="dxa"/>
             <w:tcBorders>
               <w:top w:val="single" w:sz="6" w:space="0" w:color="9DB3C6"/>
               <w:left w:val="single" w:sz="6" w:space="0" w:color="9DB3C6"/>
@@ -8249,40 +8054,37 @@
         </w:tc>
         <w:tc>
           <w:tcPr>
-            <w:tcW w:w="6680" w:type="dxa"/>
-            <w:tcBorders>
-              <w:top w:val="single" w:sz="6" w:space="0" w:color="9DB3C6"/>
-              <w:left w:val="single" w:sz="6" w:space="0" w:color="9DB3C6"/>
-              <w:bottom w:val="single" w:sz="6" w:space="0" w:color="9DB3C6"/>
-              <w:right w:val="single" w:sz="6" w:space="0" w:color="9DB3C6"/>
-            </w:tcBorders>
-            <w:tcMar>
-              <w:top w:w="60" w:type="dxa"/>
-              <w:left w:w="100" w:type="dxa"/>
-              <w:bottom w:w="60" w:type="dxa"/>
-              <w:right w:w="100" w:type="dxa"/>
-            </w:tcMar>
-            <w:hideMark/>
-          </w:tcPr>
-          <w:p>
-            <w:pPr>
-              <w:spacing w:before="80" w:after="40" w:line="240" w:lineRule="auto"/>
-              <w:rPr>
-                <w:rFonts w:eastAsia="Times New Roman"/>
-                <w:sz w:val="19"/>
-                <w:szCs w:val="19"/>
-              </w:rPr>
-            </w:pPr>
-            <w:r>
-              <w:rPr>
-                <w:rFonts w:eastAsia="Times New Roman"/>
-                <w:b/>
-                <w:bCs/>
-                <w:color w:val="9A3412"/>
-                <w:sz w:val="19"/>
-                <w:szCs w:val="19"/>
-              </w:rPr>
-              <w:t>[confirmar]</w:t>
+            <w:tcW w:w="7082" w:type="dxa"/>
+            <w:tcBorders>
+              <w:top w:val="single" w:sz="6" w:space="0" w:color="9DB3C6"/>
+              <w:left w:val="single" w:sz="6" w:space="0" w:color="9DB3C6"/>
+              <w:bottom w:val="single" w:sz="6" w:space="0" w:color="9DB3C6"/>
+              <w:right w:val="single" w:sz="6" w:space="0" w:color="9DB3C6"/>
+            </w:tcBorders>
+            <w:tcMar>
+              <w:top w:w="60" w:type="dxa"/>
+              <w:left w:w="100" w:type="dxa"/>
+              <w:bottom w:w="60" w:type="dxa"/>
+              <w:right w:w="100" w:type="dxa"/>
+            </w:tcMar>
+            <w:hideMark/>
+          </w:tcPr>
+          <w:p>
+            <w:pPr>
+              <w:spacing w:before="80" w:after="40" w:line="240" w:lineRule="auto"/>
+              <w:rPr>
+                <w:rFonts w:eastAsia="Times New Roman"/>
+                <w:sz w:val="19"/>
+                <w:szCs w:val="19"/>
+              </w:rPr>
+            </w:pPr>
+            <w:r>
+              <w:rPr>
+                <w:rFonts w:eastAsia="Times New Roman"/>
+                <w:sz w:val="19"/>
+                <w:szCs w:val="19"/>
+              </w:rPr>
+              <w:t>Conforme: Paula Belman, Vicente Carrasco y Alexander Sepúlveda (28-10-2026)</w:t>
             </w:r>
           </w:p>
         </w:tc>
@@ -8290,7 +8092,7 @@
       <w:tr>
         <w:tc>
           <w:tcPr>
-            <w:tcW w:w="2726" w:type="dxa"/>
+            <w:tcW w:w="2324" w:type="dxa"/>
             <w:tcBorders>
               <w:top w:val="single" w:sz="6" w:space="0" w:color="9DB3C6"/>
               <w:left w:val="single" w:sz="6" w:space="0" w:color="9DB3C6"/>
@@ -8331,37 +8133,37 @@
         </w:tc>
         <w:tc>
           <w:tcPr>
-            <w:tcW w:w="6680" w:type="dxa"/>
-            <w:tcBorders>
-              <w:top w:val="single" w:sz="6" w:space="0" w:color="9DB3C6"/>
-              <w:left w:val="single" w:sz="6" w:space="0" w:color="9DB3C6"/>
-              <w:bottom w:val="single" w:sz="6" w:space="0" w:color="9DB3C6"/>
-              <w:right w:val="single" w:sz="6" w:space="0" w:color="9DB3C6"/>
-            </w:tcBorders>
-            <w:tcMar>
-              <w:top w:w="60" w:type="dxa"/>
-              <w:left w:w="100" w:type="dxa"/>
-              <w:bottom w:w="60" w:type="dxa"/>
-              <w:right w:w="100" w:type="dxa"/>
-            </w:tcMar>
-            <w:hideMark/>
-          </w:tcPr>
-          <w:p>
-            <w:pPr>
-              <w:spacing w:before="80" w:after="40" w:line="240" w:lineRule="auto"/>
-              <w:rPr>
-                <w:rFonts w:eastAsia="Times New Roman"/>
-                <w:sz w:val="19"/>
-                <w:szCs w:val="19"/>
-              </w:rPr>
-            </w:pPr>
-            <w:r>
-              <w:rPr>
-                <w:rFonts w:eastAsia="Times New Roman"/>
-                <w:sz w:val="19"/>
-                <w:szCs w:val="19"/>
-              </w:rPr>
-              <w:t>Reconstruida el 28 de octubre de 2026. Repositorio hidropura-web; revisiones 00001 y 00002 de Cloud Run.</w:t>
+            <w:tcW w:w="7082" w:type="dxa"/>
+            <w:tcBorders>
+              <w:top w:val="single" w:sz="6" w:space="0" w:color="9DB3C6"/>
+              <w:left w:val="single" w:sz="6" w:space="0" w:color="9DB3C6"/>
+              <w:bottom w:val="single" w:sz="6" w:space="0" w:color="9DB3C6"/>
+              <w:right w:val="single" w:sz="6" w:space="0" w:color="9DB3C6"/>
+            </w:tcBorders>
+            <w:tcMar>
+              <w:top w:w="60" w:type="dxa"/>
+              <w:left w:w="100" w:type="dxa"/>
+              <w:bottom w:w="60" w:type="dxa"/>
+              <w:right w:w="100" w:type="dxa"/>
+            </w:tcMar>
+            <w:hideMark/>
+          </w:tcPr>
+          <w:p>
+            <w:pPr>
+              <w:spacing w:before="80" w:after="40" w:line="240" w:lineRule="auto"/>
+              <w:rPr>
+                <w:rFonts w:eastAsia="Times New Roman"/>
+                <w:sz w:val="19"/>
+                <w:szCs w:val="19"/>
+              </w:rPr>
+            </w:pPr>
+            <w:r>
+              <w:rPr>
+                <w:rFonts w:eastAsia="Times New Roman"/>
+                <w:sz w:val="19"/>
+                <w:szCs w:val="19"/>
+              </w:rPr>
+              <w:t>Reconstruida el 28 de octubre de 2026 y confirmada por el equipo. Repositorio hidropura-web; revisiones 00001 y 00002 de Cloud Run.</w:t>
             </w:r>
           </w:p>
         </w:tc>
@@ -8376,7 +8178,7 @@
           <w:lang w:val="es-ES"/>
         </w:rPr>
       </w:pPr>
-      <w:bookmarkStart w:id="11" w:name="_Toc244090499"/>
+      <w:bookmarkStart w:id="11" w:name="_Toc244092068"/>
       <w:r>
         <w:rPr>
           <w:rFonts w:eastAsia="Times New Roman"/>
@@ -8389,7 +8191,6 @@
     <w:tbl>
       <w:tblPr>
         <w:tblW w:w="9406" w:type="dxa"/>
-        <w:tblInd w:w="-8" w:type="dxa"/>
         <w:tblLayout w:type="fixed"/>
         <w:tblCellMar>
           <w:top w:w="15" w:type="dxa"/>
@@ -8400,13 +8201,13 @@
         <w:tblLook w:val="04A0" w:firstRow="1" w:lastRow="0" w:firstColumn="1" w:lastColumn="0" w:noHBand="0" w:noVBand="1"/>
       </w:tblPr>
       <w:tblGrid>
-        <w:gridCol w:w="2600"/>
-        <w:gridCol w:w="6806"/>
+        <w:gridCol w:w="2229"/>
+        <w:gridCol w:w="7177"/>
       </w:tblGrid>
       <w:tr>
         <w:tc>
           <w:tcPr>
-            <w:tcW w:w="2600" w:type="dxa"/>
+            <w:tcW w:w="2229" w:type="dxa"/>
             <w:tcBorders>
               <w:top w:val="single" w:sz="6" w:space="0" w:color="9DB3C6"/>
               <w:left w:val="single" w:sz="6" w:space="0" w:color="9DB3C6"/>
@@ -8447,7 +8248,7 @@
         </w:tc>
         <w:tc>
           <w:tcPr>
-            <w:tcW w:w="6806" w:type="dxa"/>
+            <w:tcW w:w="7177" w:type="dxa"/>
             <w:tcBorders>
               <w:top w:val="single" w:sz="6" w:space="0" w:color="9DB3C6"/>
               <w:left w:val="single" w:sz="6" w:space="0" w:color="9DB3C6"/>
@@ -8485,7 +8286,7 @@
       <w:tr>
         <w:tc>
           <w:tcPr>
-            <w:tcW w:w="2600" w:type="dxa"/>
+            <w:tcW w:w="2229" w:type="dxa"/>
             <w:tcBorders>
               <w:top w:val="single" w:sz="6" w:space="0" w:color="9DB3C6"/>
               <w:left w:val="single" w:sz="6" w:space="0" w:color="9DB3C6"/>
@@ -8526,48 +8327,37 @@
         </w:tc>
         <w:tc>
           <w:tcPr>
-            <w:tcW w:w="6806" w:type="dxa"/>
-            <w:tcBorders>
-              <w:top w:val="single" w:sz="6" w:space="0" w:color="9DB3C6"/>
-              <w:left w:val="single" w:sz="6" w:space="0" w:color="9DB3C6"/>
-              <w:bottom w:val="single" w:sz="6" w:space="0" w:color="9DB3C6"/>
-              <w:right w:val="single" w:sz="6" w:space="0" w:color="9DB3C6"/>
-            </w:tcBorders>
-            <w:tcMar>
-              <w:top w:w="60" w:type="dxa"/>
-              <w:left w:w="100" w:type="dxa"/>
-              <w:bottom w:w="60" w:type="dxa"/>
-              <w:right w:w="100" w:type="dxa"/>
-            </w:tcMar>
-            <w:hideMark/>
-          </w:tcPr>
-          <w:p>
-            <w:pPr>
-              <w:spacing w:before="80" w:after="40" w:line="240" w:lineRule="auto"/>
-              <w:rPr>
-                <w:rFonts w:eastAsia="Times New Roman"/>
-                <w:sz w:val="19"/>
-                <w:szCs w:val="19"/>
-              </w:rPr>
-            </w:pPr>
-            <w:r>
-              <w:rPr>
-                <w:rFonts w:eastAsia="Times New Roman"/>
-                <w:sz w:val="19"/>
-                <w:szCs w:val="19"/>
-              </w:rPr>
-              <w:t xml:space="preserve">Martes de la semana 9 </w:t>
-            </w:r>
-            <w:r>
-              <w:rPr>
-                <w:rFonts w:eastAsia="Times New Roman"/>
-                <w:b/>
-                <w:bCs/>
-                <w:color w:val="9A3412"/>
-                <w:sz w:val="19"/>
-                <w:szCs w:val="19"/>
-              </w:rPr>
-              <w:t>[confirmar]</w:t>
+            <w:tcW w:w="7177" w:type="dxa"/>
+            <w:tcBorders>
+              <w:top w:val="single" w:sz="6" w:space="0" w:color="9DB3C6"/>
+              <w:left w:val="single" w:sz="6" w:space="0" w:color="9DB3C6"/>
+              <w:bottom w:val="single" w:sz="6" w:space="0" w:color="9DB3C6"/>
+              <w:right w:val="single" w:sz="6" w:space="0" w:color="9DB3C6"/>
+            </w:tcBorders>
+            <w:tcMar>
+              <w:top w:w="60" w:type="dxa"/>
+              <w:left w:w="100" w:type="dxa"/>
+              <w:bottom w:w="60" w:type="dxa"/>
+              <w:right w:w="100" w:type="dxa"/>
+            </w:tcMar>
+            <w:hideMark/>
+          </w:tcPr>
+          <w:p>
+            <w:pPr>
+              <w:spacing w:before="80" w:after="40" w:line="240" w:lineRule="auto"/>
+              <w:rPr>
+                <w:rFonts w:eastAsia="Times New Roman"/>
+                <w:sz w:val="19"/>
+                <w:szCs w:val="19"/>
+              </w:rPr>
+            </w:pPr>
+            <w:r>
+              <w:rPr>
+                <w:rFonts w:eastAsia="Times New Roman"/>
+                <w:sz w:val="19"/>
+                <w:szCs w:val="19"/>
+              </w:rPr>
+              <w:t>Martes 06-10-2026, 14:30</w:t>
             </w:r>
           </w:p>
         </w:tc>
@@ -8575,7 +8365,7 @@
       <w:tr>
         <w:tc>
           <w:tcPr>
-            <w:tcW w:w="2600" w:type="dxa"/>
+            <w:tcW w:w="2229" w:type="dxa"/>
             <w:tcBorders>
               <w:top w:val="single" w:sz="6" w:space="0" w:color="9DB3C6"/>
               <w:left w:val="single" w:sz="6" w:space="0" w:color="9DB3C6"/>
@@ -8616,40 +8406,37 @@
         </w:tc>
         <w:tc>
           <w:tcPr>
-            <w:tcW w:w="6806" w:type="dxa"/>
-            <w:tcBorders>
-              <w:top w:val="single" w:sz="6" w:space="0" w:color="9DB3C6"/>
-              <w:left w:val="single" w:sz="6" w:space="0" w:color="9DB3C6"/>
-              <w:bottom w:val="single" w:sz="6" w:space="0" w:color="9DB3C6"/>
-              <w:right w:val="single" w:sz="6" w:space="0" w:color="9DB3C6"/>
-            </w:tcBorders>
-            <w:tcMar>
-              <w:top w:w="60" w:type="dxa"/>
-              <w:left w:w="100" w:type="dxa"/>
-              <w:bottom w:w="60" w:type="dxa"/>
-              <w:right w:w="100" w:type="dxa"/>
-            </w:tcMar>
-            <w:hideMark/>
-          </w:tcPr>
-          <w:p>
-            <w:pPr>
-              <w:spacing w:before="80" w:after="40" w:line="240" w:lineRule="auto"/>
-              <w:rPr>
-                <w:rFonts w:eastAsia="Times New Roman"/>
-                <w:sz w:val="19"/>
-                <w:szCs w:val="19"/>
-              </w:rPr>
-            </w:pPr>
-            <w:r>
-              <w:rPr>
-                <w:rFonts w:eastAsia="Times New Roman"/>
-                <w:b/>
-                <w:bCs/>
-                <w:color w:val="9A3412"/>
-                <w:sz w:val="19"/>
-                <w:szCs w:val="19"/>
-              </w:rPr>
-              <w:t>[confirmar]</w:t>
+            <w:tcW w:w="7177" w:type="dxa"/>
+            <w:tcBorders>
+              <w:top w:val="single" w:sz="6" w:space="0" w:color="9DB3C6"/>
+              <w:left w:val="single" w:sz="6" w:space="0" w:color="9DB3C6"/>
+              <w:bottom w:val="single" w:sz="6" w:space="0" w:color="9DB3C6"/>
+              <w:right w:val="single" w:sz="6" w:space="0" w:color="9DB3C6"/>
+            </w:tcBorders>
+            <w:tcMar>
+              <w:top w:w="60" w:type="dxa"/>
+              <w:left w:w="100" w:type="dxa"/>
+              <w:bottom w:w="60" w:type="dxa"/>
+              <w:right w:w="100" w:type="dxa"/>
+            </w:tcMar>
+            <w:hideMark/>
+          </w:tcPr>
+          <w:p>
+            <w:pPr>
+              <w:spacing w:before="80" w:after="40" w:line="240" w:lineRule="auto"/>
+              <w:rPr>
+                <w:rFonts w:eastAsia="Times New Roman"/>
+                <w:sz w:val="19"/>
+                <w:szCs w:val="19"/>
+              </w:rPr>
+            </w:pPr>
+            <w:r>
+              <w:rPr>
+                <w:rFonts w:eastAsia="Times New Roman"/>
+                <w:sz w:val="19"/>
+                <w:szCs w:val="19"/>
+              </w:rPr>
+              <w:t>Paula Belman, Vicente Carrasco y Alexander Sepúlveda</w:t>
             </w:r>
           </w:p>
         </w:tc>
@@ -8657,7 +8444,7 @@
       <w:tr>
         <w:tc>
           <w:tcPr>
-            <w:tcW w:w="2600" w:type="dxa"/>
+            <w:tcW w:w="2229" w:type="dxa"/>
             <w:tcBorders>
               <w:top w:val="single" w:sz="6" w:space="0" w:color="9DB3C6"/>
               <w:left w:val="single" w:sz="6" w:space="0" w:color="9DB3C6"/>
@@ -8698,40 +8485,37 @@
         </w:tc>
         <w:tc>
           <w:tcPr>
-            <w:tcW w:w="6806" w:type="dxa"/>
-            <w:tcBorders>
-              <w:top w:val="single" w:sz="6" w:space="0" w:color="9DB3C6"/>
-              <w:left w:val="single" w:sz="6" w:space="0" w:color="9DB3C6"/>
-              <w:bottom w:val="single" w:sz="6" w:space="0" w:color="9DB3C6"/>
-              <w:right w:val="single" w:sz="6" w:space="0" w:color="9DB3C6"/>
-            </w:tcBorders>
-            <w:tcMar>
-              <w:top w:w="60" w:type="dxa"/>
-              <w:left w:w="100" w:type="dxa"/>
-              <w:bottom w:w="60" w:type="dxa"/>
-              <w:right w:w="100" w:type="dxa"/>
-            </w:tcMar>
-            <w:hideMark/>
-          </w:tcPr>
-          <w:p>
-            <w:pPr>
-              <w:spacing w:before="80" w:after="40" w:line="240" w:lineRule="auto"/>
-              <w:rPr>
-                <w:rFonts w:eastAsia="Times New Roman"/>
-                <w:sz w:val="19"/>
-                <w:szCs w:val="19"/>
-              </w:rPr>
-            </w:pPr>
-            <w:r>
-              <w:rPr>
-                <w:rFonts w:eastAsia="Times New Roman"/>
-                <w:b/>
-                <w:bCs/>
-                <w:color w:val="9A3412"/>
-                <w:sz w:val="19"/>
-                <w:szCs w:val="19"/>
-              </w:rPr>
-              <w:t>[confirmar]</w:t>
+            <w:tcW w:w="7177" w:type="dxa"/>
+            <w:tcBorders>
+              <w:top w:val="single" w:sz="6" w:space="0" w:color="9DB3C6"/>
+              <w:left w:val="single" w:sz="6" w:space="0" w:color="9DB3C6"/>
+              <w:bottom w:val="single" w:sz="6" w:space="0" w:color="9DB3C6"/>
+              <w:right w:val="single" w:sz="6" w:space="0" w:color="9DB3C6"/>
+            </w:tcBorders>
+            <w:tcMar>
+              <w:top w:w="60" w:type="dxa"/>
+              <w:left w:w="100" w:type="dxa"/>
+              <w:bottom w:w="60" w:type="dxa"/>
+              <w:right w:w="100" w:type="dxa"/>
+            </w:tcMar>
+            <w:hideMark/>
+          </w:tcPr>
+          <w:p>
+            <w:pPr>
+              <w:spacing w:before="80" w:after="40" w:line="240" w:lineRule="auto"/>
+              <w:rPr>
+                <w:rFonts w:eastAsia="Times New Roman"/>
+                <w:sz w:val="19"/>
+                <w:szCs w:val="19"/>
+              </w:rPr>
+            </w:pPr>
+            <w:r>
+              <w:rPr>
+                <w:rFonts w:eastAsia="Times New Roman"/>
+                <w:sz w:val="19"/>
+                <w:szCs w:val="19"/>
+              </w:rPr>
+              <w:t>Ninguno</w:t>
             </w:r>
           </w:p>
         </w:tc>
@@ -8739,7 +8523,7 @@
       <w:tr>
         <w:tc>
           <w:tcPr>
-            <w:tcW w:w="2600" w:type="dxa"/>
+            <w:tcW w:w="2229" w:type="dxa"/>
             <w:tcBorders>
               <w:top w:val="single" w:sz="6" w:space="0" w:color="9DB3C6"/>
               <w:left w:val="single" w:sz="6" w:space="0" w:color="9DB3C6"/>
@@ -8780,7 +8564,7 @@
         </w:tc>
         <w:tc>
           <w:tcPr>
-            <w:tcW w:w="6806" w:type="dxa"/>
+            <w:tcW w:w="7177" w:type="dxa"/>
             <w:tcBorders>
               <w:top w:val="single" w:sz="6" w:space="0" w:color="9DB3C6"/>
               <w:left w:val="single" w:sz="6" w:space="0" w:color="9DB3C6"/>
@@ -8818,7 +8602,7 @@
       <w:tr>
         <w:tc>
           <w:tcPr>
-            <w:tcW w:w="2600" w:type="dxa"/>
+            <w:tcW w:w="2229" w:type="dxa"/>
             <w:tcBorders>
               <w:top w:val="single" w:sz="6" w:space="0" w:color="9DB3C6"/>
               <w:left w:val="single" w:sz="6" w:space="0" w:color="9DB3C6"/>
@@ -8859,7 +8643,7 @@
         </w:tc>
         <w:tc>
           <w:tcPr>
-            <w:tcW w:w="6806" w:type="dxa"/>
+            <w:tcW w:w="7177" w:type="dxa"/>
             <w:tcBorders>
               <w:top w:val="single" w:sz="6" w:space="0" w:color="9DB3C6"/>
               <w:left w:val="single" w:sz="6" w:space="0" w:color="9DB3C6"/>
@@ -8897,7 +8681,7 @@
       <w:tr>
         <w:tc>
           <w:tcPr>
-            <w:tcW w:w="2600" w:type="dxa"/>
+            <w:tcW w:w="2229" w:type="dxa"/>
             <w:tcBorders>
               <w:top w:val="single" w:sz="6" w:space="0" w:color="9DB3C6"/>
               <w:left w:val="single" w:sz="6" w:space="0" w:color="9DB3C6"/>
@@ -8938,40 +8722,37 @@
         </w:tc>
         <w:tc>
           <w:tcPr>
-            <w:tcW w:w="6806" w:type="dxa"/>
-            <w:tcBorders>
-              <w:top w:val="single" w:sz="6" w:space="0" w:color="9DB3C6"/>
-              <w:left w:val="single" w:sz="6" w:space="0" w:color="9DB3C6"/>
-              <w:bottom w:val="single" w:sz="6" w:space="0" w:color="9DB3C6"/>
-              <w:right w:val="single" w:sz="6" w:space="0" w:color="9DB3C6"/>
-            </w:tcBorders>
-            <w:tcMar>
-              <w:top w:w="60" w:type="dxa"/>
-              <w:left w:w="100" w:type="dxa"/>
-              <w:bottom w:w="60" w:type="dxa"/>
-              <w:right w:w="100" w:type="dxa"/>
-            </w:tcMar>
-            <w:hideMark/>
-          </w:tcPr>
-          <w:p>
-            <w:pPr>
-              <w:spacing w:before="80" w:after="40" w:line="240" w:lineRule="auto"/>
-              <w:rPr>
-                <w:rFonts w:eastAsia="Times New Roman"/>
-                <w:sz w:val="19"/>
-                <w:szCs w:val="19"/>
-              </w:rPr>
-            </w:pPr>
-            <w:r>
-              <w:rPr>
-                <w:rFonts w:eastAsia="Times New Roman"/>
-                <w:b/>
-                <w:bCs/>
-                <w:color w:val="9A3412"/>
-                <w:sz w:val="19"/>
-                <w:szCs w:val="19"/>
-              </w:rPr>
-              <w:t>[confirmar]</w:t>
+            <w:tcW w:w="7177" w:type="dxa"/>
+            <w:tcBorders>
+              <w:top w:val="single" w:sz="6" w:space="0" w:color="9DB3C6"/>
+              <w:left w:val="single" w:sz="6" w:space="0" w:color="9DB3C6"/>
+              <w:bottom w:val="single" w:sz="6" w:space="0" w:color="9DB3C6"/>
+              <w:right w:val="single" w:sz="6" w:space="0" w:color="9DB3C6"/>
+            </w:tcBorders>
+            <w:tcMar>
+              <w:top w:w="60" w:type="dxa"/>
+              <w:left w:w="100" w:type="dxa"/>
+              <w:bottom w:w="60" w:type="dxa"/>
+              <w:right w:w="100" w:type="dxa"/>
+            </w:tcMar>
+            <w:hideMark/>
+          </w:tcPr>
+          <w:p>
+            <w:pPr>
+              <w:spacing w:before="80" w:after="40" w:line="240" w:lineRule="auto"/>
+              <w:rPr>
+                <w:rFonts w:eastAsia="Times New Roman"/>
+                <w:sz w:val="19"/>
+                <w:szCs w:val="19"/>
+              </w:rPr>
+            </w:pPr>
+            <w:r>
+              <w:rPr>
+                <w:rFonts w:eastAsia="Times New Roman"/>
+                <w:sz w:val="19"/>
+                <w:szCs w:val="19"/>
+              </w:rPr>
+              <w:t>No se registraron bloqueos.</w:t>
             </w:r>
           </w:p>
         </w:tc>
@@ -8979,7 +8760,7 @@
       <w:tr>
         <w:tc>
           <w:tcPr>
-            <w:tcW w:w="2600" w:type="dxa"/>
+            <w:tcW w:w="2229" w:type="dxa"/>
             <w:tcBorders>
               <w:top w:val="single" w:sz="6" w:space="0" w:color="9DB3C6"/>
               <w:left w:val="single" w:sz="6" w:space="0" w:color="9DB3C6"/>
@@ -9020,7 +8801,7 @@
         </w:tc>
         <w:tc>
           <w:tcPr>
-            <w:tcW w:w="6806" w:type="dxa"/>
+            <w:tcW w:w="7177" w:type="dxa"/>
             <w:tcBorders>
               <w:top w:val="single" w:sz="6" w:space="0" w:color="9DB3C6"/>
               <w:left w:val="single" w:sz="6" w:space="0" w:color="9DB3C6"/>
@@ -9058,7 +8839,7 @@
       <w:tr>
         <w:tc>
           <w:tcPr>
-            <w:tcW w:w="2600" w:type="dxa"/>
+            <w:tcW w:w="2229" w:type="dxa"/>
             <w:tcBorders>
               <w:top w:val="single" w:sz="6" w:space="0" w:color="9DB3C6"/>
               <w:left w:val="single" w:sz="6" w:space="0" w:color="9DB3C6"/>
@@ -9093,46 +8874,44 @@
                 <w:sz w:val="19"/>
                 <w:szCs w:val="19"/>
               </w:rPr>
+              <w:lastRenderedPageBreak/>
               <w:t>Conformidad del equipo</w:t>
             </w:r>
           </w:p>
         </w:tc>
         <w:tc>
           <w:tcPr>
-            <w:tcW w:w="6806" w:type="dxa"/>
-            <w:tcBorders>
-              <w:top w:val="single" w:sz="6" w:space="0" w:color="9DB3C6"/>
-              <w:left w:val="single" w:sz="6" w:space="0" w:color="9DB3C6"/>
-              <w:bottom w:val="single" w:sz="6" w:space="0" w:color="9DB3C6"/>
-              <w:right w:val="single" w:sz="6" w:space="0" w:color="9DB3C6"/>
-            </w:tcBorders>
-            <w:tcMar>
-              <w:top w:w="60" w:type="dxa"/>
-              <w:left w:w="100" w:type="dxa"/>
-              <w:bottom w:w="60" w:type="dxa"/>
-              <w:right w:w="100" w:type="dxa"/>
-            </w:tcMar>
-            <w:hideMark/>
-          </w:tcPr>
-          <w:p>
-            <w:pPr>
-              <w:spacing w:before="80" w:after="40" w:line="240" w:lineRule="auto"/>
-              <w:rPr>
-                <w:rFonts w:eastAsia="Times New Roman"/>
-                <w:sz w:val="19"/>
-                <w:szCs w:val="19"/>
-              </w:rPr>
-            </w:pPr>
-            <w:r>
-              <w:rPr>
-                <w:rFonts w:eastAsia="Times New Roman"/>
-                <w:b/>
-                <w:bCs/>
-                <w:color w:val="9A3412"/>
-                <w:sz w:val="19"/>
-                <w:szCs w:val="19"/>
-              </w:rPr>
-              <w:t>[confirmar]</w:t>
+            <w:tcW w:w="7177" w:type="dxa"/>
+            <w:tcBorders>
+              <w:top w:val="single" w:sz="6" w:space="0" w:color="9DB3C6"/>
+              <w:left w:val="single" w:sz="6" w:space="0" w:color="9DB3C6"/>
+              <w:bottom w:val="single" w:sz="6" w:space="0" w:color="9DB3C6"/>
+              <w:right w:val="single" w:sz="6" w:space="0" w:color="9DB3C6"/>
+            </w:tcBorders>
+            <w:tcMar>
+              <w:top w:w="60" w:type="dxa"/>
+              <w:left w:w="100" w:type="dxa"/>
+              <w:bottom w:w="60" w:type="dxa"/>
+              <w:right w:w="100" w:type="dxa"/>
+            </w:tcMar>
+            <w:hideMark/>
+          </w:tcPr>
+          <w:p>
+            <w:pPr>
+              <w:spacing w:before="80" w:after="40" w:line="240" w:lineRule="auto"/>
+              <w:rPr>
+                <w:rFonts w:eastAsia="Times New Roman"/>
+                <w:sz w:val="19"/>
+                <w:szCs w:val="19"/>
+              </w:rPr>
+            </w:pPr>
+            <w:r>
+              <w:rPr>
+                <w:rFonts w:eastAsia="Times New Roman"/>
+                <w:sz w:val="19"/>
+                <w:szCs w:val="19"/>
+              </w:rPr>
+              <w:t>Conforme: Paula Belman, Vicente Carrasco y Alexander Sepúlveda (28-10-2026)</w:t>
             </w:r>
           </w:p>
         </w:tc>
@@ -9140,7 +8919,7 @@
       <w:tr>
         <w:tc>
           <w:tcPr>
-            <w:tcW w:w="2600" w:type="dxa"/>
+            <w:tcW w:w="2229" w:type="dxa"/>
             <w:tcBorders>
               <w:top w:val="single" w:sz="6" w:space="0" w:color="9DB3C6"/>
               <w:left w:val="single" w:sz="6" w:space="0" w:color="9DB3C6"/>
@@ -9181,37 +8960,37 @@
         </w:tc>
         <w:tc>
           <w:tcPr>
-            <w:tcW w:w="6806" w:type="dxa"/>
-            <w:tcBorders>
-              <w:top w:val="single" w:sz="6" w:space="0" w:color="9DB3C6"/>
-              <w:left w:val="single" w:sz="6" w:space="0" w:color="9DB3C6"/>
-              <w:bottom w:val="single" w:sz="6" w:space="0" w:color="9DB3C6"/>
-              <w:right w:val="single" w:sz="6" w:space="0" w:color="9DB3C6"/>
-            </w:tcBorders>
-            <w:tcMar>
-              <w:top w:w="60" w:type="dxa"/>
-              <w:left w:w="100" w:type="dxa"/>
-              <w:bottom w:w="60" w:type="dxa"/>
-              <w:right w:w="100" w:type="dxa"/>
-            </w:tcMar>
-            <w:hideMark/>
-          </w:tcPr>
-          <w:p>
-            <w:pPr>
-              <w:spacing w:before="80" w:after="40" w:line="240" w:lineRule="auto"/>
-              <w:rPr>
-                <w:rFonts w:eastAsia="Times New Roman"/>
-                <w:sz w:val="19"/>
-                <w:szCs w:val="19"/>
-              </w:rPr>
-            </w:pPr>
-            <w:r>
-              <w:rPr>
-                <w:rFonts w:eastAsia="Times New Roman"/>
-                <w:sz w:val="19"/>
-                <w:szCs w:val="19"/>
-              </w:rPr>
-              <w:t>Reconstruida el 28 de octubre de 2026. Tabla migracion_aplicada (10-10); revisión 00003 de Cloud Run.</w:t>
+            <w:tcW w:w="7177" w:type="dxa"/>
+            <w:tcBorders>
+              <w:top w:val="single" w:sz="6" w:space="0" w:color="9DB3C6"/>
+              <w:left w:val="single" w:sz="6" w:space="0" w:color="9DB3C6"/>
+              <w:bottom w:val="single" w:sz="6" w:space="0" w:color="9DB3C6"/>
+              <w:right w:val="single" w:sz="6" w:space="0" w:color="9DB3C6"/>
+            </w:tcBorders>
+            <w:tcMar>
+              <w:top w:w="60" w:type="dxa"/>
+              <w:left w:w="100" w:type="dxa"/>
+              <w:bottom w:w="60" w:type="dxa"/>
+              <w:right w:w="100" w:type="dxa"/>
+            </w:tcMar>
+            <w:hideMark/>
+          </w:tcPr>
+          <w:p>
+            <w:pPr>
+              <w:spacing w:before="80" w:after="40" w:line="240" w:lineRule="auto"/>
+              <w:rPr>
+                <w:rFonts w:eastAsia="Times New Roman"/>
+                <w:sz w:val="19"/>
+                <w:szCs w:val="19"/>
+              </w:rPr>
+            </w:pPr>
+            <w:r>
+              <w:rPr>
+                <w:rFonts w:eastAsia="Times New Roman"/>
+                <w:sz w:val="19"/>
+                <w:szCs w:val="19"/>
+              </w:rPr>
+              <w:t>Reconstruida el 28 de octubre de 2026 y confirmada por el equipo. Tabla migracion_aplicada (10-10); revisión 00003 de Cloud Run.</w:t>
             </w:r>
           </w:p>
         </w:tc>
@@ -9226,7 +9005,7 @@
           <w:lang w:val="es-ES"/>
         </w:rPr>
       </w:pPr>
-      <w:bookmarkStart w:id="12" w:name="_Toc244090500"/>
+      <w:bookmarkStart w:id="12" w:name="_Toc244092069"/>
       <w:r>
         <w:rPr>
           <w:rFonts w:eastAsia="Times New Roman"/>
@@ -9250,13 +9029,13 @@
         <w:tblLook w:val="04A0" w:firstRow="1" w:lastRow="0" w:firstColumn="1" w:lastColumn="0" w:noHBand="0" w:noVBand="1"/>
       </w:tblPr>
       <w:tblGrid>
-        <w:gridCol w:w="2163"/>
-        <w:gridCol w:w="7243"/>
+        <w:gridCol w:w="1984"/>
+        <w:gridCol w:w="7422"/>
       </w:tblGrid>
       <w:tr>
         <w:tc>
           <w:tcPr>
-            <w:tcW w:w="2163" w:type="dxa"/>
+            <w:tcW w:w="1984" w:type="dxa"/>
             <w:tcBorders>
               <w:top w:val="single" w:sz="6" w:space="0" w:color="9DB3C6"/>
               <w:left w:val="single" w:sz="6" w:space="0" w:color="9DB3C6"/>
@@ -9297,7 +9076,7 @@
         </w:tc>
         <w:tc>
           <w:tcPr>
-            <w:tcW w:w="7243" w:type="dxa"/>
+            <w:tcW w:w="7422" w:type="dxa"/>
             <w:tcBorders>
               <w:top w:val="single" w:sz="6" w:space="0" w:color="9DB3C6"/>
               <w:left w:val="single" w:sz="6" w:space="0" w:color="9DB3C6"/>
@@ -9335,7 +9114,7 @@
       <w:tr>
         <w:tc>
           <w:tcPr>
-            <w:tcW w:w="2163" w:type="dxa"/>
+            <w:tcW w:w="1984" w:type="dxa"/>
             <w:tcBorders>
               <w:top w:val="single" w:sz="6" w:space="0" w:color="9DB3C6"/>
               <w:left w:val="single" w:sz="6" w:space="0" w:color="9DB3C6"/>
@@ -9376,48 +9155,37 @@
         </w:tc>
         <w:tc>
           <w:tcPr>
-            <w:tcW w:w="7243" w:type="dxa"/>
-            <w:tcBorders>
-              <w:top w:val="single" w:sz="6" w:space="0" w:color="9DB3C6"/>
-              <w:left w:val="single" w:sz="6" w:space="0" w:color="9DB3C6"/>
-              <w:bottom w:val="single" w:sz="6" w:space="0" w:color="9DB3C6"/>
-              <w:right w:val="single" w:sz="6" w:space="0" w:color="9DB3C6"/>
-            </w:tcBorders>
-            <w:tcMar>
-              <w:top w:w="60" w:type="dxa"/>
-              <w:left w:w="100" w:type="dxa"/>
-              <w:bottom w:w="60" w:type="dxa"/>
-              <w:right w:w="100" w:type="dxa"/>
-            </w:tcMar>
-            <w:hideMark/>
-          </w:tcPr>
-          <w:p>
-            <w:pPr>
-              <w:spacing w:before="80" w:after="40" w:line="240" w:lineRule="auto"/>
-              <w:rPr>
-                <w:rFonts w:eastAsia="Times New Roman"/>
-                <w:sz w:val="19"/>
-                <w:szCs w:val="19"/>
-              </w:rPr>
-            </w:pPr>
-            <w:r>
-              <w:rPr>
-                <w:rFonts w:eastAsia="Times New Roman"/>
-                <w:sz w:val="19"/>
-                <w:szCs w:val="19"/>
-              </w:rPr>
-              <w:t xml:space="preserve">Martes de la semana 10 </w:t>
-            </w:r>
-            <w:r>
-              <w:rPr>
-                <w:rFonts w:eastAsia="Times New Roman"/>
-                <w:b/>
-                <w:bCs/>
-                <w:color w:val="9A3412"/>
-                <w:sz w:val="19"/>
-                <w:szCs w:val="19"/>
-              </w:rPr>
-              <w:t>[confirmar]</w:t>
+            <w:tcW w:w="7422" w:type="dxa"/>
+            <w:tcBorders>
+              <w:top w:val="single" w:sz="6" w:space="0" w:color="9DB3C6"/>
+              <w:left w:val="single" w:sz="6" w:space="0" w:color="9DB3C6"/>
+              <w:bottom w:val="single" w:sz="6" w:space="0" w:color="9DB3C6"/>
+              <w:right w:val="single" w:sz="6" w:space="0" w:color="9DB3C6"/>
+            </w:tcBorders>
+            <w:tcMar>
+              <w:top w:w="60" w:type="dxa"/>
+              <w:left w:w="100" w:type="dxa"/>
+              <w:bottom w:w="60" w:type="dxa"/>
+              <w:right w:w="100" w:type="dxa"/>
+            </w:tcMar>
+            <w:hideMark/>
+          </w:tcPr>
+          <w:p>
+            <w:pPr>
+              <w:spacing w:before="80" w:after="40" w:line="240" w:lineRule="auto"/>
+              <w:rPr>
+                <w:rFonts w:eastAsia="Times New Roman"/>
+                <w:sz w:val="19"/>
+                <w:szCs w:val="19"/>
+              </w:rPr>
+            </w:pPr>
+            <w:r>
+              <w:rPr>
+                <w:rFonts w:eastAsia="Times New Roman"/>
+                <w:sz w:val="19"/>
+                <w:szCs w:val="19"/>
+              </w:rPr>
+              <w:t>Martes 13-10-2026, 14:30</w:t>
             </w:r>
           </w:p>
         </w:tc>
@@ -9425,7 +9193,7 @@
       <w:tr>
         <w:tc>
           <w:tcPr>
-            <w:tcW w:w="2163" w:type="dxa"/>
+            <w:tcW w:w="1984" w:type="dxa"/>
             <w:tcBorders>
               <w:top w:val="single" w:sz="6" w:space="0" w:color="9DB3C6"/>
               <w:left w:val="single" w:sz="6" w:space="0" w:color="9DB3C6"/>
@@ -9466,40 +9234,37 @@
         </w:tc>
         <w:tc>
           <w:tcPr>
-            <w:tcW w:w="7243" w:type="dxa"/>
-            <w:tcBorders>
-              <w:top w:val="single" w:sz="6" w:space="0" w:color="9DB3C6"/>
-              <w:left w:val="single" w:sz="6" w:space="0" w:color="9DB3C6"/>
-              <w:bottom w:val="single" w:sz="6" w:space="0" w:color="9DB3C6"/>
-              <w:right w:val="single" w:sz="6" w:space="0" w:color="9DB3C6"/>
-            </w:tcBorders>
-            <w:tcMar>
-              <w:top w:w="60" w:type="dxa"/>
-              <w:left w:w="100" w:type="dxa"/>
-              <w:bottom w:w="60" w:type="dxa"/>
-              <w:right w:w="100" w:type="dxa"/>
-            </w:tcMar>
-            <w:hideMark/>
-          </w:tcPr>
-          <w:p>
-            <w:pPr>
-              <w:spacing w:before="80" w:after="40" w:line="240" w:lineRule="auto"/>
-              <w:rPr>
-                <w:rFonts w:eastAsia="Times New Roman"/>
-                <w:sz w:val="19"/>
-                <w:szCs w:val="19"/>
-              </w:rPr>
-            </w:pPr>
-            <w:r>
-              <w:rPr>
-                <w:rFonts w:eastAsia="Times New Roman"/>
-                <w:b/>
-                <w:bCs/>
-                <w:color w:val="9A3412"/>
-                <w:sz w:val="19"/>
-                <w:szCs w:val="19"/>
-              </w:rPr>
-              <w:t>[confirmar]</w:t>
+            <w:tcW w:w="7422" w:type="dxa"/>
+            <w:tcBorders>
+              <w:top w:val="single" w:sz="6" w:space="0" w:color="9DB3C6"/>
+              <w:left w:val="single" w:sz="6" w:space="0" w:color="9DB3C6"/>
+              <w:bottom w:val="single" w:sz="6" w:space="0" w:color="9DB3C6"/>
+              <w:right w:val="single" w:sz="6" w:space="0" w:color="9DB3C6"/>
+            </w:tcBorders>
+            <w:tcMar>
+              <w:top w:w="60" w:type="dxa"/>
+              <w:left w:w="100" w:type="dxa"/>
+              <w:bottom w:w="60" w:type="dxa"/>
+              <w:right w:w="100" w:type="dxa"/>
+            </w:tcMar>
+            <w:hideMark/>
+          </w:tcPr>
+          <w:p>
+            <w:pPr>
+              <w:spacing w:before="80" w:after="40" w:line="240" w:lineRule="auto"/>
+              <w:rPr>
+                <w:rFonts w:eastAsia="Times New Roman"/>
+                <w:sz w:val="19"/>
+                <w:szCs w:val="19"/>
+              </w:rPr>
+            </w:pPr>
+            <w:r>
+              <w:rPr>
+                <w:rFonts w:eastAsia="Times New Roman"/>
+                <w:sz w:val="19"/>
+                <w:szCs w:val="19"/>
+              </w:rPr>
+              <w:t>Paula Belman, Vicente Carrasco y Alexander Sepúlveda</w:t>
             </w:r>
           </w:p>
         </w:tc>
@@ -9507,7 +9272,7 @@
       <w:tr>
         <w:tc>
           <w:tcPr>
-            <w:tcW w:w="2163" w:type="dxa"/>
+            <w:tcW w:w="1984" w:type="dxa"/>
             <w:tcBorders>
               <w:top w:val="single" w:sz="6" w:space="0" w:color="9DB3C6"/>
               <w:left w:val="single" w:sz="6" w:space="0" w:color="9DB3C6"/>
@@ -9548,40 +9313,37 @@
         </w:tc>
         <w:tc>
           <w:tcPr>
-            <w:tcW w:w="7243" w:type="dxa"/>
-            <w:tcBorders>
-              <w:top w:val="single" w:sz="6" w:space="0" w:color="9DB3C6"/>
-              <w:left w:val="single" w:sz="6" w:space="0" w:color="9DB3C6"/>
-              <w:bottom w:val="single" w:sz="6" w:space="0" w:color="9DB3C6"/>
-              <w:right w:val="single" w:sz="6" w:space="0" w:color="9DB3C6"/>
-            </w:tcBorders>
-            <w:tcMar>
-              <w:top w:w="60" w:type="dxa"/>
-              <w:left w:w="100" w:type="dxa"/>
-              <w:bottom w:w="60" w:type="dxa"/>
-              <w:right w:w="100" w:type="dxa"/>
-            </w:tcMar>
-            <w:hideMark/>
-          </w:tcPr>
-          <w:p>
-            <w:pPr>
-              <w:spacing w:before="80" w:after="40" w:line="240" w:lineRule="auto"/>
-              <w:rPr>
-                <w:rFonts w:eastAsia="Times New Roman"/>
-                <w:sz w:val="19"/>
-                <w:szCs w:val="19"/>
-              </w:rPr>
-            </w:pPr>
-            <w:r>
-              <w:rPr>
-                <w:rFonts w:eastAsia="Times New Roman"/>
-                <w:b/>
-                <w:bCs/>
-                <w:color w:val="9A3412"/>
-                <w:sz w:val="19"/>
-                <w:szCs w:val="19"/>
-              </w:rPr>
-              <w:t>[confirmar]</w:t>
+            <w:tcW w:w="7422" w:type="dxa"/>
+            <w:tcBorders>
+              <w:top w:val="single" w:sz="6" w:space="0" w:color="9DB3C6"/>
+              <w:left w:val="single" w:sz="6" w:space="0" w:color="9DB3C6"/>
+              <w:bottom w:val="single" w:sz="6" w:space="0" w:color="9DB3C6"/>
+              <w:right w:val="single" w:sz="6" w:space="0" w:color="9DB3C6"/>
+            </w:tcBorders>
+            <w:tcMar>
+              <w:top w:w="60" w:type="dxa"/>
+              <w:left w:w="100" w:type="dxa"/>
+              <w:bottom w:w="60" w:type="dxa"/>
+              <w:right w:w="100" w:type="dxa"/>
+            </w:tcMar>
+            <w:hideMark/>
+          </w:tcPr>
+          <w:p>
+            <w:pPr>
+              <w:spacing w:before="80" w:after="40" w:line="240" w:lineRule="auto"/>
+              <w:rPr>
+                <w:rFonts w:eastAsia="Times New Roman"/>
+                <w:sz w:val="19"/>
+                <w:szCs w:val="19"/>
+              </w:rPr>
+            </w:pPr>
+            <w:r>
+              <w:rPr>
+                <w:rFonts w:eastAsia="Times New Roman"/>
+                <w:sz w:val="19"/>
+                <w:szCs w:val="19"/>
+              </w:rPr>
+              <w:t>Ninguno</w:t>
             </w:r>
           </w:p>
         </w:tc>
@@ -9589,7 +9351,7 @@
       <w:tr>
         <w:tc>
           <w:tcPr>
-            <w:tcW w:w="2163" w:type="dxa"/>
+            <w:tcW w:w="1984" w:type="dxa"/>
             <w:tcBorders>
               <w:top w:val="single" w:sz="6" w:space="0" w:color="9DB3C6"/>
               <w:left w:val="single" w:sz="6" w:space="0" w:color="9DB3C6"/>
@@ -9630,7 +9392,7 @@
         </w:tc>
         <w:tc>
           <w:tcPr>
-            <w:tcW w:w="7243" w:type="dxa"/>
+            <w:tcW w:w="7422" w:type="dxa"/>
             <w:tcBorders>
               <w:top w:val="single" w:sz="6" w:space="0" w:color="9DB3C6"/>
               <w:left w:val="single" w:sz="6" w:space="0" w:color="9DB3C6"/>
@@ -9668,7 +9430,7 @@
       <w:tr>
         <w:tc>
           <w:tcPr>
-            <w:tcW w:w="2163" w:type="dxa"/>
+            <w:tcW w:w="1984" w:type="dxa"/>
             <w:tcBorders>
               <w:top w:val="single" w:sz="6" w:space="0" w:color="9DB3C6"/>
               <w:left w:val="single" w:sz="6" w:space="0" w:color="9DB3C6"/>
@@ -9703,14 +9465,13 @@
                 <w:sz w:val="19"/>
                 <w:szCs w:val="19"/>
               </w:rPr>
-              <w:lastRenderedPageBreak/>
               <w:t>2. Tareas retrasadas o pendientes</w:t>
             </w:r>
           </w:p>
         </w:tc>
         <w:tc>
           <w:tcPr>
-            <w:tcW w:w="7243" w:type="dxa"/>
+            <w:tcW w:w="7422" w:type="dxa"/>
             <w:tcBorders>
               <w:top w:val="single" w:sz="6" w:space="0" w:color="9DB3C6"/>
               <w:left w:val="single" w:sz="6" w:space="0" w:color="9DB3C6"/>
@@ -9748,7 +9509,7 @@
       <w:tr>
         <w:tc>
           <w:tcPr>
-            <w:tcW w:w="2163" w:type="dxa"/>
+            <w:tcW w:w="1984" w:type="dxa"/>
             <w:tcBorders>
               <w:top w:val="single" w:sz="6" w:space="0" w:color="9DB3C6"/>
               <w:left w:val="single" w:sz="6" w:space="0" w:color="9DB3C6"/>
@@ -9789,7 +9550,7 @@
         </w:tc>
         <w:tc>
           <w:tcPr>
-            <w:tcW w:w="7243" w:type="dxa"/>
+            <w:tcW w:w="7422" w:type="dxa"/>
             <w:tcBorders>
               <w:top w:val="single" w:sz="6" w:space="0" w:color="9DB3C6"/>
               <w:left w:val="single" w:sz="6" w:space="0" w:color="9DB3C6"/>
@@ -9827,7 +9588,7 @@
       <w:tr>
         <w:tc>
           <w:tcPr>
-            <w:tcW w:w="2163" w:type="dxa"/>
+            <w:tcW w:w="1984" w:type="dxa"/>
             <w:tcBorders>
               <w:top w:val="single" w:sz="6" w:space="0" w:color="9DB3C6"/>
               <w:left w:val="single" w:sz="6" w:space="0" w:color="9DB3C6"/>
@@ -9868,7 +9629,7 @@
         </w:tc>
         <w:tc>
           <w:tcPr>
-            <w:tcW w:w="7243" w:type="dxa"/>
+            <w:tcW w:w="7422" w:type="dxa"/>
             <w:tcBorders>
               <w:top w:val="single" w:sz="6" w:space="0" w:color="9DB3C6"/>
               <w:left w:val="single" w:sz="6" w:space="0" w:color="9DB3C6"/>
@@ -9906,7 +9667,7 @@
       <w:tr>
         <w:tc>
           <w:tcPr>
-            <w:tcW w:w="2163" w:type="dxa"/>
+            <w:tcW w:w="1984" w:type="dxa"/>
             <w:tcBorders>
               <w:top w:val="single" w:sz="6" w:space="0" w:color="9DB3C6"/>
               <w:left w:val="single" w:sz="6" w:space="0" w:color="9DB3C6"/>
@@ -9947,40 +9708,37 @@
         </w:tc>
         <w:tc>
           <w:tcPr>
-            <w:tcW w:w="7243" w:type="dxa"/>
-            <w:tcBorders>
-              <w:top w:val="single" w:sz="6" w:space="0" w:color="9DB3C6"/>
-              <w:left w:val="single" w:sz="6" w:space="0" w:color="9DB3C6"/>
-              <w:bottom w:val="single" w:sz="6" w:space="0" w:color="9DB3C6"/>
-              <w:right w:val="single" w:sz="6" w:space="0" w:color="9DB3C6"/>
-            </w:tcBorders>
-            <w:tcMar>
-              <w:top w:w="60" w:type="dxa"/>
-              <w:left w:w="100" w:type="dxa"/>
-              <w:bottom w:w="60" w:type="dxa"/>
-              <w:right w:w="100" w:type="dxa"/>
-            </w:tcMar>
-            <w:hideMark/>
-          </w:tcPr>
-          <w:p>
-            <w:pPr>
-              <w:spacing w:before="80" w:after="40" w:line="240" w:lineRule="auto"/>
-              <w:rPr>
-                <w:rFonts w:eastAsia="Times New Roman"/>
-                <w:sz w:val="19"/>
-                <w:szCs w:val="19"/>
-              </w:rPr>
-            </w:pPr>
-            <w:r>
-              <w:rPr>
-                <w:rFonts w:eastAsia="Times New Roman"/>
-                <w:b/>
-                <w:bCs/>
-                <w:color w:val="9A3412"/>
-                <w:sz w:val="19"/>
-                <w:szCs w:val="19"/>
-              </w:rPr>
-              <w:t>[confirmar]</w:t>
+            <w:tcW w:w="7422" w:type="dxa"/>
+            <w:tcBorders>
+              <w:top w:val="single" w:sz="6" w:space="0" w:color="9DB3C6"/>
+              <w:left w:val="single" w:sz="6" w:space="0" w:color="9DB3C6"/>
+              <w:bottom w:val="single" w:sz="6" w:space="0" w:color="9DB3C6"/>
+              <w:right w:val="single" w:sz="6" w:space="0" w:color="9DB3C6"/>
+            </w:tcBorders>
+            <w:tcMar>
+              <w:top w:w="60" w:type="dxa"/>
+              <w:left w:w="100" w:type="dxa"/>
+              <w:bottom w:w="60" w:type="dxa"/>
+              <w:right w:w="100" w:type="dxa"/>
+            </w:tcMar>
+            <w:hideMark/>
+          </w:tcPr>
+          <w:p>
+            <w:pPr>
+              <w:spacing w:before="80" w:after="40" w:line="240" w:lineRule="auto"/>
+              <w:rPr>
+                <w:rFonts w:eastAsia="Times New Roman"/>
+                <w:sz w:val="19"/>
+                <w:szCs w:val="19"/>
+              </w:rPr>
+            </w:pPr>
+            <w:r>
+              <w:rPr>
+                <w:rFonts w:eastAsia="Times New Roman"/>
+                <w:sz w:val="19"/>
+                <w:szCs w:val="19"/>
+              </w:rPr>
+              <w:t>Conforme: Paula Belman, Vicente Carrasco y Alexander Sepúlveda (28-10-2026)</w:t>
             </w:r>
           </w:p>
         </w:tc>
@@ -9988,7 +9746,7 @@
       <w:tr>
         <w:tc>
           <w:tcPr>
-            <w:tcW w:w="2163" w:type="dxa"/>
+            <w:tcW w:w="1984" w:type="dxa"/>
             <w:tcBorders>
               <w:top w:val="single" w:sz="6" w:space="0" w:color="9DB3C6"/>
               <w:left w:val="single" w:sz="6" w:space="0" w:color="9DB3C6"/>
@@ -10029,37 +9787,37 @@
         </w:tc>
         <w:tc>
           <w:tcPr>
-            <w:tcW w:w="7243" w:type="dxa"/>
-            <w:tcBorders>
-              <w:top w:val="single" w:sz="6" w:space="0" w:color="9DB3C6"/>
-              <w:left w:val="single" w:sz="6" w:space="0" w:color="9DB3C6"/>
-              <w:bottom w:val="single" w:sz="6" w:space="0" w:color="9DB3C6"/>
-              <w:right w:val="single" w:sz="6" w:space="0" w:color="9DB3C6"/>
-            </w:tcBorders>
-            <w:tcMar>
-              <w:top w:w="60" w:type="dxa"/>
-              <w:left w:w="100" w:type="dxa"/>
-              <w:bottom w:w="60" w:type="dxa"/>
-              <w:right w:w="100" w:type="dxa"/>
-            </w:tcMar>
-            <w:hideMark/>
-          </w:tcPr>
-          <w:p>
-            <w:pPr>
-              <w:spacing w:before="80" w:after="40" w:line="240" w:lineRule="auto"/>
-              <w:rPr>
-                <w:rFonts w:eastAsia="Times New Roman"/>
-                <w:sz w:val="19"/>
-                <w:szCs w:val="19"/>
-              </w:rPr>
-            </w:pPr>
-            <w:r>
-              <w:rPr>
-                <w:rFonts w:eastAsia="Times New Roman"/>
-                <w:sz w:val="19"/>
-                <w:szCs w:val="19"/>
-              </w:rPr>
-              <w:t>Reconstruida el 28 de octubre de 2026. Planilla de evaluación; Acta de Reunión N° 01; Informe de avance; diarios 2.1.</w:t>
+            <w:tcW w:w="7422" w:type="dxa"/>
+            <w:tcBorders>
+              <w:top w:val="single" w:sz="6" w:space="0" w:color="9DB3C6"/>
+              <w:left w:val="single" w:sz="6" w:space="0" w:color="9DB3C6"/>
+              <w:bottom w:val="single" w:sz="6" w:space="0" w:color="9DB3C6"/>
+              <w:right w:val="single" w:sz="6" w:space="0" w:color="9DB3C6"/>
+            </w:tcBorders>
+            <w:tcMar>
+              <w:top w:w="60" w:type="dxa"/>
+              <w:left w:w="100" w:type="dxa"/>
+              <w:bottom w:w="60" w:type="dxa"/>
+              <w:right w:w="100" w:type="dxa"/>
+            </w:tcMar>
+            <w:hideMark/>
+          </w:tcPr>
+          <w:p>
+            <w:pPr>
+              <w:spacing w:before="80" w:after="40" w:line="240" w:lineRule="auto"/>
+              <w:rPr>
+                <w:rFonts w:eastAsia="Times New Roman"/>
+                <w:sz w:val="19"/>
+                <w:szCs w:val="19"/>
+              </w:rPr>
+            </w:pPr>
+            <w:r>
+              <w:rPr>
+                <w:rFonts w:eastAsia="Times New Roman"/>
+                <w:sz w:val="19"/>
+                <w:szCs w:val="19"/>
+              </w:rPr>
+              <w:t>Reconstruida el 28 de octubre de 2026 y confirmada por el equipo. Planilla de evaluación; Acta de Reunión N° 01; Informe de avance; diarios 2.1.</w:t>
             </w:r>
           </w:p>
         </w:tc>
@@ -10074,7 +9832,7 @@
           <w:lang w:val="es-ES"/>
         </w:rPr>
       </w:pPr>
-      <w:bookmarkStart w:id="13" w:name="_Toc244090501"/>
+      <w:bookmarkStart w:id="13" w:name="_Toc244092070"/>
       <w:r>
         <w:rPr>
           <w:rFonts w:eastAsia="Times New Roman"/>
@@ -10098,13 +9856,13 @@
         <w:tblLook w:val="04A0" w:firstRow="1" w:lastRow="0" w:firstColumn="1" w:lastColumn="0" w:noHBand="0" w:noVBand="1"/>
       </w:tblPr>
       <w:tblGrid>
-        <w:gridCol w:w="2994"/>
-        <w:gridCol w:w="6412"/>
+        <w:gridCol w:w="2449"/>
+        <w:gridCol w:w="6957"/>
       </w:tblGrid>
       <w:tr>
         <w:tc>
           <w:tcPr>
-            <w:tcW w:w="2994" w:type="dxa"/>
+            <w:tcW w:w="2449" w:type="dxa"/>
             <w:tcBorders>
               <w:top w:val="single" w:sz="6" w:space="0" w:color="9DB3C6"/>
               <w:left w:val="single" w:sz="6" w:space="0" w:color="9DB3C6"/>
@@ -10145,7 +9903,7 @@
         </w:tc>
         <w:tc>
           <w:tcPr>
-            <w:tcW w:w="6412" w:type="dxa"/>
+            <w:tcW w:w="6957" w:type="dxa"/>
             <w:tcBorders>
               <w:top w:val="single" w:sz="6" w:space="0" w:color="9DB3C6"/>
               <w:left w:val="single" w:sz="6" w:space="0" w:color="9DB3C6"/>
@@ -10183,7 +9941,7 @@
       <w:tr>
         <w:tc>
           <w:tcPr>
-            <w:tcW w:w="2994" w:type="dxa"/>
+            <w:tcW w:w="2449" w:type="dxa"/>
             <w:tcBorders>
               <w:top w:val="single" w:sz="6" w:space="0" w:color="9DB3C6"/>
               <w:left w:val="single" w:sz="6" w:space="0" w:color="9DB3C6"/>
@@ -10224,48 +9982,37 @@
         </w:tc>
         <w:tc>
           <w:tcPr>
-            <w:tcW w:w="6412" w:type="dxa"/>
-            <w:tcBorders>
-              <w:top w:val="single" w:sz="6" w:space="0" w:color="9DB3C6"/>
-              <w:left w:val="single" w:sz="6" w:space="0" w:color="9DB3C6"/>
-              <w:bottom w:val="single" w:sz="6" w:space="0" w:color="9DB3C6"/>
-              <w:right w:val="single" w:sz="6" w:space="0" w:color="9DB3C6"/>
-            </w:tcBorders>
-            <w:tcMar>
-              <w:top w:w="60" w:type="dxa"/>
-              <w:left w:w="100" w:type="dxa"/>
-              <w:bottom w:w="60" w:type="dxa"/>
-              <w:right w:w="100" w:type="dxa"/>
-            </w:tcMar>
-            <w:hideMark/>
-          </w:tcPr>
-          <w:p>
-            <w:pPr>
-              <w:spacing w:before="80" w:after="40" w:line="240" w:lineRule="auto"/>
-              <w:rPr>
-                <w:rFonts w:eastAsia="Times New Roman"/>
-                <w:sz w:val="19"/>
-                <w:szCs w:val="19"/>
-              </w:rPr>
-            </w:pPr>
-            <w:r>
-              <w:rPr>
-                <w:rFonts w:eastAsia="Times New Roman"/>
-                <w:sz w:val="19"/>
-                <w:szCs w:val="19"/>
-              </w:rPr>
-              <w:t xml:space="preserve">Martes de la semana 11 </w:t>
-            </w:r>
-            <w:r>
-              <w:rPr>
-                <w:rFonts w:eastAsia="Times New Roman"/>
-                <w:b/>
-                <w:bCs/>
-                <w:color w:val="9A3412"/>
-                <w:sz w:val="19"/>
-                <w:szCs w:val="19"/>
-              </w:rPr>
-              <w:t>[confirmar]</w:t>
+            <w:tcW w:w="6957" w:type="dxa"/>
+            <w:tcBorders>
+              <w:top w:val="single" w:sz="6" w:space="0" w:color="9DB3C6"/>
+              <w:left w:val="single" w:sz="6" w:space="0" w:color="9DB3C6"/>
+              <w:bottom w:val="single" w:sz="6" w:space="0" w:color="9DB3C6"/>
+              <w:right w:val="single" w:sz="6" w:space="0" w:color="9DB3C6"/>
+            </w:tcBorders>
+            <w:tcMar>
+              <w:top w:w="60" w:type="dxa"/>
+              <w:left w:w="100" w:type="dxa"/>
+              <w:bottom w:w="60" w:type="dxa"/>
+              <w:right w:w="100" w:type="dxa"/>
+            </w:tcMar>
+            <w:hideMark/>
+          </w:tcPr>
+          <w:p>
+            <w:pPr>
+              <w:spacing w:before="80" w:after="40" w:line="240" w:lineRule="auto"/>
+              <w:rPr>
+                <w:rFonts w:eastAsia="Times New Roman"/>
+                <w:sz w:val="19"/>
+                <w:szCs w:val="19"/>
+              </w:rPr>
+            </w:pPr>
+            <w:r>
+              <w:rPr>
+                <w:rFonts w:eastAsia="Times New Roman"/>
+                <w:sz w:val="19"/>
+                <w:szCs w:val="19"/>
+              </w:rPr>
+              <w:t>Martes 20-10-2026, 14:30</w:t>
             </w:r>
           </w:p>
         </w:tc>
@@ -10273,7 +10020,7 @@
       <w:tr>
         <w:tc>
           <w:tcPr>
-            <w:tcW w:w="2994" w:type="dxa"/>
+            <w:tcW w:w="2449" w:type="dxa"/>
             <w:tcBorders>
               <w:top w:val="single" w:sz="6" w:space="0" w:color="9DB3C6"/>
               <w:left w:val="single" w:sz="6" w:space="0" w:color="9DB3C6"/>
@@ -10314,40 +10061,37 @@
         </w:tc>
         <w:tc>
           <w:tcPr>
-            <w:tcW w:w="6412" w:type="dxa"/>
-            <w:tcBorders>
-              <w:top w:val="single" w:sz="6" w:space="0" w:color="9DB3C6"/>
-              <w:left w:val="single" w:sz="6" w:space="0" w:color="9DB3C6"/>
-              <w:bottom w:val="single" w:sz="6" w:space="0" w:color="9DB3C6"/>
-              <w:right w:val="single" w:sz="6" w:space="0" w:color="9DB3C6"/>
-            </w:tcBorders>
-            <w:tcMar>
-              <w:top w:w="60" w:type="dxa"/>
-              <w:left w:w="100" w:type="dxa"/>
-              <w:bottom w:w="60" w:type="dxa"/>
-              <w:right w:w="100" w:type="dxa"/>
-            </w:tcMar>
-            <w:hideMark/>
-          </w:tcPr>
-          <w:p>
-            <w:pPr>
-              <w:spacing w:before="80" w:after="40" w:line="240" w:lineRule="auto"/>
-              <w:rPr>
-                <w:rFonts w:eastAsia="Times New Roman"/>
-                <w:sz w:val="19"/>
-                <w:szCs w:val="19"/>
-              </w:rPr>
-            </w:pPr>
-            <w:r>
-              <w:rPr>
-                <w:rFonts w:eastAsia="Times New Roman"/>
-                <w:b/>
-                <w:bCs/>
-                <w:color w:val="9A3412"/>
-                <w:sz w:val="19"/>
-                <w:szCs w:val="19"/>
-              </w:rPr>
-              <w:t>[confirmar]</w:t>
+            <w:tcW w:w="6957" w:type="dxa"/>
+            <w:tcBorders>
+              <w:top w:val="single" w:sz="6" w:space="0" w:color="9DB3C6"/>
+              <w:left w:val="single" w:sz="6" w:space="0" w:color="9DB3C6"/>
+              <w:bottom w:val="single" w:sz="6" w:space="0" w:color="9DB3C6"/>
+              <w:right w:val="single" w:sz="6" w:space="0" w:color="9DB3C6"/>
+            </w:tcBorders>
+            <w:tcMar>
+              <w:top w:w="60" w:type="dxa"/>
+              <w:left w:w="100" w:type="dxa"/>
+              <w:bottom w:w="60" w:type="dxa"/>
+              <w:right w:w="100" w:type="dxa"/>
+            </w:tcMar>
+            <w:hideMark/>
+          </w:tcPr>
+          <w:p>
+            <w:pPr>
+              <w:spacing w:before="80" w:after="40" w:line="240" w:lineRule="auto"/>
+              <w:rPr>
+                <w:rFonts w:eastAsia="Times New Roman"/>
+                <w:sz w:val="19"/>
+                <w:szCs w:val="19"/>
+              </w:rPr>
+            </w:pPr>
+            <w:r>
+              <w:rPr>
+                <w:rFonts w:eastAsia="Times New Roman"/>
+                <w:sz w:val="19"/>
+                <w:szCs w:val="19"/>
+              </w:rPr>
+              <w:t>Paula Belman, Vicente Carrasco y Alexander Sepúlveda</w:t>
             </w:r>
           </w:p>
         </w:tc>
@@ -10355,7 +10099,7 @@
       <w:tr>
         <w:tc>
           <w:tcPr>
-            <w:tcW w:w="2994" w:type="dxa"/>
+            <w:tcW w:w="2449" w:type="dxa"/>
             <w:tcBorders>
               <w:top w:val="single" w:sz="6" w:space="0" w:color="9DB3C6"/>
               <w:left w:val="single" w:sz="6" w:space="0" w:color="9DB3C6"/>
@@ -10396,40 +10140,37 @@
         </w:tc>
         <w:tc>
           <w:tcPr>
-            <w:tcW w:w="6412" w:type="dxa"/>
-            <w:tcBorders>
-              <w:top w:val="single" w:sz="6" w:space="0" w:color="9DB3C6"/>
-              <w:left w:val="single" w:sz="6" w:space="0" w:color="9DB3C6"/>
-              <w:bottom w:val="single" w:sz="6" w:space="0" w:color="9DB3C6"/>
-              <w:right w:val="single" w:sz="6" w:space="0" w:color="9DB3C6"/>
-            </w:tcBorders>
-            <w:tcMar>
-              <w:top w:w="60" w:type="dxa"/>
-              <w:left w:w="100" w:type="dxa"/>
-              <w:bottom w:w="60" w:type="dxa"/>
-              <w:right w:w="100" w:type="dxa"/>
-            </w:tcMar>
-            <w:hideMark/>
-          </w:tcPr>
-          <w:p>
-            <w:pPr>
-              <w:spacing w:before="80" w:after="40" w:line="240" w:lineRule="auto"/>
-              <w:rPr>
-                <w:rFonts w:eastAsia="Times New Roman"/>
-                <w:sz w:val="19"/>
-                <w:szCs w:val="19"/>
-              </w:rPr>
-            </w:pPr>
-            <w:r>
-              <w:rPr>
-                <w:rFonts w:eastAsia="Times New Roman"/>
-                <w:b/>
-                <w:bCs/>
-                <w:color w:val="9A3412"/>
-                <w:sz w:val="19"/>
-                <w:szCs w:val="19"/>
-              </w:rPr>
-              <w:t>[confirmar]</w:t>
+            <w:tcW w:w="6957" w:type="dxa"/>
+            <w:tcBorders>
+              <w:top w:val="single" w:sz="6" w:space="0" w:color="9DB3C6"/>
+              <w:left w:val="single" w:sz="6" w:space="0" w:color="9DB3C6"/>
+              <w:bottom w:val="single" w:sz="6" w:space="0" w:color="9DB3C6"/>
+              <w:right w:val="single" w:sz="6" w:space="0" w:color="9DB3C6"/>
+            </w:tcBorders>
+            <w:tcMar>
+              <w:top w:w="60" w:type="dxa"/>
+              <w:left w:w="100" w:type="dxa"/>
+              <w:bottom w:w="60" w:type="dxa"/>
+              <w:right w:w="100" w:type="dxa"/>
+            </w:tcMar>
+            <w:hideMark/>
+          </w:tcPr>
+          <w:p>
+            <w:pPr>
+              <w:spacing w:before="80" w:after="40" w:line="240" w:lineRule="auto"/>
+              <w:rPr>
+                <w:rFonts w:eastAsia="Times New Roman"/>
+                <w:sz w:val="19"/>
+                <w:szCs w:val="19"/>
+              </w:rPr>
+            </w:pPr>
+            <w:r>
+              <w:rPr>
+                <w:rFonts w:eastAsia="Times New Roman"/>
+                <w:sz w:val="19"/>
+                <w:szCs w:val="19"/>
+              </w:rPr>
+              <w:t>Ninguno</w:t>
             </w:r>
           </w:p>
         </w:tc>
@@ -10437,7 +10178,7 @@
       <w:tr>
         <w:tc>
           <w:tcPr>
-            <w:tcW w:w="2994" w:type="dxa"/>
+            <w:tcW w:w="2449" w:type="dxa"/>
             <w:tcBorders>
               <w:top w:val="single" w:sz="6" w:space="0" w:color="9DB3C6"/>
               <w:left w:val="single" w:sz="6" w:space="0" w:color="9DB3C6"/>
@@ -10478,7 +10219,7 @@
         </w:tc>
         <w:tc>
           <w:tcPr>
-            <w:tcW w:w="6412" w:type="dxa"/>
+            <w:tcW w:w="6957" w:type="dxa"/>
             <w:tcBorders>
               <w:top w:val="single" w:sz="6" w:space="0" w:color="9DB3C6"/>
               <w:left w:val="single" w:sz="6" w:space="0" w:color="9DB3C6"/>
@@ -10516,7 +10257,7 @@
       <w:tr>
         <w:tc>
           <w:tcPr>
-            <w:tcW w:w="2994" w:type="dxa"/>
+            <w:tcW w:w="2449" w:type="dxa"/>
             <w:tcBorders>
               <w:top w:val="single" w:sz="6" w:space="0" w:color="9DB3C6"/>
               <w:left w:val="single" w:sz="6" w:space="0" w:color="9DB3C6"/>
@@ -10557,7 +10298,7 @@
         </w:tc>
         <w:tc>
           <w:tcPr>
-            <w:tcW w:w="6412" w:type="dxa"/>
+            <w:tcW w:w="6957" w:type="dxa"/>
             <w:tcBorders>
               <w:top w:val="single" w:sz="6" w:space="0" w:color="9DB3C6"/>
               <w:left w:val="single" w:sz="6" w:space="0" w:color="9DB3C6"/>
@@ -10595,7 +10336,7 @@
       <w:tr>
         <w:tc>
           <w:tcPr>
-            <w:tcW w:w="2994" w:type="dxa"/>
+            <w:tcW w:w="2449" w:type="dxa"/>
             <w:tcBorders>
               <w:top w:val="single" w:sz="6" w:space="0" w:color="9DB3C6"/>
               <w:left w:val="single" w:sz="6" w:space="0" w:color="9DB3C6"/>
@@ -10630,46 +10371,44 @@
                 <w:sz w:val="19"/>
                 <w:szCs w:val="19"/>
               </w:rPr>
+              <w:lastRenderedPageBreak/>
               <w:t>3. Bloqueos o problemas</w:t>
             </w:r>
           </w:p>
         </w:tc>
         <w:tc>
           <w:tcPr>
-            <w:tcW w:w="6412" w:type="dxa"/>
-            <w:tcBorders>
-              <w:top w:val="single" w:sz="6" w:space="0" w:color="9DB3C6"/>
-              <w:left w:val="single" w:sz="6" w:space="0" w:color="9DB3C6"/>
-              <w:bottom w:val="single" w:sz="6" w:space="0" w:color="9DB3C6"/>
-              <w:right w:val="single" w:sz="6" w:space="0" w:color="9DB3C6"/>
-            </w:tcBorders>
-            <w:tcMar>
-              <w:top w:w="60" w:type="dxa"/>
-              <w:left w:w="100" w:type="dxa"/>
-              <w:bottom w:w="60" w:type="dxa"/>
-              <w:right w:w="100" w:type="dxa"/>
-            </w:tcMar>
-            <w:hideMark/>
-          </w:tcPr>
-          <w:p>
-            <w:pPr>
-              <w:spacing w:before="80" w:after="40" w:line="240" w:lineRule="auto"/>
-              <w:rPr>
-                <w:rFonts w:eastAsia="Times New Roman"/>
-                <w:sz w:val="19"/>
-                <w:szCs w:val="19"/>
-              </w:rPr>
-            </w:pPr>
-            <w:r>
-              <w:rPr>
-                <w:rFonts w:eastAsia="Times New Roman"/>
-                <w:b/>
-                <w:bCs/>
-                <w:color w:val="9A3412"/>
-                <w:sz w:val="19"/>
-                <w:szCs w:val="19"/>
-              </w:rPr>
-              <w:t>[confirmar]</w:t>
+            <w:tcW w:w="6957" w:type="dxa"/>
+            <w:tcBorders>
+              <w:top w:val="single" w:sz="6" w:space="0" w:color="9DB3C6"/>
+              <w:left w:val="single" w:sz="6" w:space="0" w:color="9DB3C6"/>
+              <w:bottom w:val="single" w:sz="6" w:space="0" w:color="9DB3C6"/>
+              <w:right w:val="single" w:sz="6" w:space="0" w:color="9DB3C6"/>
+            </w:tcBorders>
+            <w:tcMar>
+              <w:top w:w="60" w:type="dxa"/>
+              <w:left w:w="100" w:type="dxa"/>
+              <w:bottom w:w="60" w:type="dxa"/>
+              <w:right w:w="100" w:type="dxa"/>
+            </w:tcMar>
+            <w:hideMark/>
+          </w:tcPr>
+          <w:p>
+            <w:pPr>
+              <w:spacing w:before="80" w:after="40" w:line="240" w:lineRule="auto"/>
+              <w:rPr>
+                <w:rFonts w:eastAsia="Times New Roman"/>
+                <w:sz w:val="19"/>
+                <w:szCs w:val="19"/>
+              </w:rPr>
+            </w:pPr>
+            <w:r>
+              <w:rPr>
+                <w:rFonts w:eastAsia="Times New Roman"/>
+                <w:sz w:val="19"/>
+                <w:szCs w:val="19"/>
+              </w:rPr>
+              <w:t>No se registraron bloqueos.</w:t>
             </w:r>
           </w:p>
         </w:tc>
@@ -10677,7 +10416,7 @@
       <w:tr>
         <w:tc>
           <w:tcPr>
-            <w:tcW w:w="2994" w:type="dxa"/>
+            <w:tcW w:w="2449" w:type="dxa"/>
             <w:tcBorders>
               <w:top w:val="single" w:sz="6" w:space="0" w:color="9DB3C6"/>
               <w:left w:val="single" w:sz="6" w:space="0" w:color="9DB3C6"/>
@@ -10718,7 +10457,7 @@
         </w:tc>
         <w:tc>
           <w:tcPr>
-            <w:tcW w:w="6412" w:type="dxa"/>
+            <w:tcW w:w="6957" w:type="dxa"/>
             <w:tcBorders>
               <w:top w:val="single" w:sz="6" w:space="0" w:color="9DB3C6"/>
               <w:left w:val="single" w:sz="6" w:space="0" w:color="9DB3C6"/>
@@ -10756,7 +10495,7 @@
       <w:tr>
         <w:tc>
           <w:tcPr>
-            <w:tcW w:w="2994" w:type="dxa"/>
+            <w:tcW w:w="2449" w:type="dxa"/>
             <w:tcBorders>
               <w:top w:val="single" w:sz="6" w:space="0" w:color="9DB3C6"/>
               <w:left w:val="single" w:sz="6" w:space="0" w:color="9DB3C6"/>
@@ -10797,40 +10536,37 @@
         </w:tc>
         <w:tc>
           <w:tcPr>
-            <w:tcW w:w="6412" w:type="dxa"/>
-            <w:tcBorders>
-              <w:top w:val="single" w:sz="6" w:space="0" w:color="9DB3C6"/>
-              <w:left w:val="single" w:sz="6" w:space="0" w:color="9DB3C6"/>
-              <w:bottom w:val="single" w:sz="6" w:space="0" w:color="9DB3C6"/>
-              <w:right w:val="single" w:sz="6" w:space="0" w:color="9DB3C6"/>
-            </w:tcBorders>
-            <w:tcMar>
-              <w:top w:w="60" w:type="dxa"/>
-              <w:left w:w="100" w:type="dxa"/>
-              <w:bottom w:w="60" w:type="dxa"/>
-              <w:right w:w="100" w:type="dxa"/>
-            </w:tcMar>
-            <w:hideMark/>
-          </w:tcPr>
-          <w:p>
-            <w:pPr>
-              <w:spacing w:before="80" w:after="40" w:line="240" w:lineRule="auto"/>
-              <w:rPr>
-                <w:rFonts w:eastAsia="Times New Roman"/>
-                <w:sz w:val="19"/>
-                <w:szCs w:val="19"/>
-              </w:rPr>
-            </w:pPr>
-            <w:r>
-              <w:rPr>
-                <w:rFonts w:eastAsia="Times New Roman"/>
-                <w:b/>
-                <w:bCs/>
-                <w:color w:val="9A3412"/>
-                <w:sz w:val="19"/>
-                <w:szCs w:val="19"/>
-              </w:rPr>
-              <w:t>[confirmar]</w:t>
+            <w:tcW w:w="6957" w:type="dxa"/>
+            <w:tcBorders>
+              <w:top w:val="single" w:sz="6" w:space="0" w:color="9DB3C6"/>
+              <w:left w:val="single" w:sz="6" w:space="0" w:color="9DB3C6"/>
+              <w:bottom w:val="single" w:sz="6" w:space="0" w:color="9DB3C6"/>
+              <w:right w:val="single" w:sz="6" w:space="0" w:color="9DB3C6"/>
+            </w:tcBorders>
+            <w:tcMar>
+              <w:top w:w="60" w:type="dxa"/>
+              <w:left w:w="100" w:type="dxa"/>
+              <w:bottom w:w="60" w:type="dxa"/>
+              <w:right w:w="100" w:type="dxa"/>
+            </w:tcMar>
+            <w:hideMark/>
+          </w:tcPr>
+          <w:p>
+            <w:pPr>
+              <w:spacing w:before="80" w:after="40" w:line="240" w:lineRule="auto"/>
+              <w:rPr>
+                <w:rFonts w:eastAsia="Times New Roman"/>
+                <w:sz w:val="19"/>
+                <w:szCs w:val="19"/>
+              </w:rPr>
+            </w:pPr>
+            <w:r>
+              <w:rPr>
+                <w:rFonts w:eastAsia="Times New Roman"/>
+                <w:sz w:val="19"/>
+                <w:szCs w:val="19"/>
+              </w:rPr>
+              <w:t>Conforme: Paula Belman, Vicente Carrasco y Alexander Sepúlveda (28-10-2026)</w:t>
             </w:r>
           </w:p>
         </w:tc>
@@ -10838,7 +10574,7 @@
       <w:tr>
         <w:tc>
           <w:tcPr>
-            <w:tcW w:w="2994" w:type="dxa"/>
+            <w:tcW w:w="2449" w:type="dxa"/>
             <w:tcBorders>
               <w:top w:val="single" w:sz="6" w:space="0" w:color="9DB3C6"/>
               <w:left w:val="single" w:sz="6" w:space="0" w:color="9DB3C6"/>
@@ -10879,37 +10615,37 @@
         </w:tc>
         <w:tc>
           <w:tcPr>
-            <w:tcW w:w="6412" w:type="dxa"/>
-            <w:tcBorders>
-              <w:top w:val="single" w:sz="6" w:space="0" w:color="9DB3C6"/>
-              <w:left w:val="single" w:sz="6" w:space="0" w:color="9DB3C6"/>
-              <w:bottom w:val="single" w:sz="6" w:space="0" w:color="9DB3C6"/>
-              <w:right w:val="single" w:sz="6" w:space="0" w:color="9DB3C6"/>
-            </w:tcBorders>
-            <w:tcMar>
-              <w:top w:w="60" w:type="dxa"/>
-              <w:left w:w="100" w:type="dxa"/>
-              <w:bottom w:w="60" w:type="dxa"/>
-              <w:right w:w="100" w:type="dxa"/>
-            </w:tcMar>
-            <w:hideMark/>
-          </w:tcPr>
-          <w:p>
-            <w:pPr>
-              <w:spacing w:before="80" w:after="40" w:line="240" w:lineRule="auto"/>
-              <w:rPr>
-                <w:rFonts w:eastAsia="Times New Roman"/>
-                <w:sz w:val="19"/>
-                <w:szCs w:val="19"/>
-              </w:rPr>
-            </w:pPr>
-            <w:r>
-              <w:rPr>
-                <w:rFonts w:eastAsia="Times New Roman"/>
-                <w:sz w:val="19"/>
-                <w:szCs w:val="19"/>
-              </w:rPr>
-              <w:t>Reconstruida el 28 de octubre de 2026. Commits del 20-10.</w:t>
+            <w:tcW w:w="6957" w:type="dxa"/>
+            <w:tcBorders>
+              <w:top w:val="single" w:sz="6" w:space="0" w:color="9DB3C6"/>
+              <w:left w:val="single" w:sz="6" w:space="0" w:color="9DB3C6"/>
+              <w:bottom w:val="single" w:sz="6" w:space="0" w:color="9DB3C6"/>
+              <w:right w:val="single" w:sz="6" w:space="0" w:color="9DB3C6"/>
+            </w:tcBorders>
+            <w:tcMar>
+              <w:top w:w="60" w:type="dxa"/>
+              <w:left w:w="100" w:type="dxa"/>
+              <w:bottom w:w="60" w:type="dxa"/>
+              <w:right w:w="100" w:type="dxa"/>
+            </w:tcMar>
+            <w:hideMark/>
+          </w:tcPr>
+          <w:p>
+            <w:pPr>
+              <w:spacing w:before="80" w:after="40" w:line="240" w:lineRule="auto"/>
+              <w:rPr>
+                <w:rFonts w:eastAsia="Times New Roman"/>
+                <w:sz w:val="19"/>
+                <w:szCs w:val="19"/>
+              </w:rPr>
+            </w:pPr>
+            <w:r>
+              <w:rPr>
+                <w:rFonts w:eastAsia="Times New Roman"/>
+                <w:sz w:val="19"/>
+                <w:szCs w:val="19"/>
+              </w:rPr>
+              <w:t>Reconstruida el 28 de octubre de 2026 y confirmada por el equipo. Commits del 20-10.</w:t>
             </w:r>
           </w:p>
         </w:tc>
@@ -10924,7 +10660,7 @@
           <w:lang w:val="es-ES"/>
         </w:rPr>
       </w:pPr>
-      <w:bookmarkStart w:id="14" w:name="_Toc244090502"/>
+      <w:bookmarkStart w:id="14" w:name="_Toc244092071"/>
       <w:r>
         <w:rPr>
           <w:rFonts w:eastAsia="Times New Roman"/>
@@ -10948,13 +10684,13 @@
         <w:tblLook w:val="04A0" w:firstRow="1" w:lastRow="0" w:firstColumn="1" w:lastColumn="0" w:noHBand="0" w:noVBand="1"/>
       </w:tblPr>
       <w:tblGrid>
-        <w:gridCol w:w="2125"/>
-        <w:gridCol w:w="7281"/>
+        <w:gridCol w:w="1963"/>
+        <w:gridCol w:w="7443"/>
       </w:tblGrid>
       <w:tr>
         <w:tc>
           <w:tcPr>
-            <w:tcW w:w="2125" w:type="dxa"/>
+            <w:tcW w:w="1963" w:type="dxa"/>
             <w:tcBorders>
               <w:top w:val="single" w:sz="6" w:space="0" w:color="9DB3C6"/>
               <w:left w:val="single" w:sz="6" w:space="0" w:color="9DB3C6"/>
@@ -10995,7 +10731,7 @@
         </w:tc>
         <w:tc>
           <w:tcPr>
-            <w:tcW w:w="7281" w:type="dxa"/>
+            <w:tcW w:w="7443" w:type="dxa"/>
             <w:tcBorders>
               <w:top w:val="single" w:sz="6" w:space="0" w:color="9DB3C6"/>
               <w:left w:val="single" w:sz="6" w:space="0" w:color="9DB3C6"/>
@@ -11033,7 +10769,7 @@
       <w:tr>
         <w:tc>
           <w:tcPr>
-            <w:tcW w:w="2125" w:type="dxa"/>
+            <w:tcW w:w="1963" w:type="dxa"/>
             <w:tcBorders>
               <w:top w:val="single" w:sz="6" w:space="0" w:color="9DB3C6"/>
               <w:left w:val="single" w:sz="6" w:space="0" w:color="9DB3C6"/>
@@ -11074,48 +10810,37 @@
         </w:tc>
         <w:tc>
           <w:tcPr>
-            <w:tcW w:w="7281" w:type="dxa"/>
-            <w:tcBorders>
-              <w:top w:val="single" w:sz="6" w:space="0" w:color="9DB3C6"/>
-              <w:left w:val="single" w:sz="6" w:space="0" w:color="9DB3C6"/>
-              <w:bottom w:val="single" w:sz="6" w:space="0" w:color="9DB3C6"/>
-              <w:right w:val="single" w:sz="6" w:space="0" w:color="9DB3C6"/>
-            </w:tcBorders>
-            <w:tcMar>
-              <w:top w:w="60" w:type="dxa"/>
-              <w:left w:w="100" w:type="dxa"/>
-              <w:bottom w:w="60" w:type="dxa"/>
-              <w:right w:w="100" w:type="dxa"/>
-            </w:tcMar>
-            <w:hideMark/>
-          </w:tcPr>
-          <w:p>
-            <w:pPr>
-              <w:spacing w:before="80" w:after="40" w:line="240" w:lineRule="auto"/>
-              <w:rPr>
-                <w:rFonts w:eastAsia="Times New Roman"/>
-                <w:sz w:val="19"/>
-                <w:szCs w:val="19"/>
-              </w:rPr>
-            </w:pPr>
-            <w:r>
-              <w:rPr>
-                <w:rFonts w:eastAsia="Times New Roman"/>
-                <w:sz w:val="19"/>
-                <w:szCs w:val="19"/>
-              </w:rPr>
-              <w:t xml:space="preserve">Martes de la semana 12 </w:t>
-            </w:r>
-            <w:r>
-              <w:rPr>
-                <w:rFonts w:eastAsia="Times New Roman"/>
-                <w:b/>
-                <w:bCs/>
-                <w:color w:val="9A3412"/>
-                <w:sz w:val="19"/>
-                <w:szCs w:val="19"/>
-              </w:rPr>
-              <w:t>[confirmar]</w:t>
+            <w:tcW w:w="7443" w:type="dxa"/>
+            <w:tcBorders>
+              <w:top w:val="single" w:sz="6" w:space="0" w:color="9DB3C6"/>
+              <w:left w:val="single" w:sz="6" w:space="0" w:color="9DB3C6"/>
+              <w:bottom w:val="single" w:sz="6" w:space="0" w:color="9DB3C6"/>
+              <w:right w:val="single" w:sz="6" w:space="0" w:color="9DB3C6"/>
+            </w:tcBorders>
+            <w:tcMar>
+              <w:top w:w="60" w:type="dxa"/>
+              <w:left w:w="100" w:type="dxa"/>
+              <w:bottom w:w="60" w:type="dxa"/>
+              <w:right w:w="100" w:type="dxa"/>
+            </w:tcMar>
+            <w:hideMark/>
+          </w:tcPr>
+          <w:p>
+            <w:pPr>
+              <w:spacing w:before="80" w:after="40" w:line="240" w:lineRule="auto"/>
+              <w:rPr>
+                <w:rFonts w:eastAsia="Times New Roman"/>
+                <w:sz w:val="19"/>
+                <w:szCs w:val="19"/>
+              </w:rPr>
+            </w:pPr>
+            <w:r>
+              <w:rPr>
+                <w:rFonts w:eastAsia="Times New Roman"/>
+                <w:sz w:val="19"/>
+                <w:szCs w:val="19"/>
+              </w:rPr>
+              <w:t>Martes 27-10-2026, 14:30</w:t>
             </w:r>
           </w:p>
         </w:tc>
@@ -11123,7 +10848,7 @@
       <w:tr>
         <w:tc>
           <w:tcPr>
-            <w:tcW w:w="2125" w:type="dxa"/>
+            <w:tcW w:w="1963" w:type="dxa"/>
             <w:tcBorders>
               <w:top w:val="single" w:sz="6" w:space="0" w:color="9DB3C6"/>
               <w:left w:val="single" w:sz="6" w:space="0" w:color="9DB3C6"/>
@@ -11164,40 +10889,37 @@
         </w:tc>
         <w:tc>
           <w:tcPr>
-            <w:tcW w:w="7281" w:type="dxa"/>
-            <w:tcBorders>
-              <w:top w:val="single" w:sz="6" w:space="0" w:color="9DB3C6"/>
-              <w:left w:val="single" w:sz="6" w:space="0" w:color="9DB3C6"/>
-              <w:bottom w:val="single" w:sz="6" w:space="0" w:color="9DB3C6"/>
-              <w:right w:val="single" w:sz="6" w:space="0" w:color="9DB3C6"/>
-            </w:tcBorders>
-            <w:tcMar>
-              <w:top w:w="60" w:type="dxa"/>
-              <w:left w:w="100" w:type="dxa"/>
-              <w:bottom w:w="60" w:type="dxa"/>
-              <w:right w:w="100" w:type="dxa"/>
-            </w:tcMar>
-            <w:hideMark/>
-          </w:tcPr>
-          <w:p>
-            <w:pPr>
-              <w:spacing w:before="80" w:after="40" w:line="240" w:lineRule="auto"/>
-              <w:rPr>
-                <w:rFonts w:eastAsia="Times New Roman"/>
-                <w:sz w:val="19"/>
-                <w:szCs w:val="19"/>
-              </w:rPr>
-            </w:pPr>
-            <w:r>
-              <w:rPr>
-                <w:rFonts w:eastAsia="Times New Roman"/>
-                <w:b/>
-                <w:bCs/>
-                <w:color w:val="9A3412"/>
-                <w:sz w:val="19"/>
-                <w:szCs w:val="19"/>
-              </w:rPr>
-              <w:t>[confirmar]</w:t>
+            <w:tcW w:w="7443" w:type="dxa"/>
+            <w:tcBorders>
+              <w:top w:val="single" w:sz="6" w:space="0" w:color="9DB3C6"/>
+              <w:left w:val="single" w:sz="6" w:space="0" w:color="9DB3C6"/>
+              <w:bottom w:val="single" w:sz="6" w:space="0" w:color="9DB3C6"/>
+              <w:right w:val="single" w:sz="6" w:space="0" w:color="9DB3C6"/>
+            </w:tcBorders>
+            <w:tcMar>
+              <w:top w:w="60" w:type="dxa"/>
+              <w:left w:w="100" w:type="dxa"/>
+              <w:bottom w:w="60" w:type="dxa"/>
+              <w:right w:w="100" w:type="dxa"/>
+            </w:tcMar>
+            <w:hideMark/>
+          </w:tcPr>
+          <w:p>
+            <w:pPr>
+              <w:spacing w:before="80" w:after="40" w:line="240" w:lineRule="auto"/>
+              <w:rPr>
+                <w:rFonts w:eastAsia="Times New Roman"/>
+                <w:sz w:val="19"/>
+                <w:szCs w:val="19"/>
+              </w:rPr>
+            </w:pPr>
+            <w:r>
+              <w:rPr>
+                <w:rFonts w:eastAsia="Times New Roman"/>
+                <w:sz w:val="19"/>
+                <w:szCs w:val="19"/>
+              </w:rPr>
+              <w:t>Paula Belman, Vicente Carrasco y Alexander Sepúlveda</w:t>
             </w:r>
           </w:p>
         </w:tc>
@@ -11205,7 +10927,7 @@
       <w:tr>
         <w:tc>
           <w:tcPr>
-            <w:tcW w:w="2125" w:type="dxa"/>
+            <w:tcW w:w="1963" w:type="dxa"/>
             <w:tcBorders>
               <w:top w:val="single" w:sz="6" w:space="0" w:color="9DB3C6"/>
               <w:left w:val="single" w:sz="6" w:space="0" w:color="9DB3C6"/>
@@ -11246,40 +10968,37 @@
         </w:tc>
         <w:tc>
           <w:tcPr>
-            <w:tcW w:w="7281" w:type="dxa"/>
-            <w:tcBorders>
-              <w:top w:val="single" w:sz="6" w:space="0" w:color="9DB3C6"/>
-              <w:left w:val="single" w:sz="6" w:space="0" w:color="9DB3C6"/>
-              <w:bottom w:val="single" w:sz="6" w:space="0" w:color="9DB3C6"/>
-              <w:right w:val="single" w:sz="6" w:space="0" w:color="9DB3C6"/>
-            </w:tcBorders>
-            <w:tcMar>
-              <w:top w:w="60" w:type="dxa"/>
-              <w:left w:w="100" w:type="dxa"/>
-              <w:bottom w:w="60" w:type="dxa"/>
-              <w:right w:w="100" w:type="dxa"/>
-            </w:tcMar>
-            <w:hideMark/>
-          </w:tcPr>
-          <w:p>
-            <w:pPr>
-              <w:spacing w:before="80" w:after="40" w:line="240" w:lineRule="auto"/>
-              <w:rPr>
-                <w:rFonts w:eastAsia="Times New Roman"/>
-                <w:sz w:val="19"/>
-                <w:szCs w:val="19"/>
-              </w:rPr>
-            </w:pPr>
-            <w:r>
-              <w:rPr>
-                <w:rFonts w:eastAsia="Times New Roman"/>
-                <w:b/>
-                <w:bCs/>
-                <w:color w:val="9A3412"/>
-                <w:sz w:val="19"/>
-                <w:szCs w:val="19"/>
-              </w:rPr>
-              <w:t>[confirmar]</w:t>
+            <w:tcW w:w="7443" w:type="dxa"/>
+            <w:tcBorders>
+              <w:top w:val="single" w:sz="6" w:space="0" w:color="9DB3C6"/>
+              <w:left w:val="single" w:sz="6" w:space="0" w:color="9DB3C6"/>
+              <w:bottom w:val="single" w:sz="6" w:space="0" w:color="9DB3C6"/>
+              <w:right w:val="single" w:sz="6" w:space="0" w:color="9DB3C6"/>
+            </w:tcBorders>
+            <w:tcMar>
+              <w:top w:w="60" w:type="dxa"/>
+              <w:left w:w="100" w:type="dxa"/>
+              <w:bottom w:w="60" w:type="dxa"/>
+              <w:right w:w="100" w:type="dxa"/>
+            </w:tcMar>
+            <w:hideMark/>
+          </w:tcPr>
+          <w:p>
+            <w:pPr>
+              <w:spacing w:before="80" w:after="40" w:line="240" w:lineRule="auto"/>
+              <w:rPr>
+                <w:rFonts w:eastAsia="Times New Roman"/>
+                <w:sz w:val="19"/>
+                <w:szCs w:val="19"/>
+              </w:rPr>
+            </w:pPr>
+            <w:r>
+              <w:rPr>
+                <w:rFonts w:eastAsia="Times New Roman"/>
+                <w:sz w:val="19"/>
+                <w:szCs w:val="19"/>
+              </w:rPr>
+              <w:t>Ninguno</w:t>
             </w:r>
           </w:p>
         </w:tc>
@@ -11287,7 +11006,7 @@
       <w:tr>
         <w:tc>
           <w:tcPr>
-            <w:tcW w:w="2125" w:type="dxa"/>
+            <w:tcW w:w="1963" w:type="dxa"/>
             <w:tcBorders>
               <w:top w:val="single" w:sz="6" w:space="0" w:color="9DB3C6"/>
               <w:left w:val="single" w:sz="6" w:space="0" w:color="9DB3C6"/>
@@ -11328,46 +11047,37 @@
         </w:tc>
         <w:tc>
           <w:tcPr>
-            <w:tcW w:w="7281" w:type="dxa"/>
-            <w:tcBorders>
-              <w:top w:val="single" w:sz="6" w:space="0" w:color="9DB3C6"/>
-              <w:left w:val="single" w:sz="6" w:space="0" w:color="9DB3C6"/>
-              <w:bottom w:val="single" w:sz="6" w:space="0" w:color="9DB3C6"/>
-              <w:right w:val="single" w:sz="6" w:space="0" w:color="9DB3C6"/>
-            </w:tcBorders>
-            <w:tcMar>
-              <w:top w:w="60" w:type="dxa"/>
-              <w:left w:w="100" w:type="dxa"/>
-              <w:bottom w:w="60" w:type="dxa"/>
-              <w:right w:w="100" w:type="dxa"/>
-            </w:tcMar>
-            <w:hideMark/>
-          </w:tcPr>
-          <w:p>
-            <w:pPr>
-              <w:spacing w:before="80" w:after="40" w:line="240" w:lineRule="auto"/>
-              <w:rPr>
-                <w:rFonts w:eastAsia="Times New Roman"/>
-                <w:sz w:val="19"/>
-                <w:szCs w:val="19"/>
-              </w:rPr>
-            </w:pPr>
-            <w:r>
-              <w:rPr>
-                <w:rFonts w:eastAsia="Times New Roman"/>
-                <w:sz w:val="19"/>
-                <w:szCs w:val="19"/>
-              </w:rPr>
-              <w:t xml:space="preserve">Se corrige y completa la documentación de la Fase 2 (SRS IEEE 830, diccionario de datos, diagramas, mockups, pruebas y gestión). Se termina el motor de reservas </w:t>
-            </w:r>
-            <w:r>
-              <w:rPr>
-                <w:rFonts w:eastAsia="Times New Roman"/>
-                <w:sz w:val="19"/>
-                <w:szCs w:val="19"/>
-              </w:rPr>
-              <w:lastRenderedPageBreak/>
-              <w:t>y se construye la gestión interna: horarios, citas, trabajadores y cotizaciones (74 pruebas automáticas aprobadas, 28-10).</w:t>
+            <w:tcW w:w="7443" w:type="dxa"/>
+            <w:tcBorders>
+              <w:top w:val="single" w:sz="6" w:space="0" w:color="9DB3C6"/>
+              <w:left w:val="single" w:sz="6" w:space="0" w:color="9DB3C6"/>
+              <w:bottom w:val="single" w:sz="6" w:space="0" w:color="9DB3C6"/>
+              <w:right w:val="single" w:sz="6" w:space="0" w:color="9DB3C6"/>
+            </w:tcBorders>
+            <w:tcMar>
+              <w:top w:w="60" w:type="dxa"/>
+              <w:left w:w="100" w:type="dxa"/>
+              <w:bottom w:w="60" w:type="dxa"/>
+              <w:right w:w="100" w:type="dxa"/>
+            </w:tcMar>
+            <w:hideMark/>
+          </w:tcPr>
+          <w:p>
+            <w:pPr>
+              <w:spacing w:before="80" w:after="40" w:line="240" w:lineRule="auto"/>
+              <w:rPr>
+                <w:rFonts w:eastAsia="Times New Roman"/>
+                <w:sz w:val="19"/>
+                <w:szCs w:val="19"/>
+              </w:rPr>
+            </w:pPr>
+            <w:r>
+              <w:rPr>
+                <w:rFonts w:eastAsia="Times New Roman"/>
+                <w:sz w:val="19"/>
+                <w:szCs w:val="19"/>
+              </w:rPr>
+              <w:t>Se corrige y completa la documentación de la Fase 2 (SRS IEEE 830, diccionario de datos, diagramas, mockups, pruebas y gestión). Se termina el motor de reservas y se construye la gestión interna: horarios, citas, trabajadores y cotizaciones (74 pruebas automáticas aprobadas, 28-10).</w:t>
             </w:r>
           </w:p>
         </w:tc>
@@ -11375,7 +11085,7 @@
       <w:tr>
         <w:tc>
           <w:tcPr>
-            <w:tcW w:w="2125" w:type="dxa"/>
+            <w:tcW w:w="1963" w:type="dxa"/>
             <w:tcBorders>
               <w:top w:val="single" w:sz="6" w:space="0" w:color="9DB3C6"/>
               <w:left w:val="single" w:sz="6" w:space="0" w:color="9DB3C6"/>
@@ -11410,14 +11120,13 @@
                 <w:sz w:val="19"/>
                 <w:szCs w:val="19"/>
               </w:rPr>
-              <w:lastRenderedPageBreak/>
               <w:t>2. Tareas retrasadas o pendientes</w:t>
             </w:r>
           </w:p>
         </w:tc>
         <w:tc>
           <w:tcPr>
-            <w:tcW w:w="7281" w:type="dxa"/>
+            <w:tcW w:w="7443" w:type="dxa"/>
             <w:tcBorders>
               <w:top w:val="single" w:sz="6" w:space="0" w:color="9DB3C6"/>
               <w:left w:val="single" w:sz="6" w:space="0" w:color="9DB3C6"/>
@@ -11455,7 +11164,7 @@
       <w:tr>
         <w:tc>
           <w:tcPr>
-            <w:tcW w:w="2125" w:type="dxa"/>
+            <w:tcW w:w="1963" w:type="dxa"/>
             <w:tcBorders>
               <w:top w:val="single" w:sz="6" w:space="0" w:color="9DB3C6"/>
               <w:left w:val="single" w:sz="6" w:space="0" w:color="9DB3C6"/>
@@ -11496,7 +11205,7 @@
         </w:tc>
         <w:tc>
           <w:tcPr>
-            <w:tcW w:w="7281" w:type="dxa"/>
+            <w:tcW w:w="7443" w:type="dxa"/>
             <w:tcBorders>
               <w:top w:val="single" w:sz="6" w:space="0" w:color="9DB3C6"/>
               <w:left w:val="single" w:sz="6" w:space="0" w:color="9DB3C6"/>
@@ -11534,7 +11243,7 @@
       <w:tr>
         <w:tc>
           <w:tcPr>
-            <w:tcW w:w="2125" w:type="dxa"/>
+            <w:tcW w:w="1963" w:type="dxa"/>
             <w:tcBorders>
               <w:top w:val="single" w:sz="6" w:space="0" w:color="9DB3C6"/>
               <w:left w:val="single" w:sz="6" w:space="0" w:color="9DB3C6"/>
@@ -11575,7 +11284,7 @@
         </w:tc>
         <w:tc>
           <w:tcPr>
-            <w:tcW w:w="7281" w:type="dxa"/>
+            <w:tcW w:w="7443" w:type="dxa"/>
             <w:tcBorders>
               <w:top w:val="single" w:sz="6" w:space="0" w:color="9DB3C6"/>
               <w:left w:val="single" w:sz="6" w:space="0" w:color="9DB3C6"/>
@@ -11613,7 +11322,7 @@
       <w:tr>
         <w:tc>
           <w:tcPr>
-            <w:tcW w:w="2125" w:type="dxa"/>
+            <w:tcW w:w="1963" w:type="dxa"/>
             <w:tcBorders>
               <w:top w:val="single" w:sz="6" w:space="0" w:color="9DB3C6"/>
               <w:left w:val="single" w:sz="6" w:space="0" w:color="9DB3C6"/>
@@ -11654,40 +11363,37 @@
         </w:tc>
         <w:tc>
           <w:tcPr>
-            <w:tcW w:w="7281" w:type="dxa"/>
-            <w:tcBorders>
-              <w:top w:val="single" w:sz="6" w:space="0" w:color="9DB3C6"/>
-              <w:left w:val="single" w:sz="6" w:space="0" w:color="9DB3C6"/>
-              <w:bottom w:val="single" w:sz="6" w:space="0" w:color="9DB3C6"/>
-              <w:right w:val="single" w:sz="6" w:space="0" w:color="9DB3C6"/>
-            </w:tcBorders>
-            <w:tcMar>
-              <w:top w:w="60" w:type="dxa"/>
-              <w:left w:w="100" w:type="dxa"/>
-              <w:bottom w:w="60" w:type="dxa"/>
-              <w:right w:w="100" w:type="dxa"/>
-            </w:tcMar>
-            <w:hideMark/>
-          </w:tcPr>
-          <w:p>
-            <w:pPr>
-              <w:spacing w:before="80" w:after="40" w:line="240" w:lineRule="auto"/>
-              <w:rPr>
-                <w:rFonts w:eastAsia="Times New Roman"/>
-                <w:sz w:val="19"/>
-                <w:szCs w:val="19"/>
-              </w:rPr>
-            </w:pPr>
-            <w:r>
-              <w:rPr>
-                <w:rFonts w:eastAsia="Times New Roman"/>
-                <w:b/>
-                <w:bCs/>
-                <w:color w:val="9A3412"/>
-                <w:sz w:val="19"/>
-                <w:szCs w:val="19"/>
-              </w:rPr>
-              <w:t>[confirmar]</w:t>
+            <w:tcW w:w="7443" w:type="dxa"/>
+            <w:tcBorders>
+              <w:top w:val="single" w:sz="6" w:space="0" w:color="9DB3C6"/>
+              <w:left w:val="single" w:sz="6" w:space="0" w:color="9DB3C6"/>
+              <w:bottom w:val="single" w:sz="6" w:space="0" w:color="9DB3C6"/>
+              <w:right w:val="single" w:sz="6" w:space="0" w:color="9DB3C6"/>
+            </w:tcBorders>
+            <w:tcMar>
+              <w:top w:w="60" w:type="dxa"/>
+              <w:left w:w="100" w:type="dxa"/>
+              <w:bottom w:w="60" w:type="dxa"/>
+              <w:right w:w="100" w:type="dxa"/>
+            </w:tcMar>
+            <w:hideMark/>
+          </w:tcPr>
+          <w:p>
+            <w:pPr>
+              <w:spacing w:before="80" w:after="40" w:line="240" w:lineRule="auto"/>
+              <w:rPr>
+                <w:rFonts w:eastAsia="Times New Roman"/>
+                <w:sz w:val="19"/>
+                <w:szCs w:val="19"/>
+              </w:rPr>
+            </w:pPr>
+            <w:r>
+              <w:rPr>
+                <w:rFonts w:eastAsia="Times New Roman"/>
+                <w:sz w:val="19"/>
+                <w:szCs w:val="19"/>
+              </w:rPr>
+              <w:t>Conforme: Paula Belman, Vicente Carrasco y Alexander Sepúlveda (28-10-2026)</w:t>
             </w:r>
           </w:p>
         </w:tc>
@@ -11695,7 +11401,7 @@
       <w:tr>
         <w:tc>
           <w:tcPr>
-            <w:tcW w:w="2125" w:type="dxa"/>
+            <w:tcW w:w="1963" w:type="dxa"/>
             <w:tcBorders>
               <w:top w:val="single" w:sz="6" w:space="0" w:color="9DB3C6"/>
               <w:left w:val="single" w:sz="6" w:space="0" w:color="9DB3C6"/>
@@ -11736,37 +11442,37 @@
         </w:tc>
         <w:tc>
           <w:tcPr>
-            <w:tcW w:w="7281" w:type="dxa"/>
-            <w:tcBorders>
-              <w:top w:val="single" w:sz="6" w:space="0" w:color="9DB3C6"/>
-              <w:left w:val="single" w:sz="6" w:space="0" w:color="9DB3C6"/>
-              <w:bottom w:val="single" w:sz="6" w:space="0" w:color="9DB3C6"/>
-              <w:right w:val="single" w:sz="6" w:space="0" w:color="9DB3C6"/>
-            </w:tcBorders>
-            <w:tcMar>
-              <w:top w:w="60" w:type="dxa"/>
-              <w:left w:w="100" w:type="dxa"/>
-              <w:bottom w:w="60" w:type="dxa"/>
-              <w:right w:w="100" w:type="dxa"/>
-            </w:tcMar>
-            <w:hideMark/>
-          </w:tcPr>
-          <w:p>
-            <w:pPr>
-              <w:spacing w:before="80" w:after="40" w:line="240" w:lineRule="auto"/>
-              <w:rPr>
-                <w:rFonts w:eastAsia="Times New Roman"/>
-                <w:sz w:val="19"/>
-                <w:szCs w:val="19"/>
-              </w:rPr>
-            </w:pPr>
-            <w:r>
-              <w:rPr>
-                <w:rFonts w:eastAsia="Times New Roman"/>
-                <w:sz w:val="19"/>
-                <w:szCs w:val="19"/>
-              </w:rPr>
-              <w:t>Reconstruida el 28 de octubre de 2026. Repositorios del 28-10; Resultados de las pruebas.</w:t>
+            <w:tcW w:w="7443" w:type="dxa"/>
+            <w:tcBorders>
+              <w:top w:val="single" w:sz="6" w:space="0" w:color="9DB3C6"/>
+              <w:left w:val="single" w:sz="6" w:space="0" w:color="9DB3C6"/>
+              <w:bottom w:val="single" w:sz="6" w:space="0" w:color="9DB3C6"/>
+              <w:right w:val="single" w:sz="6" w:space="0" w:color="9DB3C6"/>
+            </w:tcBorders>
+            <w:tcMar>
+              <w:top w:w="60" w:type="dxa"/>
+              <w:left w:w="100" w:type="dxa"/>
+              <w:bottom w:w="60" w:type="dxa"/>
+              <w:right w:w="100" w:type="dxa"/>
+            </w:tcMar>
+            <w:hideMark/>
+          </w:tcPr>
+          <w:p>
+            <w:pPr>
+              <w:spacing w:before="80" w:after="40" w:line="240" w:lineRule="auto"/>
+              <w:rPr>
+                <w:rFonts w:eastAsia="Times New Roman"/>
+                <w:sz w:val="19"/>
+                <w:szCs w:val="19"/>
+              </w:rPr>
+            </w:pPr>
+            <w:r>
+              <w:rPr>
+                <w:rFonts w:eastAsia="Times New Roman"/>
+                <w:sz w:val="19"/>
+                <w:szCs w:val="19"/>
+              </w:rPr>
+              <w:t>Reconstruida el 28 de octubre de 2026 y confirmada por el equipo. Repositorios del 28-10; Resultados de las pruebas.</w:t>
             </w:r>
           </w:p>
         </w:tc>
@@ -11781,7 +11487,7 @@
           <w:lang w:val="es-ES"/>
         </w:rPr>
       </w:pPr>
-      <w:bookmarkStart w:id="15" w:name="_Toc244090503"/>
+      <w:bookmarkStart w:id="15" w:name="_Toc244092072"/>
       <w:r>
         <w:rPr>
           <w:rFonts w:eastAsia="Times New Roman"/>
@@ -12144,6 +11850,7 @@
                 <w:sz w:val="19"/>
                 <w:szCs w:val="19"/>
               </w:rPr>
+              <w:lastRenderedPageBreak/>
               <w:t>1. Avances del período</w:t>
             </w:r>
           </w:p>
@@ -12481,7 +12188,7 @@
           <w:lang w:val="es-ES"/>
         </w:rPr>
       </w:pPr>
-      <w:bookmarkStart w:id="16" w:name="_Toc244090504"/>
+      <w:bookmarkStart w:id="16" w:name="_Toc244092073"/>
       <w:r>
         <w:rPr>
           <w:rFonts w:eastAsia="Times New Roman"/>
@@ -12917,7 +12624,6 @@
                 <w:sz w:val="19"/>
                 <w:szCs w:val="19"/>
               </w:rPr>
-              <w:lastRenderedPageBreak/>
               <w:t>2. Tareas retrasadas o pendientes</w:t>
             </w:r>
           </w:p>
@@ -13182,7 +12888,7 @@
           <w:lang w:val="es-ES"/>
         </w:rPr>
       </w:pPr>
-      <w:bookmarkStart w:id="17" w:name="_Toc244090505"/>
+      <w:bookmarkStart w:id="17" w:name="_Toc244092074"/>
       <w:r>
         <w:rPr>
           <w:rFonts w:eastAsia="Times New Roman"/>
@@ -13837,6 +13543,7 @@
                 <w:sz w:val="19"/>
                 <w:szCs w:val="19"/>
               </w:rPr>
+              <w:lastRenderedPageBreak/>
               <w:t>Conformidad del equipo</w:t>
             </w:r>
           </w:p>
@@ -14538,7 +14245,7 @@
     <w:semiHidden/>
     <w:unhideWhenUsed/>
     <w:qFormat/>
-    <w:rsid w:val="00864DE0"/>
+    <w:rsid w:val="00587F7F"/>
     <w:pPr>
       <w:keepNext/>
       <w:keepLines/>
@@ -14663,7 +14370,7 @@
     <w:link w:val="Ttulo3"/>
     <w:uiPriority w:val="9"/>
     <w:semiHidden/>
-    <w:rsid w:val="00864DE0"/>
+    <w:rsid w:val="00587F7F"/>
     <w:rPr>
       <w:rFonts w:ascii="Arial" w:eastAsiaTheme="majorEastAsia" w:hAnsi="Arial" w:cs="Arial"/>
       <w:b/>
@@ -14679,7 +14386,7 @@
     <w:autoRedefine/>
     <w:uiPriority w:val="39"/>
     <w:unhideWhenUsed/>
-    <w:rsid w:val="00864DE0"/>
+    <w:rsid w:val="00587F7F"/>
     <w:pPr>
       <w:spacing w:after="100"/>
     </w:pPr>
@@ -14691,7 +14398,7 @@
     <w:autoRedefine/>
     <w:uiPriority w:val="39"/>
     <w:unhideWhenUsed/>
-    <w:rsid w:val="00864DE0"/>
+    <w:rsid w:val="00587F7F"/>
     <w:pPr>
       <w:spacing w:after="100"/>
       <w:ind w:left="220"/>
@@ -14703,7 +14410,7 @@
     <w:link w:val="EncabezadoCar"/>
     <w:uiPriority w:val="99"/>
     <w:unhideWhenUsed/>
-    <w:rsid w:val="00864DE0"/>
+    <w:rsid w:val="00587F7F"/>
     <w:pPr>
       <w:tabs>
         <w:tab w:val="center" w:pos="4419"/>
@@ -14717,7 +14424,7 @@
     <w:basedOn w:val="Fuentedeprrafopredeter"/>
     <w:link w:val="Encabezado"/>
     <w:uiPriority w:val="99"/>
-    <w:rsid w:val="00864DE0"/>
+    <w:rsid w:val="00587F7F"/>
     <w:rPr>
       <w:rFonts w:ascii="Arial" w:eastAsiaTheme="minorEastAsia" w:hAnsi="Arial" w:cs="Arial"/>
       <w:sz w:val="22"/>
@@ -14730,7 +14437,7 @@
     <w:link w:val="PiedepginaCar"/>
     <w:uiPriority w:val="99"/>
     <w:unhideWhenUsed/>
-    <w:rsid w:val="00864DE0"/>
+    <w:rsid w:val="00587F7F"/>
     <w:pPr>
       <w:tabs>
         <w:tab w:val="center" w:pos="4419"/>
@@ -14744,7 +14451,7 @@
     <w:basedOn w:val="Fuentedeprrafopredeter"/>
     <w:link w:val="Piedepgina"/>
     <w:uiPriority w:val="99"/>
-    <w:rsid w:val="00864DE0"/>
+    <w:rsid w:val="00587F7F"/>
     <w:rPr>
       <w:rFonts w:ascii="Arial" w:eastAsiaTheme="minorEastAsia" w:hAnsi="Arial" w:cs="Arial"/>
       <w:sz w:val="22"/>
@@ -14757,7 +14464,7 @@
     <w:uiPriority w:val="99"/>
     <w:semiHidden/>
     <w:unhideWhenUsed/>
-    <w:rsid w:val="00864DE0"/>
+    <w:rsid w:val="00587F7F"/>
   </w:style>
 </w:styles>
 </file>
